--- a/fopa/lab1/report.docx
+++ b/fopa/lab1/report.docx
@@ -131,7 +131,6 @@
         <w:rPr>
           <w:b/>
           <w:bCs/>
-          <w:lang w:val="en-US"/>
         </w:rPr>
         <w:t>62</w:t>
       </w:r>
@@ -313,7 +312,7 @@
           <w:r>
             <w:fldChar w:fldCharType="separate"/>
           </w:r>
-          <w:hyperlink w:anchor="_Toc210422244" w:history="1">
+          <w:hyperlink w:anchor="_Toc210432320" w:history="1">
             <w:r>
               <w:rPr>
                 <w:rStyle w:val="Hyperlink"/>
@@ -342,7 +341,7 @@
                 <w:noProof/>
                 <w:webHidden/>
               </w:rPr>
-              <w:instrText xml:space="preserve"> PAGEREF _Toc210422244 \h </w:instrText>
+              <w:instrText xml:space="preserve"> PAGEREF _Toc210432320 \h </w:instrText>
             </w:r>
             <w:r>
               <w:rPr>
@@ -386,7 +385,7 @@
               <w:lang w:val="en-RU" w:eastAsia="en-GB"/>
             </w:rPr>
           </w:pPr>
-          <w:hyperlink w:anchor="_Toc210422245" w:history="1">
+          <w:hyperlink w:anchor="_Toc210432321" w:history="1">
             <w:r>
               <w:rPr>
                 <w:rStyle w:val="Hyperlink"/>
@@ -415,7 +414,7 @@
                 <w:noProof/>
                 <w:webHidden/>
               </w:rPr>
-              <w:instrText xml:space="preserve"> PAGEREF _Toc210422245 \h </w:instrText>
+              <w:instrText xml:space="preserve"> PAGEREF _Toc210432321 \h </w:instrText>
             </w:r>
             <w:r>
               <w:rPr>
@@ -459,7 +458,7 @@
               <w:lang w:val="en-RU" w:eastAsia="en-GB"/>
             </w:rPr>
           </w:pPr>
-          <w:hyperlink w:anchor="_Toc210422246" w:history="1">
+          <w:hyperlink w:anchor="_Toc210432322" w:history="1">
             <w:r>
               <w:rPr>
                 <w:rStyle w:val="Hyperlink"/>
@@ -486,7 +485,7 @@
                 <w:noProof/>
                 <w:webHidden/>
               </w:rPr>
-              <w:instrText xml:space="preserve"> PAGEREF _Toc210422246 \h </w:instrText>
+              <w:instrText xml:space="preserve"> PAGEREF _Toc210432322 \h </w:instrText>
             </w:r>
             <w:r>
               <w:rPr>
@@ -530,7 +529,7 @@
               <w:lang w:val="en-RU" w:eastAsia="en-GB"/>
             </w:rPr>
           </w:pPr>
-          <w:hyperlink w:anchor="_Toc210422247" w:history="1">
+          <w:hyperlink w:anchor="_Toc210432323" w:history="1">
             <w:r>
               <w:rPr>
                 <w:rStyle w:val="Hyperlink"/>
@@ -565,7 +564,7 @@
                 <w:noProof/>
                 <w:webHidden/>
               </w:rPr>
-              <w:instrText xml:space="preserve"> PAGEREF _Toc210422247 \h </w:instrText>
+              <w:instrText xml:space="preserve"> PAGEREF _Toc210432323 \h </w:instrText>
             </w:r>
             <w:r>
               <w:rPr>
@@ -609,7 +608,7 @@
               <w:lang w:val="en-RU" w:eastAsia="en-GB"/>
             </w:rPr>
           </w:pPr>
-          <w:hyperlink w:anchor="_Toc210422248" w:history="1">
+          <w:hyperlink w:anchor="_Toc210432324" w:history="1">
             <w:r>
               <w:rPr>
                 <w:rStyle w:val="Hyperlink"/>
@@ -644,7 +643,7 @@
                 <w:noProof/>
                 <w:webHidden/>
               </w:rPr>
-              <w:instrText xml:space="preserve"> PAGEREF _Toc210422248 \h </w:instrText>
+              <w:instrText xml:space="preserve"> PAGEREF _Toc210432324 \h </w:instrText>
             </w:r>
             <w:r>
               <w:rPr>
@@ -688,13 +687,21 @@
               <w:lang w:val="en-RU" w:eastAsia="en-GB"/>
             </w:rPr>
           </w:pPr>
-          <w:hyperlink w:anchor="_Toc210422249" w:history="1">
+          <w:hyperlink w:anchor="_Toc210432325" w:history="1">
             <w:r>
               <w:rPr>
                 <w:rStyle w:val="Hyperlink"/>
                 <w:noProof/>
               </w:rPr>
-              <w:t>Пункт 4</w:t>
+              <w:t>Пункт</w:t>
+            </w:r>
+            <w:r>
+              <w:rPr>
+                <w:rStyle w:val="Hyperlink"/>
+                <w:noProof/>
+                <w:lang w:val="en-US"/>
+              </w:rPr>
+              <w:t xml:space="preserve"> 4</w:t>
             </w:r>
             <w:r>
               <w:rPr>
@@ -715,7 +722,7 @@
                 <w:noProof/>
                 <w:webHidden/>
               </w:rPr>
-              <w:instrText xml:space="preserve"> PAGEREF _Toc210422249 \h </w:instrText>
+              <w:instrText xml:space="preserve"> PAGEREF _Toc210432325 \h </w:instrText>
             </w:r>
             <w:r>
               <w:rPr>
@@ -759,7 +766,7 @@
               <w:lang w:val="en-RU" w:eastAsia="en-GB"/>
             </w:rPr>
           </w:pPr>
-          <w:hyperlink w:anchor="_Toc210422250" w:history="1">
+          <w:hyperlink w:anchor="_Toc210432326" w:history="1">
             <w:r>
               <w:rPr>
                 <w:rStyle w:val="Hyperlink"/>
@@ -794,7 +801,7 @@
                 <w:noProof/>
                 <w:webHidden/>
               </w:rPr>
-              <w:instrText xml:space="preserve"> PAGEREF _Toc210422250 \h </w:instrText>
+              <w:instrText xml:space="preserve"> PAGEREF _Toc210432326 \h </w:instrText>
             </w:r>
             <w:r>
               <w:rPr>
@@ -838,13 +845,28 @@
               <w:lang w:val="en-RU" w:eastAsia="en-GB"/>
             </w:rPr>
           </w:pPr>
-          <w:hyperlink w:anchor="_Toc210422251" w:history="1">
+          <w:hyperlink w:anchor="_Toc210432327" w:history="1">
             <w:r>
               <w:rPr>
                 <w:rStyle w:val="Hyperlink"/>
                 <w:noProof/>
               </w:rPr>
-              <w:t>Итоговый скрипт</w:t>
+              <w:t>Итоговый</w:t>
+            </w:r>
+            <w:r>
+              <w:rPr>
+                <w:rStyle w:val="Hyperlink"/>
+                <w:noProof/>
+                <w:lang w:val="en-GB"/>
+              </w:rPr>
+              <w:t xml:space="preserve"> </w:t>
+            </w:r>
+            <w:r>
+              <w:rPr>
+                <w:rStyle w:val="Hyperlink"/>
+                <w:noProof/>
+              </w:rPr>
+              <w:t>скрипт</w:t>
             </w:r>
             <w:r>
               <w:rPr>
@@ -865,7 +887,7 @@
                 <w:noProof/>
                 <w:webHidden/>
               </w:rPr>
-              <w:instrText xml:space="preserve"> PAGEREF _Toc210422251 \h </w:instrText>
+              <w:instrText xml:space="preserve"> PAGEREF _Toc210432327 \h </w:instrText>
             </w:r>
             <w:r>
               <w:rPr>
@@ -909,7 +931,7 @@
               <w:lang w:val="en-RU" w:eastAsia="en-GB"/>
             </w:rPr>
           </w:pPr>
-          <w:hyperlink w:anchor="_Toc210422252" w:history="1">
+          <w:hyperlink w:anchor="_Toc210432328" w:history="1">
             <w:r>
               <w:rPr>
                 <w:rStyle w:val="Hyperlink"/>
@@ -938,7 +960,7 @@
                 <w:noProof/>
                 <w:webHidden/>
               </w:rPr>
-              <w:instrText xml:space="preserve"> PAGEREF _Toc210422252 \h </w:instrText>
+              <w:instrText xml:space="preserve"> PAGEREF _Toc210432328 \h </w:instrText>
             </w:r>
             <w:r>
               <w:rPr>
@@ -982,7 +1004,7 @@
               <w:lang w:val="en-RU" w:eastAsia="en-GB"/>
             </w:rPr>
           </w:pPr>
-          <w:hyperlink w:anchor="_Toc210422253" w:history="1">
+          <w:hyperlink w:anchor="_Toc210432329" w:history="1">
             <w:r>
               <w:rPr>
                 <w:rStyle w:val="Hyperlink"/>
@@ -1011,7 +1033,7 @@
                 <w:noProof/>
                 <w:webHidden/>
               </w:rPr>
-              <w:instrText xml:space="preserve"> PAGEREF _Toc210422253 \h </w:instrText>
+              <w:instrText xml:space="preserve"> PAGEREF _Toc210432329 \h </w:instrText>
             </w:r>
             <w:r>
               <w:rPr>
@@ -1083,7 +1105,7 @@
           <w:bCs/>
         </w:rPr>
       </w:pPr>
-      <w:bookmarkStart w:id="0" w:name="_Toc210422244"/>
+      <w:bookmarkStart w:id="0" w:name="_Toc210432320"/>
       <w:r>
         <w:rPr>
           <w:b/>
@@ -1363,10 +1385,7 @@
     </w:p>
     <w:p>
       <w:r>
-        <w:t xml:space="preserve">1. </w:t>
-      </w:r>
-      <w:r>
-        <w:t xml:space="preserve">Иерархию файлов и каталогов, полученную при помощи команд </w:t>
+        <w:t xml:space="preserve">1. Иерархию файлов и каталогов, полученную при помощи команд </w:t>
       </w:r>
       <w:r>
         <w:rPr>
@@ -1377,12 +1396,14 @@
       <w:r>
         <w:t xml:space="preserve"> -</w:t>
       </w:r>
+      <w:proofErr w:type="spellStart"/>
       <w:r>
         <w:rPr>
           <w:lang w:val="en-US"/>
         </w:rPr>
         <w:t>lR</w:t>
       </w:r>
+      <w:proofErr w:type="spellEnd"/>
       <w:r>
         <w:t xml:space="preserve"> из директории 1</w:t>
       </w:r>
@@ -1398,18 +1419,12 @@
     </w:p>
     <w:p>
       <w:r>
-        <w:t xml:space="preserve">2. </w:t>
-      </w:r>
-      <w:r>
-        <w:t>Задания, команды и результаты их выполнения (если есть), включая сообщения о возникающих ошибках и, для п.3 и п.5, команды, исправляющую ошибки.</w:t>
-      </w:r>
-    </w:p>
-    <w:p>
-      <w:r>
-        <w:t xml:space="preserve">3. </w:t>
-      </w:r>
-      <w:r>
-        <w:t>Файл с последовательностью команд по всей лабораторной работе</w:t>
+        <w:t>2. Задания, команды и результаты их выполнения (если есть), включая сообщения о возникающих ошибках и, для п.3 и п.5, команды, исправляющую ошибки.</w:t>
+      </w:r>
+    </w:p>
+    <w:p>
+      <w:r>
+        <w:t>3. Файл с последовательностью команд по всей лабораторной работе</w:t>
       </w:r>
     </w:p>
     <w:p>
@@ -1455,9 +1470,6 @@
     <w:p>
       <w:pPr>
         <w:jc w:val="both"/>
-        <w:rPr>
-          <w:lang w:val="en-US"/>
-        </w:rPr>
       </w:pPr>
     </w:p>
     <w:p>
@@ -1474,7 +1486,7 @@
           <w:bCs/>
         </w:rPr>
       </w:pPr>
-      <w:bookmarkStart w:id="1" w:name="_Toc210422245"/>
+      <w:bookmarkStart w:id="1" w:name="_Toc210432321"/>
       <w:r>
         <w:rPr>
           <w:b/>
@@ -1497,7 +1509,7 @@
         <w:pStyle w:val="Heading2"/>
         <w:jc w:val="center"/>
       </w:pPr>
-      <w:bookmarkStart w:id="2" w:name="_Toc210422246"/>
+      <w:bookmarkStart w:id="2" w:name="_Toc210432322"/>
       <w:r>
         <w:t>Пункт 1</w:t>
       </w:r>
@@ -1507,468 +1519,1031 @@
       <w:pPr>
         <w:jc w:val="both"/>
         <w:rPr>
+          <w:color w:val="000000" w:themeColor="text1"/>
+        </w:rPr>
+      </w:pPr>
+      <w:r>
+        <w:rPr>
+          <w:color w:val="000000" w:themeColor="text1"/>
+        </w:rPr>
+        <w:t>Вначале создаем директории:</w:t>
+      </w:r>
+    </w:p>
+    <w:p>
+      <w:pPr>
+        <w:jc w:val="both"/>
+        <w:rPr>
+          <w:color w:val="000000" w:themeColor="text1"/>
+          <w:lang w:val="en-GB"/>
+        </w:rPr>
+      </w:pPr>
+      <w:proofErr w:type="spellStart"/>
+      <w:r>
+        <w:rPr>
+          <w:color w:val="000000" w:themeColor="text1"/>
+          <w:lang w:val="en-GB"/>
+        </w:rPr>
+        <w:t>mkdir</w:t>
+      </w:r>
+      <w:proofErr w:type="spellEnd"/>
+      <w:r>
+        <w:rPr>
+          <w:color w:val="000000" w:themeColor="text1"/>
+          <w:lang w:val="en-GB"/>
+        </w:rPr>
+        <w:t xml:space="preserve"> -p lab0/elgyem3/</w:t>
+      </w:r>
+      <w:proofErr w:type="spellStart"/>
+      <w:r>
+        <w:rPr>
+          <w:color w:val="000000" w:themeColor="text1"/>
+          <w:lang w:val="en-GB"/>
+        </w:rPr>
+        <w:t>kadabra</w:t>
+      </w:r>
+      <w:proofErr w:type="spellEnd"/>
+    </w:p>
+    <w:p>
+      <w:pPr>
+        <w:jc w:val="both"/>
+        <w:rPr>
+          <w:color w:val="000000" w:themeColor="text1"/>
+          <w:lang w:val="en-GB"/>
+        </w:rPr>
+      </w:pPr>
+      <w:proofErr w:type="spellStart"/>
+      <w:r>
+        <w:rPr>
+          <w:color w:val="000000" w:themeColor="text1"/>
+          <w:lang w:val="en-GB"/>
+        </w:rPr>
+        <w:t>mkdir</w:t>
+      </w:r>
+      <w:proofErr w:type="spellEnd"/>
+      <w:r>
+        <w:rPr>
+          <w:color w:val="000000" w:themeColor="text1"/>
+          <w:lang w:val="en-GB"/>
+        </w:rPr>
+        <w:t xml:space="preserve"> -p lab0/krabby9/</w:t>
+      </w:r>
+      <w:proofErr w:type="spellStart"/>
+      <w:r>
+        <w:rPr>
+          <w:color w:val="000000" w:themeColor="text1"/>
+          <w:lang w:val="en-GB"/>
+        </w:rPr>
+        <w:t>chandelure</w:t>
+      </w:r>
+      <w:proofErr w:type="spellEnd"/>
+    </w:p>
+    <w:p>
+      <w:pPr>
+        <w:jc w:val="both"/>
+        <w:rPr>
+          <w:color w:val="000000" w:themeColor="text1"/>
+          <w:lang w:val="en-GB"/>
+        </w:rPr>
+      </w:pPr>
+      <w:proofErr w:type="spellStart"/>
+      <w:r>
+        <w:rPr>
+          <w:color w:val="000000" w:themeColor="text1"/>
+          <w:lang w:val="en-GB"/>
+        </w:rPr>
+        <w:t>mkdir</w:t>
+      </w:r>
+      <w:proofErr w:type="spellEnd"/>
+      <w:r>
+        <w:rPr>
+          <w:color w:val="000000" w:themeColor="text1"/>
+          <w:lang w:val="en-GB"/>
+        </w:rPr>
+        <w:t xml:space="preserve"> lab0/krabby9/</w:t>
+      </w:r>
+      <w:proofErr w:type="spellStart"/>
+      <w:r>
+        <w:rPr>
+          <w:color w:val="000000" w:themeColor="text1"/>
+          <w:lang w:val="en-GB"/>
+        </w:rPr>
+        <w:t>nidoranM</w:t>
+      </w:r>
+      <w:proofErr w:type="spellEnd"/>
+    </w:p>
+    <w:p>
+      <w:pPr>
+        <w:jc w:val="both"/>
+        <w:rPr>
+          <w:color w:val="000000" w:themeColor="text1"/>
+          <w:lang w:val="en-GB"/>
+        </w:rPr>
+      </w:pPr>
+      <w:proofErr w:type="spellStart"/>
+      <w:r>
+        <w:rPr>
+          <w:color w:val="000000" w:themeColor="text1"/>
+          <w:lang w:val="en-GB"/>
+        </w:rPr>
+        <w:t>mkdir</w:t>
+      </w:r>
+      <w:proofErr w:type="spellEnd"/>
+      <w:r>
+        <w:rPr>
+          <w:color w:val="000000" w:themeColor="text1"/>
+          <w:lang w:val="en-GB"/>
+        </w:rPr>
+        <w:t xml:space="preserve"> lab0/krabby9/</w:t>
+      </w:r>
+      <w:proofErr w:type="spellStart"/>
+      <w:r>
+        <w:rPr>
+          <w:color w:val="000000" w:themeColor="text1"/>
+          <w:lang w:val="en-GB"/>
+        </w:rPr>
+        <w:t>roselia</w:t>
+      </w:r>
+      <w:proofErr w:type="spellEnd"/>
+    </w:p>
+    <w:p>
+      <w:pPr>
+        <w:jc w:val="both"/>
+        <w:rPr>
+          <w:color w:val="000000" w:themeColor="text1"/>
+          <w:lang w:val="en-GB"/>
+        </w:rPr>
+      </w:pPr>
+      <w:proofErr w:type="spellStart"/>
+      <w:r>
+        <w:rPr>
+          <w:color w:val="000000" w:themeColor="text1"/>
+          <w:lang w:val="en-GB"/>
+        </w:rPr>
+        <w:t>mkdir</w:t>
+      </w:r>
+      <w:proofErr w:type="spellEnd"/>
+      <w:r>
+        <w:rPr>
+          <w:color w:val="000000" w:themeColor="text1"/>
+          <w:lang w:val="en-GB"/>
+        </w:rPr>
+        <w:t xml:space="preserve"> -p lab0/vigoroth3/alakazam</w:t>
+      </w:r>
+    </w:p>
+    <w:p>
+      <w:pPr>
+        <w:jc w:val="both"/>
+        <w:rPr>
+          <w:color w:val="000000" w:themeColor="text1"/>
+          <w:lang w:val="en-GB"/>
+        </w:rPr>
+      </w:pPr>
+      <w:proofErr w:type="spellStart"/>
+      <w:r>
+        <w:rPr>
+          <w:color w:val="000000" w:themeColor="text1"/>
+          <w:lang w:val="en-GB"/>
+        </w:rPr>
+        <w:t>mkdir</w:t>
+      </w:r>
+      <w:proofErr w:type="spellEnd"/>
+      <w:r>
+        <w:rPr>
+          <w:color w:val="000000" w:themeColor="text1"/>
+          <w:lang w:val="en-GB"/>
+        </w:rPr>
+        <w:t xml:space="preserve"> lab0/vigoroth3/</w:t>
+      </w:r>
+      <w:proofErr w:type="spellStart"/>
+      <w:r>
+        <w:rPr>
+          <w:color w:val="000000" w:themeColor="text1"/>
+          <w:lang w:val="en-GB"/>
+        </w:rPr>
+        <w:t>grotle</w:t>
+      </w:r>
+      <w:proofErr w:type="spellEnd"/>
+    </w:p>
+    <w:p>
+      <w:pPr>
+        <w:jc w:val="both"/>
+        <w:rPr>
+          <w:color w:val="000000" w:themeColor="text1"/>
           <w:lang w:val="en-US"/>
         </w:rPr>
       </w:pPr>
-      <w:r>
-        <w:t>Вначале создаем директории</w:t>
-      </w:r>
-      <w:r>
+      <w:proofErr w:type="spellStart"/>
+      <w:r>
+        <w:rPr>
+          <w:color w:val="000000" w:themeColor="text1"/>
+          <w:lang w:val="en-GB"/>
+        </w:rPr>
+        <w:t>mkdir</w:t>
+      </w:r>
+      <w:proofErr w:type="spellEnd"/>
+      <w:r>
+        <w:rPr>
+          <w:color w:val="000000" w:themeColor="text1"/>
+          <w:lang w:val="en-GB"/>
+        </w:rPr>
+        <w:t xml:space="preserve"> lab0/vigoroth3/</w:t>
+      </w:r>
+      <w:proofErr w:type="spellStart"/>
+      <w:r>
+        <w:rPr>
+          <w:color w:val="000000" w:themeColor="text1"/>
+          <w:lang w:val="en-GB"/>
+        </w:rPr>
+        <w:t>leafeon</w:t>
+      </w:r>
+      <w:proofErr w:type="spellEnd"/>
+    </w:p>
+    <w:p>
+      <w:pPr>
+        <w:jc w:val="both"/>
         <w:rPr>
           <w:lang w:val="en-US"/>
         </w:rPr>
+      </w:pPr>
+    </w:p>
+    <w:p>
+      <w:pPr>
+        <w:jc w:val="both"/>
+        <w:rPr>
+          <w:lang w:val="en-US"/>
+        </w:rPr>
+      </w:pPr>
+      <w:r>
+        <w:t>Далее</w:t>
+      </w:r>
+      <w:r>
+        <w:rPr>
+          <w:lang w:val="en-US"/>
+        </w:rPr>
+        <w:t xml:space="preserve"> – </w:t>
+      </w:r>
+      <w:r>
+        <w:t>файлы</w:t>
+      </w:r>
+      <w:r>
+        <w:rPr>
+          <w:lang w:val="en-US"/>
+        </w:rPr>
         <w:t>:</w:t>
       </w:r>
     </w:p>
     <w:p>
       <w:pPr>
+        <w:rPr>
+          <w:color w:val="000000" w:themeColor="text1"/>
+          <w:lang w:val="en-GB"/>
+        </w:rPr>
+      </w:pPr>
+      <w:r>
+        <w:rPr>
+          <w:color w:val="000000" w:themeColor="text1"/>
+          <w:lang w:val="en-GB"/>
+        </w:rPr>
+        <w:t># --- Files in elgyem3 ---</w:t>
+      </w:r>
+    </w:p>
+    <w:p>
+      <w:pPr>
         <w:jc w:val="both"/>
         <w:rPr>
-          <w:lang w:val="en-GB"/>
-        </w:rPr>
-      </w:pPr>
-      <w:r>
-        <w:rPr>
-          <w:lang w:val="en-GB"/>
-        </w:rPr>
-        <w:t xml:space="preserve">mkdir </w:t>
-      </w:r>
-      <w:r>
-        <w:rPr>
-          <w:color w:val="C814C9"/>
-          <w:lang w:val="en-GB"/>
-        </w:rPr>
-        <w:t>-p</w:t>
-      </w:r>
-      <w:r>
-        <w:rPr>
-          <w:lang w:val="en-GB"/>
-        </w:rPr>
-        <w:t xml:space="preserve"> lab0/elgyem3/kadabra</w:t>
-      </w:r>
+          <w:color w:val="000000" w:themeColor="text1"/>
+          <w:lang w:val="en-GB"/>
+        </w:rPr>
+      </w:pPr>
+      <w:r>
+        <w:rPr>
+          <w:color w:val="000000" w:themeColor="text1"/>
+          <w:lang w:val="en-GB"/>
+        </w:rPr>
+        <w:t>touch lab0/elgyem3/</w:t>
+      </w:r>
+      <w:proofErr w:type="spellStart"/>
+      <w:r>
+        <w:rPr>
+          <w:color w:val="000000" w:themeColor="text1"/>
+          <w:lang w:val="en-GB"/>
+        </w:rPr>
+        <w:t>mismagius</w:t>
+      </w:r>
+      <w:proofErr w:type="spellEnd"/>
     </w:p>
     <w:p>
       <w:pPr>
         <w:jc w:val="both"/>
         <w:rPr>
-          <w:lang w:val="en-GB"/>
-        </w:rPr>
-      </w:pPr>
-      <w:r>
-        <w:rPr>
-          <w:lang w:val="en-GB"/>
-        </w:rPr>
-        <w:t xml:space="preserve">mkdir </w:t>
-      </w:r>
-      <w:r>
-        <w:rPr>
-          <w:color w:val="C814C9"/>
-          <w:lang w:val="en-GB"/>
-        </w:rPr>
-        <w:t>-p</w:t>
-      </w:r>
-      <w:r>
-        <w:rPr>
-          <w:lang w:val="en-GB"/>
-        </w:rPr>
-        <w:t xml:space="preserve"> lab0/krabby9/chandelure</w:t>
-      </w:r>
+          <w:color w:val="000000" w:themeColor="text1"/>
+          <w:lang w:val="en-GB"/>
+        </w:rPr>
+      </w:pPr>
+      <w:r>
+        <w:rPr>
+          <w:color w:val="000000" w:themeColor="text1"/>
+          <w:lang w:val="en-GB"/>
+        </w:rPr>
+        <w:t>touch lab0/elgyem3/</w:t>
+      </w:r>
+      <w:proofErr w:type="spellStart"/>
+      <w:r>
+        <w:rPr>
+          <w:color w:val="000000" w:themeColor="text1"/>
+          <w:lang w:val="en-GB"/>
+        </w:rPr>
+        <w:t>feraligatr</w:t>
+      </w:r>
+      <w:proofErr w:type="spellEnd"/>
     </w:p>
     <w:p>
       <w:pPr>
         <w:jc w:val="both"/>
         <w:rPr>
-          <w:lang w:val="en-GB"/>
-        </w:rPr>
-      </w:pPr>
-      <w:r>
-        <w:rPr>
-          <w:lang w:val="en-GB"/>
-        </w:rPr>
-        <w:t>mkdir lab0/krabby9/nidoranM</w:t>
-      </w:r>
+          <w:color w:val="000000" w:themeColor="text1"/>
+          <w:lang w:val="en-GB"/>
+        </w:rPr>
+      </w:pPr>
+      <w:r>
+        <w:rPr>
+          <w:color w:val="000000" w:themeColor="text1"/>
+          <w:lang w:val="en-GB"/>
+        </w:rPr>
+        <w:t>echo -e "</w:t>
+      </w:r>
+      <w:proofErr w:type="spellStart"/>
+      <w:r>
+        <w:rPr>
+          <w:color w:val="000000" w:themeColor="text1"/>
+          <w:lang w:val="en-GB"/>
+        </w:rPr>
+        <w:t>Способности</w:t>
+      </w:r>
+      <w:proofErr w:type="spellEnd"/>
+      <w:r>
+        <w:rPr>
+          <w:color w:val="000000" w:themeColor="text1"/>
+          <w:lang w:val="en-GB"/>
+        </w:rPr>
+        <w:t xml:space="preserve"> This is dummy text when </w:t>
+      </w:r>
+      <w:proofErr w:type="spellStart"/>
+      <w:r>
+        <w:rPr>
+          <w:color w:val="000000" w:themeColor="text1"/>
+          <w:lang w:val="en-GB"/>
+        </w:rPr>
+        <w:t>pokemon</w:t>
+      </w:r>
+      <w:proofErr w:type="spellEnd"/>
+      <w:r>
+        <w:rPr>
+          <w:color w:val="000000" w:themeColor="text1"/>
+          <w:lang w:val="en-GB"/>
+        </w:rPr>
+        <w:t xml:space="preserve"> does not\n contain something. It is better than NPE!" &gt; lab0/elgyem3/</w:t>
+      </w:r>
+      <w:proofErr w:type="spellStart"/>
+      <w:r>
+        <w:rPr>
+          <w:color w:val="000000" w:themeColor="text1"/>
+          <w:lang w:val="en-GB"/>
+        </w:rPr>
+        <w:t>mismagius</w:t>
+      </w:r>
+      <w:proofErr w:type="spellEnd"/>
     </w:p>
     <w:p>
       <w:pPr>
         <w:jc w:val="both"/>
         <w:rPr>
-          <w:lang w:val="en-GB"/>
-        </w:rPr>
-      </w:pPr>
-      <w:r>
-        <w:rPr>
-          <w:lang w:val="en-GB"/>
-        </w:rPr>
-        <w:t>mkdir lab0/krabby9/roselia</w:t>
-      </w:r>
+          <w:color w:val="000000" w:themeColor="text1"/>
+          <w:lang w:val="en-GB"/>
+        </w:rPr>
+      </w:pPr>
+      <w:r>
+        <w:rPr>
+          <w:color w:val="000000" w:themeColor="text1"/>
+          <w:lang w:val="en-GB"/>
+        </w:rPr>
+        <w:t>echo -e "</w:t>
+      </w:r>
+      <w:proofErr w:type="spellStart"/>
+      <w:r>
+        <w:rPr>
+          <w:color w:val="000000" w:themeColor="text1"/>
+          <w:lang w:val="en-GB"/>
+        </w:rPr>
+        <w:t>satk</w:t>
+      </w:r>
+      <w:proofErr w:type="spellEnd"/>
+      <w:r>
+        <w:rPr>
+          <w:color w:val="000000" w:themeColor="text1"/>
+          <w:lang w:val="en-GB"/>
+        </w:rPr>
+        <w:t xml:space="preserve">=8 </w:t>
+      </w:r>
+      <w:proofErr w:type="spellStart"/>
+      <w:r>
+        <w:rPr>
+          <w:color w:val="000000" w:themeColor="text1"/>
+          <w:lang w:val="en-GB"/>
+        </w:rPr>
+        <w:t>sdef</w:t>
+      </w:r>
+      <w:proofErr w:type="spellEnd"/>
+      <w:r>
+        <w:rPr>
+          <w:color w:val="000000" w:themeColor="text1"/>
+          <w:lang w:val="en-GB"/>
+        </w:rPr>
+        <w:t>=8\</w:t>
+      </w:r>
+      <w:proofErr w:type="spellStart"/>
+      <w:r>
+        <w:rPr>
+          <w:color w:val="000000" w:themeColor="text1"/>
+          <w:lang w:val="en-GB"/>
+        </w:rPr>
+        <w:t>nspd</w:t>
+      </w:r>
+      <w:proofErr w:type="spellEnd"/>
+      <w:r>
+        <w:rPr>
+          <w:color w:val="000000" w:themeColor="text1"/>
+          <w:lang w:val="en-GB"/>
+        </w:rPr>
+        <w:t>=8" &gt; lab0/elgyem3/</w:t>
+      </w:r>
+      <w:proofErr w:type="spellStart"/>
+      <w:r>
+        <w:rPr>
+          <w:color w:val="000000" w:themeColor="text1"/>
+          <w:lang w:val="en-GB"/>
+        </w:rPr>
+        <w:t>feraligatr</w:t>
+      </w:r>
+      <w:proofErr w:type="spellEnd"/>
     </w:p>
     <w:p>
       <w:pPr>
         <w:jc w:val="both"/>
         <w:rPr>
-          <w:lang w:val="en-GB"/>
-        </w:rPr>
-      </w:pPr>
-      <w:r>
-        <w:rPr>
-          <w:lang w:val="en-GB"/>
-        </w:rPr>
-        <w:t xml:space="preserve">mkdir </w:t>
-      </w:r>
-      <w:r>
-        <w:rPr>
-          <w:color w:val="C814C9"/>
-          <w:lang w:val="en-GB"/>
-        </w:rPr>
-        <w:t>-p</w:t>
-      </w:r>
-      <w:r>
-        <w:rPr>
-          <w:lang w:val="en-GB"/>
-        </w:rPr>
-        <w:t xml:space="preserve"> lab0/vigoroth3/alakazam</w:t>
-      </w:r>
+          <w:color w:val="000000" w:themeColor="text1"/>
+          <w:lang w:val="en-GB"/>
+        </w:rPr>
+      </w:pPr>
     </w:p>
     <w:p>
       <w:pPr>
         <w:jc w:val="both"/>
         <w:rPr>
-          <w:lang w:val="en-GB"/>
-        </w:rPr>
-      </w:pPr>
-      <w:r>
-        <w:rPr>
-          <w:lang w:val="en-GB"/>
-        </w:rPr>
-        <w:t>mkdir lab0/vigoroth3/grotle</w:t>
+          <w:color w:val="000000" w:themeColor="text1"/>
+          <w:lang w:val="en-GB"/>
+        </w:rPr>
+      </w:pPr>
+      <w:r>
+        <w:rPr>
+          <w:color w:val="000000" w:themeColor="text1"/>
+          <w:lang w:val="en-GB"/>
+        </w:rPr>
+        <w:t># --- Files in lab0 ---</w:t>
       </w:r>
     </w:p>
     <w:p>
       <w:pPr>
         <w:jc w:val="both"/>
-      </w:pPr>
-      <w:r>
-        <w:rPr>
-          <w:lang w:val="en-GB"/>
-        </w:rPr>
-        <w:t>mkdir lab0/vigoroth3/leafeon</w:t>
+        <w:rPr>
+          <w:color w:val="000000" w:themeColor="text1"/>
+          <w:lang w:val="en-GB"/>
+        </w:rPr>
+      </w:pPr>
+      <w:r>
+        <w:rPr>
+          <w:color w:val="000000" w:themeColor="text1"/>
+          <w:lang w:val="en-GB"/>
+        </w:rPr>
+        <w:t>echo -e "</w:t>
+      </w:r>
+      <w:proofErr w:type="spellStart"/>
+      <w:r>
+        <w:rPr>
+          <w:color w:val="000000" w:themeColor="text1"/>
+          <w:lang w:val="en-GB"/>
+        </w:rPr>
+        <w:t>Способности</w:t>
+      </w:r>
+      <w:proofErr w:type="spellEnd"/>
+      <w:r>
+        <w:rPr>
+          <w:color w:val="000000" w:themeColor="text1"/>
+          <w:lang w:val="en-GB"/>
+        </w:rPr>
+        <w:t xml:space="preserve">  </w:t>
+      </w:r>
+      <w:r>
+        <w:rPr>
+          <w:color w:val="000000" w:themeColor="text1"/>
+          <w:lang w:val="en-GB"/>
+        </w:rPr>
+        <w:t>Swarm Mach Speed Shield Dust\</w:t>
+      </w:r>
+      <w:proofErr w:type="spellStart"/>
+      <w:r>
+        <w:rPr>
+          <w:color w:val="000000" w:themeColor="text1"/>
+          <w:lang w:val="en-GB"/>
+        </w:rPr>
+        <w:t>nCompoundeyes</w:t>
+      </w:r>
+      <w:proofErr w:type="spellEnd"/>
+      <w:r>
+        <w:rPr>
+          <w:color w:val="000000" w:themeColor="text1"/>
+          <w:lang w:val="en-GB"/>
+        </w:rPr>
+        <w:t>" &gt; lab0/mothim8</w:t>
       </w:r>
     </w:p>
     <w:p>
       <w:pPr>
         <w:jc w:val="both"/>
-      </w:pPr>
+        <w:rPr>
+          <w:color w:val="000000" w:themeColor="text1"/>
+          <w:lang w:val="en-GB"/>
+        </w:rPr>
+      </w:pPr>
+      <w:r>
+        <w:rPr>
+          <w:color w:val="000000" w:themeColor="text1"/>
+          <w:lang w:val="en-GB"/>
+        </w:rPr>
+        <w:t>echo "</w:t>
+      </w:r>
+      <w:proofErr w:type="spellStart"/>
+      <w:r>
+        <w:rPr>
+          <w:color w:val="000000" w:themeColor="text1"/>
+          <w:lang w:val="en-GB"/>
+        </w:rPr>
+        <w:t>Тип</w:t>
+      </w:r>
+      <w:proofErr w:type="spellEnd"/>
+      <w:r>
+        <w:rPr>
+          <w:color w:val="000000" w:themeColor="text1"/>
+          <w:lang w:val="en-GB"/>
+        </w:rPr>
+        <w:t xml:space="preserve"> </w:t>
+      </w:r>
+      <w:proofErr w:type="spellStart"/>
+      <w:r>
+        <w:rPr>
+          <w:color w:val="000000" w:themeColor="text1"/>
+          <w:lang w:val="en-GB"/>
+        </w:rPr>
+        <w:t>диеты</w:t>
+      </w:r>
+      <w:proofErr w:type="spellEnd"/>
+      <w:r>
+        <w:rPr>
+          <w:color w:val="000000" w:themeColor="text1"/>
+          <w:lang w:val="en-GB"/>
+        </w:rPr>
+        <w:t xml:space="preserve"> Herbivore" &gt; lab0/piloswine8</w:t>
+      </w:r>
     </w:p>
     <w:p>
       <w:pPr>
         <w:jc w:val="both"/>
         <w:rPr>
+          <w:color w:val="000000" w:themeColor="text1"/>
+          <w:lang w:val="en-GB"/>
+        </w:rPr>
+      </w:pPr>
+      <w:r>
+        <w:rPr>
+          <w:color w:val="000000" w:themeColor="text1"/>
+          <w:lang w:val="en-GB"/>
+        </w:rPr>
+        <w:lastRenderedPageBreak/>
+        <w:t>echo -e "</w:t>
+      </w:r>
+      <w:proofErr w:type="spellStart"/>
+      <w:r>
+        <w:rPr>
+          <w:color w:val="000000" w:themeColor="text1"/>
+          <w:lang w:val="en-GB"/>
+        </w:rPr>
+        <w:t>Развитые</w:t>
+      </w:r>
+      <w:proofErr w:type="spellEnd"/>
+      <w:r>
+        <w:rPr>
+          <w:color w:val="000000" w:themeColor="text1"/>
+          <w:lang w:val="en-GB"/>
+        </w:rPr>
+        <w:t>\</w:t>
+      </w:r>
+      <w:proofErr w:type="spellStart"/>
+      <w:r>
+        <w:rPr>
+          <w:color w:val="000000" w:themeColor="text1"/>
+          <w:lang w:val="en-GB"/>
+        </w:rPr>
+        <w:t>nспособности</w:t>
+      </w:r>
+      <w:proofErr w:type="spellEnd"/>
+      <w:r>
+        <w:rPr>
+          <w:color w:val="000000" w:themeColor="text1"/>
+          <w:lang w:val="en-GB"/>
+        </w:rPr>
+        <w:t xml:space="preserve"> Contrary" &gt; lab0/snivy9</w:t>
+      </w:r>
+    </w:p>
+    <w:p>
+      <w:pPr>
+        <w:jc w:val="both"/>
+        <w:rPr>
+          <w:color w:val="000000" w:themeColor="text1"/>
+          <w:lang w:val="en-GB"/>
+        </w:rPr>
+      </w:pPr>
+    </w:p>
+    <w:p>
+      <w:pPr>
+        <w:jc w:val="both"/>
+        <w:rPr>
+          <w:color w:val="000000" w:themeColor="text1"/>
+          <w:lang w:val="en-GB"/>
+        </w:rPr>
+      </w:pPr>
+      <w:r>
+        <w:rPr>
+          <w:color w:val="000000" w:themeColor="text1"/>
+          <w:lang w:val="en-GB"/>
+        </w:rPr>
+        <w:t># --- Files in krabby9 ---</w:t>
+      </w:r>
+    </w:p>
+    <w:p>
+      <w:pPr>
+        <w:jc w:val="both"/>
+        <w:rPr>
+          <w:color w:val="000000" w:themeColor="text1"/>
+          <w:lang w:val="en-GB"/>
+        </w:rPr>
+      </w:pPr>
+      <w:r>
+        <w:rPr>
+          <w:color w:val="000000" w:themeColor="text1"/>
+          <w:lang w:val="en-GB"/>
+        </w:rPr>
+        <w:t>echo "</w:t>
+      </w:r>
+      <w:proofErr w:type="spellStart"/>
+      <w:r>
+        <w:rPr>
+          <w:color w:val="000000" w:themeColor="text1"/>
+          <w:lang w:val="en-GB"/>
+        </w:rPr>
+        <w:t>Тип</w:t>
+      </w:r>
+      <w:proofErr w:type="spellEnd"/>
+      <w:r>
+        <w:rPr>
+          <w:color w:val="000000" w:themeColor="text1"/>
+          <w:lang w:val="en-GB"/>
+        </w:rPr>
+        <w:t xml:space="preserve"> </w:t>
+      </w:r>
+      <w:proofErr w:type="spellStart"/>
+      <w:r>
+        <w:rPr>
+          <w:color w:val="000000" w:themeColor="text1"/>
+          <w:lang w:val="en-GB"/>
+        </w:rPr>
+        <w:t>диеты</w:t>
+      </w:r>
+      <w:proofErr w:type="spellEnd"/>
+      <w:r>
+        <w:rPr>
+          <w:color w:val="000000" w:themeColor="text1"/>
+          <w:lang w:val="en-GB"/>
+        </w:rPr>
+        <w:t xml:space="preserve"> </w:t>
+      </w:r>
+      <w:r>
+        <w:rPr>
+          <w:color w:val="000000" w:themeColor="text1"/>
+          <w:lang w:val="en-GB"/>
+        </w:rPr>
+        <w:t xml:space="preserve"> Herbivore" &gt; lab0/krabby9/</w:t>
+      </w:r>
+      <w:proofErr w:type="spellStart"/>
+      <w:r>
+        <w:rPr>
+          <w:color w:val="000000" w:themeColor="text1"/>
+          <w:lang w:val="en-GB"/>
+        </w:rPr>
+        <w:t>eevee</w:t>
+      </w:r>
+      <w:proofErr w:type="spellEnd"/>
+    </w:p>
+    <w:p>
+      <w:pPr>
+        <w:jc w:val="both"/>
+        <w:rPr>
+          <w:color w:val="000000" w:themeColor="text1"/>
+          <w:lang w:val="en-GB"/>
+        </w:rPr>
+      </w:pPr>
+      <w:r>
+        <w:rPr>
+          <w:color w:val="000000" w:themeColor="text1"/>
+          <w:lang w:val="en-GB"/>
+        </w:rPr>
+        <w:t>echo -e "</w:t>
+      </w:r>
+      <w:proofErr w:type="spellStart"/>
+      <w:r>
+        <w:rPr>
+          <w:color w:val="000000" w:themeColor="text1"/>
+          <w:lang w:val="en-GB"/>
+        </w:rPr>
+        <w:t>Ходы</w:t>
+      </w:r>
+      <w:proofErr w:type="spellEnd"/>
+      <w:r>
+        <w:rPr>
+          <w:color w:val="000000" w:themeColor="text1"/>
+          <w:lang w:val="en-GB"/>
+        </w:rPr>
+        <w:t xml:space="preserve"> After You Aqua Tail\</w:t>
+      </w:r>
+      <w:proofErr w:type="spellStart"/>
+      <w:r>
+        <w:rPr>
+          <w:color w:val="000000" w:themeColor="text1"/>
+          <w:lang w:val="en-GB"/>
+        </w:rPr>
+        <w:t>nAvalanche</w:t>
+      </w:r>
+      <w:proofErr w:type="spellEnd"/>
+      <w:r>
+        <w:rPr>
+          <w:color w:val="000000" w:themeColor="text1"/>
+          <w:lang w:val="en-GB"/>
+        </w:rPr>
+        <w:t xml:space="preserve"> Block Body Slam Brine Counter Dive Double-Edge Drain Punch\</w:t>
+      </w:r>
+      <w:proofErr w:type="spellStart"/>
+      <w:r>
+        <w:rPr>
+          <w:color w:val="000000" w:themeColor="text1"/>
+          <w:lang w:val="en-GB"/>
+        </w:rPr>
+        <w:t>nDynamicpunch</w:t>
+      </w:r>
+      <w:proofErr w:type="spellEnd"/>
+      <w:r>
+        <w:rPr>
+          <w:color w:val="000000" w:themeColor="text1"/>
+          <w:lang w:val="en-GB"/>
+        </w:rPr>
+        <w:t xml:space="preserve"> Focus Punch Foul Play Fury Cutter Hidden Power# Ice Punch\n Icy Wind Iron </w:t>
+      </w:r>
+      <w:proofErr w:type="spellStart"/>
+      <w:r>
+        <w:rPr>
+          <w:color w:val="000000" w:themeColor="text1"/>
+          <w:lang w:val="en-GB"/>
+        </w:rPr>
+        <w:t>Defense</w:t>
+      </w:r>
+      <w:proofErr w:type="spellEnd"/>
+      <w:r>
+        <w:rPr>
+          <w:color w:val="000000" w:themeColor="text1"/>
+          <w:lang w:val="en-GB"/>
+        </w:rPr>
+        <w:t xml:space="preserve"> Iron Tail Magic Coat Mega Kick Mega Punch\</w:t>
+      </w:r>
+      <w:proofErr w:type="spellStart"/>
+      <w:r>
+        <w:rPr>
+          <w:color w:val="000000" w:themeColor="text1"/>
+          <w:lang w:val="en-GB"/>
+        </w:rPr>
+        <w:t>nMud</w:t>
+      </w:r>
+      <w:proofErr w:type="spellEnd"/>
+      <w:r>
+        <w:rPr>
+          <w:color w:val="000000" w:themeColor="text1"/>
+          <w:lang w:val="en-GB"/>
+        </w:rPr>
+        <w:t>-Slap Power Gem# Recycle Role Play Seismic Toss Signal Beam Skill\</w:t>
+      </w:r>
+      <w:proofErr w:type="spellStart"/>
+      <w:r>
+        <w:rPr>
+          <w:color w:val="000000" w:themeColor="text1"/>
+          <w:lang w:val="en-GB"/>
+        </w:rPr>
+        <w:t>nSwap</w:t>
+      </w:r>
+      <w:proofErr w:type="spellEnd"/>
+      <w:r>
+        <w:rPr>
+          <w:color w:val="000000" w:themeColor="text1"/>
+          <w:lang w:val="en-GB"/>
+        </w:rPr>
+        <w:t xml:space="preserve"> Sleep Talk Snore Swift Trick Wonder Room Zen\</w:t>
+      </w:r>
+      <w:proofErr w:type="spellStart"/>
+      <w:r>
+        <w:rPr>
+          <w:color w:val="000000" w:themeColor="text1"/>
+          <w:lang w:val="en-GB"/>
+        </w:rPr>
+        <w:t>nHeadbutt</w:t>
+      </w:r>
+      <w:proofErr w:type="spellEnd"/>
+      <w:r>
+        <w:rPr>
+          <w:color w:val="000000" w:themeColor="text1"/>
+          <w:lang w:val="en-GB"/>
+        </w:rPr>
+        <w:t>" &gt; lab0/krabby9/</w:t>
+      </w:r>
+      <w:proofErr w:type="spellStart"/>
+      <w:r>
+        <w:rPr>
+          <w:color w:val="000000" w:themeColor="text1"/>
+          <w:lang w:val="en-GB"/>
+        </w:rPr>
+        <w:t>slowking</w:t>
+      </w:r>
+      <w:proofErr w:type="spellEnd"/>
+    </w:p>
+    <w:p>
+      <w:pPr>
+        <w:jc w:val="both"/>
+        <w:rPr>
+          <w:color w:val="000000" w:themeColor="text1"/>
+          <w:lang w:val="en-GB"/>
+        </w:rPr>
+      </w:pPr>
+    </w:p>
+    <w:p>
+      <w:pPr>
+        <w:jc w:val="both"/>
+        <w:rPr>
+          <w:color w:val="000000" w:themeColor="text1"/>
+          <w:lang w:val="en-GB"/>
+        </w:rPr>
+      </w:pPr>
+      <w:r>
+        <w:rPr>
+          <w:color w:val="000000" w:themeColor="text1"/>
+          <w:lang w:val="en-GB"/>
+        </w:rPr>
+        <w:t># --- Files in vigoroth3 ---</w:t>
+      </w:r>
+    </w:p>
+    <w:p>
+      <w:pPr>
+        <w:jc w:val="both"/>
+        <w:rPr>
+          <w:color w:val="000000" w:themeColor="text1"/>
+          <w:lang w:val="en-GB"/>
+        </w:rPr>
+      </w:pPr>
+      <w:r>
+        <w:rPr>
+          <w:color w:val="000000" w:themeColor="text1"/>
+          <w:lang w:val="en-GB"/>
+        </w:rPr>
+        <w:t>echo "</w:t>
+      </w:r>
+      <w:proofErr w:type="spellStart"/>
+      <w:r>
+        <w:rPr>
+          <w:color w:val="000000" w:themeColor="text1"/>
+          <w:lang w:val="en-GB"/>
+        </w:rPr>
+        <w:t>satk</w:t>
+      </w:r>
+      <w:proofErr w:type="spellEnd"/>
+      <w:r>
+        <w:rPr>
+          <w:color w:val="000000" w:themeColor="text1"/>
+          <w:lang w:val="en-GB"/>
+        </w:rPr>
+        <w:t xml:space="preserve">=7 </w:t>
+      </w:r>
+      <w:proofErr w:type="spellStart"/>
+      <w:r>
+        <w:rPr>
+          <w:color w:val="000000" w:themeColor="text1"/>
+          <w:lang w:val="en-GB"/>
+        </w:rPr>
+        <w:t>sdef</w:t>
+      </w:r>
+      <w:proofErr w:type="spellEnd"/>
+      <w:r>
+        <w:rPr>
+          <w:color w:val="000000" w:themeColor="text1"/>
+          <w:lang w:val="en-GB"/>
+        </w:rPr>
+        <w:t xml:space="preserve">=3 </w:t>
+      </w:r>
+      <w:proofErr w:type="spellStart"/>
+      <w:r>
+        <w:rPr>
+          <w:color w:val="000000" w:themeColor="text1"/>
+          <w:lang w:val="en-GB"/>
+        </w:rPr>
+        <w:t>spd</w:t>
+      </w:r>
+      <w:proofErr w:type="spellEnd"/>
+      <w:r>
+        <w:rPr>
+          <w:color w:val="000000" w:themeColor="text1"/>
+          <w:lang w:val="en-GB"/>
+        </w:rPr>
+        <w:t>=6" &gt; lab0/vigoroth3/</w:t>
+      </w:r>
+      <w:proofErr w:type="spellStart"/>
+      <w:r>
+        <w:rPr>
+          <w:color w:val="000000" w:themeColor="text1"/>
+          <w:lang w:val="en-GB"/>
+        </w:rPr>
+        <w:t>horsea</w:t>
+      </w:r>
+      <w:proofErr w:type="spellEnd"/>
+    </w:p>
+    <w:p>
+      <w:pPr>
+        <w:jc w:val="both"/>
+        <w:rPr>
+          <w:color w:val="000000" w:themeColor="text1"/>
           <w:lang w:val="en-US"/>
         </w:rPr>
       </w:pPr>
       <w:r>
-        <w:t>Далее – файлы</w:t>
-      </w:r>
-      <w:r>
-        <w:rPr>
-          <w:lang w:val="en-US"/>
-        </w:rPr>
-        <w:t>:</w:t>
-      </w:r>
-    </w:p>
-    <w:p>
-      <w:pPr>
-        <w:rPr>
-          <w:color w:val="000000" w:themeColor="text1"/>
-          <w:lang w:val="en-GB"/>
-        </w:rPr>
-      </w:pPr>
-      <w:r>
-        <w:rPr>
-          <w:color w:val="000000" w:themeColor="text1"/>
-          <w:lang w:val="en-GB"/>
-        </w:rPr>
-        <w:t># --- Files in elgyem3 ---</w:t>
-      </w:r>
-    </w:p>
-    <w:p>
-      <w:pPr>
-        <w:jc w:val="both"/>
-        <w:rPr>
-          <w:color w:val="000000" w:themeColor="text1"/>
-          <w:lang w:val="en-GB"/>
-        </w:rPr>
-      </w:pPr>
-      <w:r>
-        <w:rPr>
-          <w:color w:val="000000" w:themeColor="text1"/>
-          <w:lang w:val="en-GB"/>
-        </w:rPr>
-        <w:t>touch lab0/elgyem3/mismagius</w:t>
-      </w:r>
-    </w:p>
-    <w:p>
-      <w:pPr>
-        <w:jc w:val="both"/>
-        <w:rPr>
-          <w:color w:val="000000" w:themeColor="text1"/>
-          <w:lang w:val="en-GB"/>
-        </w:rPr>
-      </w:pPr>
-      <w:r>
-        <w:rPr>
-          <w:color w:val="000000" w:themeColor="text1"/>
-          <w:lang w:val="en-GB"/>
-        </w:rPr>
-        <w:t>touch lab0/elgyem3/feraligatr</w:t>
-      </w:r>
-    </w:p>
-    <w:p>
-      <w:pPr>
-        <w:jc w:val="both"/>
-        <w:rPr>
-          <w:color w:val="000000" w:themeColor="text1"/>
-          <w:lang w:val="en-GB"/>
-        </w:rPr>
-      </w:pPr>
-      <w:r>
-        <w:rPr>
-          <w:color w:val="000000" w:themeColor="text1"/>
-          <w:lang w:val="en-GB"/>
-        </w:rPr>
-        <w:t>echo -e "Способности This is dummy text when pokemon does not\n contain something. It is better than NPE!" &gt; lab0/elgyem3/mismagius</w:t>
-      </w:r>
-    </w:p>
-    <w:p>
-      <w:pPr>
-        <w:jc w:val="both"/>
-        <w:rPr>
-          <w:color w:val="000000" w:themeColor="text1"/>
-          <w:lang w:val="en-GB"/>
-        </w:rPr>
-      </w:pPr>
-      <w:r>
-        <w:rPr>
-          <w:color w:val="000000" w:themeColor="text1"/>
-          <w:lang w:val="en-GB"/>
-        </w:rPr>
-        <w:t>echo -e "satk=8 sdef=8\nspd=8" &gt; lab0/elgyem3/feraligatr</w:t>
-      </w:r>
-    </w:p>
-    <w:p>
-      <w:pPr>
-        <w:jc w:val="both"/>
-        <w:rPr>
-          <w:color w:val="000000" w:themeColor="text1"/>
-          <w:lang w:val="en-GB"/>
-        </w:rPr>
-      </w:pPr>
-    </w:p>
-    <w:p>
-      <w:pPr>
-        <w:jc w:val="both"/>
-        <w:rPr>
-          <w:color w:val="000000" w:themeColor="text1"/>
-          <w:lang w:val="en-GB"/>
-        </w:rPr>
-      </w:pPr>
-      <w:r>
-        <w:rPr>
-          <w:color w:val="000000" w:themeColor="text1"/>
-          <w:lang w:val="en-GB"/>
-        </w:rPr>
-        <w:t># --- Files in lab0 ---</w:t>
-      </w:r>
-    </w:p>
-    <w:p>
-      <w:pPr>
-        <w:jc w:val="both"/>
-        <w:rPr>
-          <w:color w:val="000000" w:themeColor="text1"/>
-          <w:lang w:val="en-GB"/>
-        </w:rPr>
-      </w:pPr>
-      <w:r>
-        <w:rPr>
-          <w:color w:val="000000" w:themeColor="text1"/>
-          <w:lang w:val="en-GB"/>
-        </w:rPr>
-        <w:t>echo -e "Способности</w:t>
-      </w:r>
-      <w:r>
-        <w:rPr>
-          <w:color w:val="000000" w:themeColor="text1"/>
-          <w:lang w:val="en-GB"/>
-        </w:rPr>
-        <w:t xml:space="preserve">  </w:t>
-      </w:r>
-      <w:r>
-        <w:rPr>
-          <w:color w:val="000000" w:themeColor="text1"/>
-          <w:lang w:val="en-GB"/>
-        </w:rPr>
-        <w:t>Swarm Mach Speed Shield Dust\nCompoundeyes" &gt; lab0/mothim8</w:t>
-      </w:r>
-    </w:p>
-    <w:p>
-      <w:pPr>
-        <w:jc w:val="both"/>
-        <w:rPr>
-          <w:color w:val="000000" w:themeColor="text1"/>
-          <w:lang w:val="en-GB"/>
-        </w:rPr>
-      </w:pPr>
-      <w:r>
-        <w:rPr>
-          <w:color w:val="000000" w:themeColor="text1"/>
-          <w:lang w:val="en-GB"/>
-        </w:rPr>
-        <w:t>echo "Тип диеты Herbivore" &gt; lab0/piloswine8</w:t>
-      </w:r>
-    </w:p>
-    <w:p>
-      <w:pPr>
-        <w:jc w:val="both"/>
-        <w:rPr>
-          <w:color w:val="000000" w:themeColor="text1"/>
-          <w:lang w:val="en-GB"/>
-        </w:rPr>
-      </w:pPr>
-      <w:r>
-        <w:rPr>
-          <w:color w:val="000000" w:themeColor="text1"/>
-          <w:lang w:val="en-GB"/>
-        </w:rPr>
-        <w:lastRenderedPageBreak/>
-        <w:t>echo -e "Развитые\nспособности Contrary" &gt; lab0/snivy9</w:t>
-      </w:r>
-    </w:p>
-    <w:p>
-      <w:pPr>
-        <w:jc w:val="both"/>
-        <w:rPr>
-          <w:color w:val="000000" w:themeColor="text1"/>
-          <w:lang w:val="en-GB"/>
-        </w:rPr>
-      </w:pPr>
-    </w:p>
-    <w:p>
-      <w:pPr>
-        <w:jc w:val="both"/>
-        <w:rPr>
-          <w:color w:val="000000" w:themeColor="text1"/>
-          <w:lang w:val="en-GB"/>
-        </w:rPr>
-      </w:pPr>
-      <w:r>
-        <w:rPr>
-          <w:color w:val="000000" w:themeColor="text1"/>
-          <w:lang w:val="en-GB"/>
-        </w:rPr>
-        <w:t># --- Files in krabby9 ---</w:t>
-      </w:r>
-    </w:p>
-    <w:p>
-      <w:pPr>
-        <w:jc w:val="both"/>
-        <w:rPr>
-          <w:color w:val="000000" w:themeColor="text1"/>
-          <w:lang w:val="en-GB"/>
-        </w:rPr>
-      </w:pPr>
-      <w:r>
-        <w:rPr>
-          <w:color w:val="000000" w:themeColor="text1"/>
-          <w:lang w:val="en-GB"/>
-        </w:rPr>
-        <w:t>echo "Тип диеты</w:t>
-      </w:r>
-      <w:r>
-        <w:rPr>
-          <w:color w:val="000000" w:themeColor="text1"/>
-          <w:lang w:val="en-GB"/>
-        </w:rPr>
-        <w:t xml:space="preserve"> </w:t>
-      </w:r>
-      <w:r>
-        <w:rPr>
-          <w:color w:val="000000" w:themeColor="text1"/>
-          <w:lang w:val="en-GB"/>
-        </w:rPr>
-        <w:t xml:space="preserve"> Herbivore" &gt; lab0/krabby9/eevee</w:t>
-      </w:r>
-    </w:p>
-    <w:p>
-      <w:pPr>
-        <w:jc w:val="both"/>
-        <w:rPr>
-          <w:color w:val="000000" w:themeColor="text1"/>
-          <w:lang w:val="en-GB"/>
-        </w:rPr>
-      </w:pPr>
-      <w:r>
-        <w:rPr>
-          <w:color w:val="000000" w:themeColor="text1"/>
-          <w:lang w:val="en-GB"/>
-        </w:rPr>
-        <w:t>echo -e "Ходы After You Aqua Tail\nAvalanche Block Body Slam Brine Counter Dive Double-Edge Drain Punch\nDynamicpunch Focus Punch Foul Play Fury Cutter Hidden Power# Ice Punch\n Icy Wind Iron Defense Iron Tail Magic Coat Mega Kick Mega Punch\nMud-Slap Power Gem# Recycle Role Play Seismic Toss Signal Beam Skill\nSwap Sleep Talk Snore Swift Trick Wonder Room Zen\nHeadbutt" &gt; lab0/krabby9/slowking</w:t>
-      </w:r>
-    </w:p>
-    <w:p>
-      <w:pPr>
-        <w:jc w:val="both"/>
-        <w:rPr>
-          <w:color w:val="000000" w:themeColor="text1"/>
-          <w:lang w:val="en-GB"/>
-        </w:rPr>
-      </w:pPr>
-    </w:p>
-    <w:p>
-      <w:pPr>
-        <w:jc w:val="both"/>
-        <w:rPr>
-          <w:color w:val="000000" w:themeColor="text1"/>
-          <w:lang w:val="en-GB"/>
-        </w:rPr>
-      </w:pPr>
-      <w:r>
-        <w:rPr>
-          <w:color w:val="000000" w:themeColor="text1"/>
-          <w:lang w:val="en-GB"/>
-        </w:rPr>
-        <w:t># --- Files in vigoroth3 ---</w:t>
-      </w:r>
-    </w:p>
-    <w:p>
-      <w:pPr>
-        <w:jc w:val="both"/>
-        <w:rPr>
-          <w:color w:val="000000" w:themeColor="text1"/>
-          <w:lang w:val="en-GB"/>
-        </w:rPr>
-      </w:pPr>
-      <w:r>
-        <w:rPr>
-          <w:color w:val="000000" w:themeColor="text1"/>
-          <w:lang w:val="en-GB"/>
-        </w:rPr>
-        <w:t>echo "satk=7 sdef=3 spd=6" &gt; lab0/vigoroth3/horsea</w:t>
-      </w:r>
-    </w:p>
-    <w:p>
-      <w:pPr>
-        <w:jc w:val="both"/>
-        <w:rPr>
-          <w:color w:val="000000" w:themeColor="text1"/>
-        </w:rPr>
-      </w:pPr>
-      <w:r>
-        <w:rPr>
-          <w:color w:val="000000" w:themeColor="text1"/>
-          <w:lang w:val="en-GB"/>
-        </w:rPr>
-        <w:t>echo -e "weight=166.7\nheight=63.0 atk=7 def=7" &gt; lab0/vigoroth3/hypno</w:t>
-      </w:r>
+        <w:rPr>
+          <w:color w:val="000000" w:themeColor="text1"/>
+          <w:lang w:val="en-GB"/>
+        </w:rPr>
+        <w:t>echo -e "weight=166.7\</w:t>
+      </w:r>
+      <w:proofErr w:type="spellStart"/>
+      <w:r>
+        <w:rPr>
+          <w:color w:val="000000" w:themeColor="text1"/>
+          <w:lang w:val="en-GB"/>
+        </w:rPr>
+        <w:t>nheight</w:t>
+      </w:r>
+      <w:proofErr w:type="spellEnd"/>
+      <w:r>
+        <w:rPr>
+          <w:color w:val="000000" w:themeColor="text1"/>
+          <w:lang w:val="en-GB"/>
+        </w:rPr>
+        <w:t xml:space="preserve">=63.0 </w:t>
+      </w:r>
+      <w:proofErr w:type="spellStart"/>
+      <w:r>
+        <w:rPr>
+          <w:color w:val="000000" w:themeColor="text1"/>
+          <w:lang w:val="en-GB"/>
+        </w:rPr>
+        <w:t>atk</w:t>
+      </w:r>
+      <w:proofErr w:type="spellEnd"/>
+      <w:r>
+        <w:rPr>
+          <w:color w:val="000000" w:themeColor="text1"/>
+          <w:lang w:val="en-GB"/>
+        </w:rPr>
+        <w:t>=7 def=7" &gt; lab0/vigoroth3/</w:t>
+      </w:r>
+      <w:proofErr w:type="spellStart"/>
+      <w:r>
+        <w:rPr>
+          <w:color w:val="000000" w:themeColor="text1"/>
+          <w:lang w:val="en-GB"/>
+        </w:rPr>
+        <w:t>hypno</w:t>
+      </w:r>
+      <w:proofErr w:type="spellEnd"/>
     </w:p>
     <w:p>
       <w:pPr>
@@ -2068,7 +2643,7 @@
           <w:lang w:val="en-US"/>
         </w:rPr>
       </w:pPr>
-      <w:bookmarkStart w:id="3" w:name="_Toc210422247"/>
+      <w:bookmarkStart w:id="3" w:name="_Toc210432323"/>
       <w:r>
         <w:lastRenderedPageBreak/>
         <w:t>Пункт</w:t>
@@ -2088,298 +2663,849 @@
           <w:lang w:val="en-GB"/>
         </w:rPr>
       </w:pPr>
-      <w:r>
-        <w:rPr>
-          <w:color w:val="000000" w:themeColor="text1"/>
-          <w:lang w:val="en-GB"/>
-        </w:rPr>
-        <w:t>chmod a-rwx lab0/elgyem3</w:t>
-      </w:r>
-    </w:p>
-    <w:p>
-      <w:pPr>
-        <w:rPr>
-          <w:color w:val="000000" w:themeColor="text1"/>
-          <w:lang w:val="en-GB"/>
-        </w:rPr>
-      </w:pPr>
-      <w:r>
-        <w:rPr>
-          <w:color w:val="000000" w:themeColor="text1"/>
-          <w:lang w:val="en-GB"/>
-        </w:rPr>
-        <w:t>chmod u+rwx,g+wx,o+rw lab0/elgyem3</w:t>
-      </w:r>
-    </w:p>
-    <w:p>
-      <w:pPr>
-        <w:rPr>
-          <w:color w:val="000000" w:themeColor="text1"/>
-          <w:lang w:val="en-GB"/>
-        </w:rPr>
-      </w:pPr>
-      <w:r>
-        <w:rPr>
-          <w:color w:val="000000" w:themeColor="text1"/>
-          <w:lang w:val="en-GB"/>
-        </w:rPr>
-        <w:t>chmod u=,g=,o=r lab0/elgyem3/mismagius</w:t>
-      </w:r>
-    </w:p>
-    <w:p>
-      <w:pPr>
-        <w:rPr>
-          <w:color w:val="000000" w:themeColor="text1"/>
-          <w:lang w:val="en-GB"/>
-        </w:rPr>
-      </w:pPr>
-      <w:r>
-        <w:rPr>
-          <w:color w:val="000000" w:themeColor="text1"/>
-          <w:lang w:val="en-GB"/>
-        </w:rPr>
-        <w:t>chmod u=r,g=,o= lab0/elgyem3/feraligatr</w:t>
-      </w:r>
-    </w:p>
-    <w:p>
-      <w:pPr>
-        <w:rPr>
-          <w:color w:val="000000" w:themeColor="text1"/>
-          <w:lang w:val="en-GB"/>
-        </w:rPr>
-      </w:pPr>
-      <w:r>
-        <w:rPr>
-          <w:color w:val="000000" w:themeColor="text1"/>
-          <w:lang w:val="en-GB"/>
-        </w:rPr>
-        <w:t>chmod u+rwx,g=wx,o=wx lab0/elgyem3/kadabra</w:t>
-      </w:r>
-    </w:p>
-    <w:p>
-      <w:pPr>
-        <w:rPr>
-          <w:color w:val="000000" w:themeColor="text1"/>
-          <w:lang w:val="en-GB"/>
-        </w:rPr>
-      </w:pPr>
-      <w:r>
-        <w:rPr>
-          <w:color w:val="000000" w:themeColor="text1"/>
-          <w:lang w:val="en-GB"/>
-        </w:rPr>
-        <w:t>chmod 357 lab0/krabby9</w:t>
-      </w:r>
-    </w:p>
-    <w:p>
-      <w:pPr>
-        <w:rPr>
-          <w:color w:val="000000" w:themeColor="text1"/>
-          <w:lang w:val="en-GB"/>
-        </w:rPr>
-      </w:pPr>
-      <w:r>
-        <w:rPr>
-          <w:color w:val="000000" w:themeColor="text1"/>
-          <w:lang w:val="en-GB"/>
-        </w:rPr>
-        <w:t>chmod 315 lab0/krabby9/chandelure</w:t>
-      </w:r>
-    </w:p>
-    <w:p>
-      <w:pPr>
-        <w:rPr>
-          <w:color w:val="000000" w:themeColor="text1"/>
-          <w:lang w:val="en-GB"/>
-        </w:rPr>
-      </w:pPr>
-      <w:r>
-        <w:rPr>
-          <w:color w:val="000000" w:themeColor="text1"/>
-          <w:lang w:val="en-GB"/>
-        </w:rPr>
-        <w:t>chmod 440 lab0/krabby9/eevee</w:t>
-      </w:r>
-    </w:p>
-    <w:p>
-      <w:pPr>
-        <w:rPr>
-          <w:color w:val="000000" w:themeColor="text1"/>
-          <w:lang w:val="en-GB"/>
-        </w:rPr>
-      </w:pPr>
-      <w:r>
-        <w:rPr>
-          <w:color w:val="000000" w:themeColor="text1"/>
-          <w:lang w:val="en-GB"/>
-        </w:rPr>
-        <w:t>chmod 771 lab0/krabby9/nidoranM</w:t>
-      </w:r>
-    </w:p>
-    <w:p>
-      <w:pPr>
-        <w:rPr>
-          <w:color w:val="000000" w:themeColor="text1"/>
-          <w:lang w:val="en-GB"/>
-        </w:rPr>
-      </w:pPr>
-      <w:r>
-        <w:rPr>
-          <w:color w:val="000000" w:themeColor="text1"/>
-          <w:lang w:val="en-GB"/>
-        </w:rPr>
-        <w:t>chmod 440 lab0/krabby9/slowking</w:t>
-      </w:r>
-    </w:p>
-    <w:p>
-      <w:pPr>
-        <w:rPr>
-          <w:color w:val="000000" w:themeColor="text1"/>
-          <w:lang w:val="en-GB"/>
-        </w:rPr>
-      </w:pPr>
-      <w:r>
-        <w:rPr>
-          <w:color w:val="000000" w:themeColor="text1"/>
-          <w:lang w:val="en-GB"/>
-        </w:rPr>
-        <w:t>chmod u=rx,g=x,o=w lab0/krabby9/roselia</w:t>
-      </w:r>
-    </w:p>
-    <w:p>
-      <w:pPr>
-        <w:rPr>
-          <w:color w:val="000000" w:themeColor="text1"/>
-          <w:lang w:val="en-GB"/>
-        </w:rPr>
-      </w:pPr>
-      <w:r>
-        <w:rPr>
-          <w:color w:val="000000" w:themeColor="text1"/>
-          <w:lang w:val="en-GB"/>
-        </w:rPr>
-        <w:t>chmod u=rw,g=w,o= lab0/mothim8</w:t>
-      </w:r>
-    </w:p>
-    <w:p>
-      <w:pPr>
-        <w:rPr>
-          <w:color w:val="000000" w:themeColor="text1"/>
-          <w:lang w:val="en-GB"/>
-        </w:rPr>
-      </w:pPr>
-      <w:r>
-        <w:rPr>
-          <w:color w:val="000000" w:themeColor="text1"/>
-          <w:lang w:val="en-GB"/>
-        </w:rPr>
-        <w:t>chmod 046 lab0/piloswine8</w:t>
-      </w:r>
-    </w:p>
-    <w:p>
-      <w:pPr>
-        <w:rPr>
-          <w:color w:val="000000" w:themeColor="text1"/>
-          <w:lang w:val="en-GB"/>
-        </w:rPr>
-      </w:pPr>
-      <w:r>
-        <w:rPr>
-          <w:color w:val="000000" w:themeColor="text1"/>
-          <w:lang w:val="en-GB"/>
-        </w:rPr>
-        <w:t>chmod u=rw,g=w,o= lab0/snivy9</w:t>
-      </w:r>
-    </w:p>
-    <w:p>
-      <w:pPr>
-        <w:rPr>
-          <w:color w:val="000000" w:themeColor="text1"/>
-          <w:lang w:val="en-GB"/>
-        </w:rPr>
-      </w:pPr>
-      <w:r>
-        <w:rPr>
-          <w:color w:val="000000" w:themeColor="text1"/>
-          <w:lang w:val="en-GB"/>
-        </w:rPr>
-        <w:t xml:space="preserve">chmod a-rwx lab0/vigoroth3 </w:t>
-      </w:r>
-    </w:p>
-    <w:p>
-      <w:pPr>
-        <w:rPr>
-          <w:color w:val="000000" w:themeColor="text1"/>
-          <w:lang w:val="en-GB"/>
-        </w:rPr>
-      </w:pPr>
-      <w:r>
-        <w:rPr>
-          <w:color w:val="000000" w:themeColor="text1"/>
-          <w:lang w:val="en-GB"/>
-        </w:rPr>
-        <w:t>chmod u+wx,g+wx,o+rx lab0/vigoroth3</w:t>
-      </w:r>
-    </w:p>
-    <w:p>
-      <w:pPr>
-        <w:rPr>
-          <w:color w:val="000000" w:themeColor="text1"/>
-          <w:lang w:val="en-GB"/>
-        </w:rPr>
-      </w:pPr>
-      <w:r>
-        <w:rPr>
-          <w:color w:val="000000" w:themeColor="text1"/>
-          <w:lang w:val="en-GB"/>
-        </w:rPr>
-        <w:t>chmod 644 lab0/vigoroth3/horsea</w:t>
-      </w:r>
-    </w:p>
-    <w:p>
-      <w:pPr>
-        <w:rPr>
-          <w:color w:val="000000" w:themeColor="text1"/>
-          <w:lang w:val="en-GB"/>
-        </w:rPr>
-      </w:pPr>
-      <w:r>
-        <w:rPr>
-          <w:color w:val="000000" w:themeColor="text1"/>
-          <w:lang w:val="en-GB"/>
-        </w:rPr>
-        <w:t>chmod 330 lab0/vigoroth3/alakazam</w:t>
-      </w:r>
-    </w:p>
-    <w:p>
-      <w:pPr>
-        <w:rPr>
-          <w:color w:val="000000" w:themeColor="text1"/>
-          <w:lang w:val="en-GB"/>
-        </w:rPr>
-      </w:pPr>
-      <w:r>
-        <w:rPr>
-          <w:color w:val="000000" w:themeColor="text1"/>
-          <w:lang w:val="en-GB"/>
-        </w:rPr>
-        <w:t>chmod 755 lab0/vigoroth3/grotle</w:t>
-      </w:r>
-    </w:p>
-    <w:p>
-      <w:pPr>
-        <w:rPr>
-          <w:color w:val="000000" w:themeColor="text1"/>
-          <w:lang w:val="en-GB"/>
-        </w:rPr>
-      </w:pPr>
-      <w:r>
-        <w:rPr>
-          <w:color w:val="000000" w:themeColor="text1"/>
-          <w:lang w:val="en-GB"/>
-        </w:rPr>
-        <w:t>chmod u=wx,g=wx,o=rx lab0/vigoroth3/leafeon</w:t>
-      </w:r>
+      <w:proofErr w:type="spellStart"/>
+      <w:r>
+        <w:rPr>
+          <w:color w:val="000000" w:themeColor="text1"/>
+          <w:lang w:val="en-GB"/>
+        </w:rPr>
+        <w:t>chmod</w:t>
+      </w:r>
+      <w:proofErr w:type="spellEnd"/>
+      <w:r>
+        <w:rPr>
+          <w:color w:val="000000" w:themeColor="text1"/>
+          <w:lang w:val="en-GB"/>
+        </w:rPr>
+        <w:t xml:space="preserve"> a-</w:t>
+      </w:r>
+      <w:proofErr w:type="spellStart"/>
+      <w:r>
+        <w:rPr>
+          <w:color w:val="000000" w:themeColor="text1"/>
+          <w:lang w:val="en-GB"/>
+        </w:rPr>
+        <w:t>rwx</w:t>
+      </w:r>
+      <w:proofErr w:type="spellEnd"/>
+      <w:r>
+        <w:rPr>
+          <w:color w:val="000000" w:themeColor="text1"/>
+          <w:lang w:val="en-GB"/>
+        </w:rPr>
+        <w:t xml:space="preserve"> lab0/elgyem3</w:t>
+      </w:r>
+    </w:p>
+    <w:p>
+      <w:pPr>
+        <w:rPr>
+          <w:color w:val="000000" w:themeColor="text1"/>
+          <w:lang w:val="en-GB"/>
+        </w:rPr>
+      </w:pPr>
+      <w:proofErr w:type="spellStart"/>
+      <w:r>
+        <w:rPr>
+          <w:color w:val="000000" w:themeColor="text1"/>
+          <w:lang w:val="en-GB"/>
+        </w:rPr>
+        <w:t>chmod</w:t>
+      </w:r>
+      <w:proofErr w:type="spellEnd"/>
+      <w:r>
+        <w:rPr>
+          <w:color w:val="000000" w:themeColor="text1"/>
+          <w:lang w:val="en-GB"/>
+        </w:rPr>
+        <w:t xml:space="preserve"> </w:t>
+      </w:r>
+      <w:proofErr w:type="spellStart"/>
+      <w:r>
+        <w:rPr>
+          <w:color w:val="000000" w:themeColor="text1"/>
+          <w:lang w:val="en-GB"/>
+        </w:rPr>
+        <w:t>u+rwx,g+wx,o+rw</w:t>
+      </w:r>
+      <w:proofErr w:type="spellEnd"/>
+      <w:r>
+        <w:rPr>
+          <w:color w:val="000000" w:themeColor="text1"/>
+          <w:lang w:val="en-GB"/>
+        </w:rPr>
+        <w:t xml:space="preserve"> lab0/elgyem3</w:t>
+      </w:r>
+    </w:p>
+    <w:p>
+      <w:pPr>
+        <w:rPr>
+          <w:color w:val="000000" w:themeColor="text1"/>
+          <w:lang w:val="en-GB"/>
+        </w:rPr>
+      </w:pPr>
+      <w:proofErr w:type="spellStart"/>
+      <w:r>
+        <w:rPr>
+          <w:color w:val="000000" w:themeColor="text1"/>
+          <w:lang w:val="en-GB"/>
+        </w:rPr>
+        <w:t>chmod</w:t>
+      </w:r>
+      <w:proofErr w:type="spellEnd"/>
+      <w:r>
+        <w:rPr>
+          <w:color w:val="000000" w:themeColor="text1"/>
+          <w:lang w:val="en-GB"/>
+        </w:rPr>
+        <w:t xml:space="preserve"> u=,g=,o=r lab0/elgyem3/</w:t>
+      </w:r>
+      <w:proofErr w:type="spellStart"/>
+      <w:r>
+        <w:rPr>
+          <w:color w:val="000000" w:themeColor="text1"/>
+          <w:lang w:val="en-GB"/>
+        </w:rPr>
+        <w:t>mismagius</w:t>
+      </w:r>
+      <w:proofErr w:type="spellEnd"/>
+    </w:p>
+    <w:p>
+      <w:pPr>
+        <w:rPr>
+          <w:color w:val="000000" w:themeColor="text1"/>
+          <w:lang w:val="en-GB"/>
+        </w:rPr>
+      </w:pPr>
+      <w:proofErr w:type="spellStart"/>
+      <w:r>
+        <w:rPr>
+          <w:color w:val="000000" w:themeColor="text1"/>
+          <w:lang w:val="en-GB"/>
+        </w:rPr>
+        <w:t>chmod</w:t>
+      </w:r>
+      <w:proofErr w:type="spellEnd"/>
+      <w:r>
+        <w:rPr>
+          <w:color w:val="000000" w:themeColor="text1"/>
+          <w:lang w:val="en-GB"/>
+        </w:rPr>
+        <w:t xml:space="preserve"> u=</w:t>
+      </w:r>
+      <w:proofErr w:type="spellStart"/>
+      <w:r>
+        <w:rPr>
+          <w:color w:val="000000" w:themeColor="text1"/>
+          <w:lang w:val="en-GB"/>
+        </w:rPr>
+        <w:t>r,g</w:t>
+      </w:r>
+      <w:proofErr w:type="spellEnd"/>
+      <w:r>
+        <w:rPr>
+          <w:color w:val="000000" w:themeColor="text1"/>
+          <w:lang w:val="en-GB"/>
+        </w:rPr>
+        <w:t>=,o= lab0/elgyem3/</w:t>
+      </w:r>
+      <w:proofErr w:type="spellStart"/>
+      <w:r>
+        <w:rPr>
+          <w:color w:val="000000" w:themeColor="text1"/>
+          <w:lang w:val="en-GB"/>
+        </w:rPr>
+        <w:t>feraligatr</w:t>
+      </w:r>
+      <w:proofErr w:type="spellEnd"/>
+    </w:p>
+    <w:p>
+      <w:pPr>
+        <w:rPr>
+          <w:color w:val="000000" w:themeColor="text1"/>
+          <w:lang w:val="en-GB"/>
+        </w:rPr>
+      </w:pPr>
+      <w:proofErr w:type="spellStart"/>
+      <w:r>
+        <w:rPr>
+          <w:color w:val="000000" w:themeColor="text1"/>
+          <w:lang w:val="en-GB"/>
+        </w:rPr>
+        <w:t>chmod</w:t>
+      </w:r>
+      <w:proofErr w:type="spellEnd"/>
+      <w:r>
+        <w:rPr>
+          <w:color w:val="000000" w:themeColor="text1"/>
+          <w:lang w:val="en-GB"/>
+        </w:rPr>
+        <w:t xml:space="preserve"> </w:t>
+      </w:r>
+      <w:proofErr w:type="spellStart"/>
+      <w:r>
+        <w:rPr>
+          <w:color w:val="000000" w:themeColor="text1"/>
+          <w:lang w:val="en-GB"/>
+        </w:rPr>
+        <w:t>u+rwx,g</w:t>
+      </w:r>
+      <w:proofErr w:type="spellEnd"/>
+      <w:r>
+        <w:rPr>
+          <w:color w:val="000000" w:themeColor="text1"/>
+          <w:lang w:val="en-GB"/>
+        </w:rPr>
+        <w:t>=</w:t>
+      </w:r>
+      <w:proofErr w:type="spellStart"/>
+      <w:r>
+        <w:rPr>
+          <w:color w:val="000000" w:themeColor="text1"/>
+          <w:lang w:val="en-GB"/>
+        </w:rPr>
+        <w:t>wx,o</w:t>
+      </w:r>
+      <w:proofErr w:type="spellEnd"/>
+      <w:r>
+        <w:rPr>
+          <w:color w:val="000000" w:themeColor="text1"/>
+          <w:lang w:val="en-GB"/>
+        </w:rPr>
+        <w:t>=</w:t>
+      </w:r>
+      <w:proofErr w:type="spellStart"/>
+      <w:r>
+        <w:rPr>
+          <w:color w:val="000000" w:themeColor="text1"/>
+          <w:lang w:val="en-GB"/>
+        </w:rPr>
+        <w:t>wx</w:t>
+      </w:r>
+      <w:proofErr w:type="spellEnd"/>
+      <w:r>
+        <w:rPr>
+          <w:color w:val="000000" w:themeColor="text1"/>
+          <w:lang w:val="en-GB"/>
+        </w:rPr>
+        <w:t xml:space="preserve"> lab0/elgyem3/</w:t>
+      </w:r>
+      <w:proofErr w:type="spellStart"/>
+      <w:r>
+        <w:rPr>
+          <w:color w:val="000000" w:themeColor="text1"/>
+          <w:lang w:val="en-GB"/>
+        </w:rPr>
+        <w:t>kadabra</w:t>
+      </w:r>
+      <w:proofErr w:type="spellEnd"/>
+    </w:p>
+    <w:p>
+      <w:pPr>
+        <w:rPr>
+          <w:color w:val="000000" w:themeColor="text1"/>
+          <w:lang w:val="en-GB"/>
+        </w:rPr>
+      </w:pPr>
+      <w:proofErr w:type="spellStart"/>
+      <w:r>
+        <w:rPr>
+          <w:color w:val="000000" w:themeColor="text1"/>
+          <w:lang w:val="en-GB"/>
+        </w:rPr>
+        <w:t>chmod</w:t>
+      </w:r>
+      <w:proofErr w:type="spellEnd"/>
+      <w:r>
+        <w:rPr>
+          <w:color w:val="000000" w:themeColor="text1"/>
+          <w:lang w:val="en-GB"/>
+        </w:rPr>
+        <w:t xml:space="preserve"> 357 lab0/krabby9</w:t>
+      </w:r>
+    </w:p>
+    <w:p>
+      <w:pPr>
+        <w:rPr>
+          <w:color w:val="000000" w:themeColor="text1"/>
+          <w:lang w:val="en-GB"/>
+        </w:rPr>
+      </w:pPr>
+      <w:proofErr w:type="spellStart"/>
+      <w:r>
+        <w:rPr>
+          <w:color w:val="000000" w:themeColor="text1"/>
+          <w:lang w:val="en-GB"/>
+        </w:rPr>
+        <w:t>chmod</w:t>
+      </w:r>
+      <w:proofErr w:type="spellEnd"/>
+      <w:r>
+        <w:rPr>
+          <w:color w:val="000000" w:themeColor="text1"/>
+          <w:lang w:val="en-GB"/>
+        </w:rPr>
+        <w:t xml:space="preserve"> 315 lab0/krabby9/</w:t>
+      </w:r>
+      <w:proofErr w:type="spellStart"/>
+      <w:r>
+        <w:rPr>
+          <w:color w:val="000000" w:themeColor="text1"/>
+          <w:lang w:val="en-GB"/>
+        </w:rPr>
+        <w:t>chandelure</w:t>
+      </w:r>
+      <w:proofErr w:type="spellEnd"/>
+    </w:p>
+    <w:p>
+      <w:pPr>
+        <w:rPr>
+          <w:color w:val="000000" w:themeColor="text1"/>
+          <w:lang w:val="en-GB"/>
+        </w:rPr>
+      </w:pPr>
+      <w:proofErr w:type="spellStart"/>
+      <w:r>
+        <w:rPr>
+          <w:color w:val="000000" w:themeColor="text1"/>
+          <w:lang w:val="en-GB"/>
+        </w:rPr>
+        <w:t>chmod</w:t>
+      </w:r>
+      <w:proofErr w:type="spellEnd"/>
+      <w:r>
+        <w:rPr>
+          <w:color w:val="000000" w:themeColor="text1"/>
+          <w:lang w:val="en-GB"/>
+        </w:rPr>
+        <w:t xml:space="preserve"> 440 lab0/krabby9/</w:t>
+      </w:r>
+      <w:proofErr w:type="spellStart"/>
+      <w:r>
+        <w:rPr>
+          <w:color w:val="000000" w:themeColor="text1"/>
+          <w:lang w:val="en-GB"/>
+        </w:rPr>
+        <w:t>eevee</w:t>
+      </w:r>
+      <w:proofErr w:type="spellEnd"/>
+    </w:p>
+    <w:p>
+      <w:pPr>
+        <w:rPr>
+          <w:color w:val="000000" w:themeColor="text1"/>
+          <w:lang w:val="en-GB"/>
+        </w:rPr>
+      </w:pPr>
+      <w:proofErr w:type="spellStart"/>
+      <w:r>
+        <w:rPr>
+          <w:color w:val="000000" w:themeColor="text1"/>
+          <w:lang w:val="en-GB"/>
+        </w:rPr>
+        <w:t>chmod</w:t>
+      </w:r>
+      <w:proofErr w:type="spellEnd"/>
+      <w:r>
+        <w:rPr>
+          <w:color w:val="000000" w:themeColor="text1"/>
+          <w:lang w:val="en-GB"/>
+        </w:rPr>
+        <w:t xml:space="preserve"> 771 lab0/krabby9/</w:t>
+      </w:r>
+      <w:proofErr w:type="spellStart"/>
+      <w:r>
+        <w:rPr>
+          <w:color w:val="000000" w:themeColor="text1"/>
+          <w:lang w:val="en-GB"/>
+        </w:rPr>
+        <w:t>nidoranM</w:t>
+      </w:r>
+      <w:proofErr w:type="spellEnd"/>
+    </w:p>
+    <w:p>
+      <w:pPr>
+        <w:rPr>
+          <w:color w:val="000000" w:themeColor="text1"/>
+          <w:lang w:val="en-GB"/>
+        </w:rPr>
+      </w:pPr>
+      <w:proofErr w:type="spellStart"/>
+      <w:r>
+        <w:rPr>
+          <w:color w:val="000000" w:themeColor="text1"/>
+          <w:lang w:val="en-GB"/>
+        </w:rPr>
+        <w:t>chmod</w:t>
+      </w:r>
+      <w:proofErr w:type="spellEnd"/>
+      <w:r>
+        <w:rPr>
+          <w:color w:val="000000" w:themeColor="text1"/>
+          <w:lang w:val="en-GB"/>
+        </w:rPr>
+        <w:t xml:space="preserve"> 440 lab0/krabby9/</w:t>
+      </w:r>
+      <w:proofErr w:type="spellStart"/>
+      <w:r>
+        <w:rPr>
+          <w:color w:val="000000" w:themeColor="text1"/>
+          <w:lang w:val="en-GB"/>
+        </w:rPr>
+        <w:t>slowking</w:t>
+      </w:r>
+      <w:proofErr w:type="spellEnd"/>
+    </w:p>
+    <w:p>
+      <w:pPr>
+        <w:rPr>
+          <w:color w:val="000000" w:themeColor="text1"/>
+          <w:lang w:val="en-GB"/>
+        </w:rPr>
+      </w:pPr>
+      <w:proofErr w:type="spellStart"/>
+      <w:r>
+        <w:rPr>
+          <w:color w:val="000000" w:themeColor="text1"/>
+          <w:lang w:val="en-GB"/>
+        </w:rPr>
+        <w:t>chmod</w:t>
+      </w:r>
+      <w:proofErr w:type="spellEnd"/>
+      <w:r>
+        <w:rPr>
+          <w:color w:val="000000" w:themeColor="text1"/>
+          <w:lang w:val="en-GB"/>
+        </w:rPr>
+        <w:t xml:space="preserve"> u=</w:t>
+      </w:r>
+      <w:proofErr w:type="spellStart"/>
+      <w:r>
+        <w:rPr>
+          <w:color w:val="000000" w:themeColor="text1"/>
+          <w:lang w:val="en-GB"/>
+        </w:rPr>
+        <w:t>rx,g</w:t>
+      </w:r>
+      <w:proofErr w:type="spellEnd"/>
+      <w:r>
+        <w:rPr>
+          <w:color w:val="000000" w:themeColor="text1"/>
+          <w:lang w:val="en-GB"/>
+        </w:rPr>
+        <w:t>=</w:t>
+      </w:r>
+      <w:proofErr w:type="spellStart"/>
+      <w:r>
+        <w:rPr>
+          <w:color w:val="000000" w:themeColor="text1"/>
+          <w:lang w:val="en-GB"/>
+        </w:rPr>
+        <w:t>x,o</w:t>
+      </w:r>
+      <w:proofErr w:type="spellEnd"/>
+      <w:r>
+        <w:rPr>
+          <w:color w:val="000000" w:themeColor="text1"/>
+          <w:lang w:val="en-GB"/>
+        </w:rPr>
+        <w:t>=w lab0/krabby9/</w:t>
+      </w:r>
+      <w:proofErr w:type="spellStart"/>
+      <w:r>
+        <w:rPr>
+          <w:color w:val="000000" w:themeColor="text1"/>
+          <w:lang w:val="en-GB"/>
+        </w:rPr>
+        <w:t>roselia</w:t>
+      </w:r>
+      <w:proofErr w:type="spellEnd"/>
+    </w:p>
+    <w:p>
+      <w:pPr>
+        <w:rPr>
+          <w:color w:val="000000" w:themeColor="text1"/>
+          <w:lang w:val="en-GB"/>
+        </w:rPr>
+      </w:pPr>
+      <w:proofErr w:type="spellStart"/>
+      <w:r>
+        <w:rPr>
+          <w:color w:val="000000" w:themeColor="text1"/>
+          <w:lang w:val="en-GB"/>
+        </w:rPr>
+        <w:t>chmod</w:t>
+      </w:r>
+      <w:proofErr w:type="spellEnd"/>
+      <w:r>
+        <w:rPr>
+          <w:color w:val="000000" w:themeColor="text1"/>
+          <w:lang w:val="en-GB"/>
+        </w:rPr>
+        <w:t xml:space="preserve"> u=</w:t>
+      </w:r>
+      <w:proofErr w:type="spellStart"/>
+      <w:r>
+        <w:rPr>
+          <w:color w:val="000000" w:themeColor="text1"/>
+          <w:lang w:val="en-GB"/>
+        </w:rPr>
+        <w:t>rw,g</w:t>
+      </w:r>
+      <w:proofErr w:type="spellEnd"/>
+      <w:r>
+        <w:rPr>
+          <w:color w:val="000000" w:themeColor="text1"/>
+          <w:lang w:val="en-GB"/>
+        </w:rPr>
+        <w:t>=</w:t>
+      </w:r>
+      <w:proofErr w:type="spellStart"/>
+      <w:r>
+        <w:rPr>
+          <w:color w:val="000000" w:themeColor="text1"/>
+          <w:lang w:val="en-GB"/>
+        </w:rPr>
+        <w:t>w,o</w:t>
+      </w:r>
+      <w:proofErr w:type="spellEnd"/>
+      <w:r>
+        <w:rPr>
+          <w:color w:val="000000" w:themeColor="text1"/>
+          <w:lang w:val="en-GB"/>
+        </w:rPr>
+        <w:t>= lab0/mothim8</w:t>
+      </w:r>
+    </w:p>
+    <w:p>
+      <w:pPr>
+        <w:rPr>
+          <w:color w:val="000000" w:themeColor="text1"/>
+          <w:lang w:val="en-GB"/>
+        </w:rPr>
+      </w:pPr>
+      <w:proofErr w:type="spellStart"/>
+      <w:r>
+        <w:rPr>
+          <w:color w:val="000000" w:themeColor="text1"/>
+          <w:lang w:val="en-GB"/>
+        </w:rPr>
+        <w:t>chmod</w:t>
+      </w:r>
+      <w:proofErr w:type="spellEnd"/>
+      <w:r>
+        <w:rPr>
+          <w:color w:val="000000" w:themeColor="text1"/>
+          <w:lang w:val="en-GB"/>
+        </w:rPr>
+        <w:t xml:space="preserve"> 046 lab0/piloswine8</w:t>
+      </w:r>
+    </w:p>
+    <w:p>
+      <w:pPr>
+        <w:rPr>
+          <w:color w:val="000000" w:themeColor="text1"/>
+          <w:lang w:val="en-GB"/>
+        </w:rPr>
+      </w:pPr>
+      <w:proofErr w:type="spellStart"/>
+      <w:r>
+        <w:rPr>
+          <w:color w:val="000000" w:themeColor="text1"/>
+          <w:lang w:val="en-GB"/>
+        </w:rPr>
+        <w:t>chmod</w:t>
+      </w:r>
+      <w:proofErr w:type="spellEnd"/>
+      <w:r>
+        <w:rPr>
+          <w:color w:val="000000" w:themeColor="text1"/>
+          <w:lang w:val="en-GB"/>
+        </w:rPr>
+        <w:t xml:space="preserve"> u=</w:t>
+      </w:r>
+      <w:proofErr w:type="spellStart"/>
+      <w:r>
+        <w:rPr>
+          <w:color w:val="000000" w:themeColor="text1"/>
+          <w:lang w:val="en-GB"/>
+        </w:rPr>
+        <w:t>rw,g</w:t>
+      </w:r>
+      <w:proofErr w:type="spellEnd"/>
+      <w:r>
+        <w:rPr>
+          <w:color w:val="000000" w:themeColor="text1"/>
+          <w:lang w:val="en-GB"/>
+        </w:rPr>
+        <w:t>=</w:t>
+      </w:r>
+      <w:proofErr w:type="spellStart"/>
+      <w:r>
+        <w:rPr>
+          <w:color w:val="000000" w:themeColor="text1"/>
+          <w:lang w:val="en-GB"/>
+        </w:rPr>
+        <w:t>w,o</w:t>
+      </w:r>
+      <w:proofErr w:type="spellEnd"/>
+      <w:r>
+        <w:rPr>
+          <w:color w:val="000000" w:themeColor="text1"/>
+          <w:lang w:val="en-GB"/>
+        </w:rPr>
+        <w:t>= lab0/snivy9</w:t>
+      </w:r>
+    </w:p>
+    <w:p>
+      <w:pPr>
+        <w:rPr>
+          <w:color w:val="000000" w:themeColor="text1"/>
+          <w:lang w:val="en-GB"/>
+        </w:rPr>
+      </w:pPr>
+      <w:proofErr w:type="spellStart"/>
+      <w:r>
+        <w:rPr>
+          <w:color w:val="000000" w:themeColor="text1"/>
+          <w:lang w:val="en-GB"/>
+        </w:rPr>
+        <w:t>chmod</w:t>
+      </w:r>
+      <w:proofErr w:type="spellEnd"/>
+      <w:r>
+        <w:rPr>
+          <w:color w:val="000000" w:themeColor="text1"/>
+          <w:lang w:val="en-GB"/>
+        </w:rPr>
+        <w:t xml:space="preserve"> a-</w:t>
+      </w:r>
+      <w:proofErr w:type="spellStart"/>
+      <w:r>
+        <w:rPr>
+          <w:color w:val="000000" w:themeColor="text1"/>
+          <w:lang w:val="en-GB"/>
+        </w:rPr>
+        <w:t>rwx</w:t>
+      </w:r>
+      <w:proofErr w:type="spellEnd"/>
+      <w:r>
+        <w:rPr>
+          <w:color w:val="000000" w:themeColor="text1"/>
+          <w:lang w:val="en-GB"/>
+        </w:rPr>
+        <w:t xml:space="preserve"> lab0/vigoroth3 </w:t>
+      </w:r>
+    </w:p>
+    <w:p>
+      <w:pPr>
+        <w:rPr>
+          <w:color w:val="000000" w:themeColor="text1"/>
+          <w:lang w:val="en-GB"/>
+        </w:rPr>
+      </w:pPr>
+      <w:proofErr w:type="spellStart"/>
+      <w:r>
+        <w:rPr>
+          <w:color w:val="000000" w:themeColor="text1"/>
+          <w:lang w:val="en-GB"/>
+        </w:rPr>
+        <w:t>chmod</w:t>
+      </w:r>
+      <w:proofErr w:type="spellEnd"/>
+      <w:r>
+        <w:rPr>
+          <w:color w:val="000000" w:themeColor="text1"/>
+          <w:lang w:val="en-GB"/>
+        </w:rPr>
+        <w:t xml:space="preserve"> </w:t>
+      </w:r>
+      <w:proofErr w:type="spellStart"/>
+      <w:r>
+        <w:rPr>
+          <w:color w:val="000000" w:themeColor="text1"/>
+          <w:lang w:val="en-GB"/>
+        </w:rPr>
+        <w:t>u+wx,g+wx,o+rx</w:t>
+      </w:r>
+      <w:proofErr w:type="spellEnd"/>
+      <w:r>
+        <w:rPr>
+          <w:color w:val="000000" w:themeColor="text1"/>
+          <w:lang w:val="en-GB"/>
+        </w:rPr>
+        <w:t xml:space="preserve"> lab0/vigoroth3</w:t>
+      </w:r>
+    </w:p>
+    <w:p>
+      <w:pPr>
+        <w:rPr>
+          <w:color w:val="000000" w:themeColor="text1"/>
+          <w:lang w:val="en-GB"/>
+        </w:rPr>
+      </w:pPr>
+      <w:proofErr w:type="spellStart"/>
+      <w:r>
+        <w:rPr>
+          <w:color w:val="000000" w:themeColor="text1"/>
+          <w:lang w:val="en-GB"/>
+        </w:rPr>
+        <w:t>chmod</w:t>
+      </w:r>
+      <w:proofErr w:type="spellEnd"/>
+      <w:r>
+        <w:rPr>
+          <w:color w:val="000000" w:themeColor="text1"/>
+          <w:lang w:val="en-GB"/>
+        </w:rPr>
+        <w:t xml:space="preserve"> 644 lab0/vigoroth3/</w:t>
+      </w:r>
+      <w:proofErr w:type="spellStart"/>
+      <w:r>
+        <w:rPr>
+          <w:color w:val="000000" w:themeColor="text1"/>
+          <w:lang w:val="en-GB"/>
+        </w:rPr>
+        <w:t>horsea</w:t>
+      </w:r>
+      <w:proofErr w:type="spellEnd"/>
+    </w:p>
+    <w:p>
+      <w:pPr>
+        <w:rPr>
+          <w:color w:val="000000" w:themeColor="text1"/>
+          <w:lang w:val="en-GB"/>
+        </w:rPr>
+      </w:pPr>
+      <w:proofErr w:type="spellStart"/>
+      <w:r>
+        <w:rPr>
+          <w:color w:val="000000" w:themeColor="text1"/>
+          <w:lang w:val="en-GB"/>
+        </w:rPr>
+        <w:t>chmod</w:t>
+      </w:r>
+      <w:proofErr w:type="spellEnd"/>
+      <w:r>
+        <w:rPr>
+          <w:color w:val="000000" w:themeColor="text1"/>
+          <w:lang w:val="en-GB"/>
+        </w:rPr>
+        <w:t xml:space="preserve"> 330 lab0/vigoroth3/alakazam</w:t>
+      </w:r>
+    </w:p>
+    <w:p>
+      <w:pPr>
+        <w:rPr>
+          <w:color w:val="000000" w:themeColor="text1"/>
+          <w:lang w:val="en-GB"/>
+        </w:rPr>
+      </w:pPr>
+      <w:proofErr w:type="spellStart"/>
+      <w:r>
+        <w:rPr>
+          <w:color w:val="000000" w:themeColor="text1"/>
+          <w:lang w:val="en-GB"/>
+        </w:rPr>
+        <w:t>chmod</w:t>
+      </w:r>
+      <w:proofErr w:type="spellEnd"/>
+      <w:r>
+        <w:rPr>
+          <w:color w:val="000000" w:themeColor="text1"/>
+          <w:lang w:val="en-GB"/>
+        </w:rPr>
+        <w:t xml:space="preserve"> 755 lab0/vigoroth3/</w:t>
+      </w:r>
+      <w:proofErr w:type="spellStart"/>
+      <w:r>
+        <w:rPr>
+          <w:color w:val="000000" w:themeColor="text1"/>
+          <w:lang w:val="en-GB"/>
+        </w:rPr>
+        <w:t>grotle</w:t>
+      </w:r>
+      <w:proofErr w:type="spellEnd"/>
+    </w:p>
+    <w:p>
+      <w:pPr>
+        <w:rPr>
+          <w:color w:val="000000" w:themeColor="text1"/>
+          <w:lang w:val="en-GB"/>
+        </w:rPr>
+      </w:pPr>
+      <w:proofErr w:type="spellStart"/>
+      <w:r>
+        <w:rPr>
+          <w:color w:val="000000" w:themeColor="text1"/>
+          <w:lang w:val="en-GB"/>
+        </w:rPr>
+        <w:t>chmod</w:t>
+      </w:r>
+      <w:proofErr w:type="spellEnd"/>
+      <w:r>
+        <w:rPr>
+          <w:color w:val="000000" w:themeColor="text1"/>
+          <w:lang w:val="en-GB"/>
+        </w:rPr>
+        <w:t xml:space="preserve"> u=</w:t>
+      </w:r>
+      <w:proofErr w:type="spellStart"/>
+      <w:r>
+        <w:rPr>
+          <w:color w:val="000000" w:themeColor="text1"/>
+          <w:lang w:val="en-GB"/>
+        </w:rPr>
+        <w:t>wx,g</w:t>
+      </w:r>
+      <w:proofErr w:type="spellEnd"/>
+      <w:r>
+        <w:rPr>
+          <w:color w:val="000000" w:themeColor="text1"/>
+          <w:lang w:val="en-GB"/>
+        </w:rPr>
+        <w:t>=</w:t>
+      </w:r>
+      <w:proofErr w:type="spellStart"/>
+      <w:r>
+        <w:rPr>
+          <w:color w:val="000000" w:themeColor="text1"/>
+          <w:lang w:val="en-GB"/>
+        </w:rPr>
+        <w:t>wx,o</w:t>
+      </w:r>
+      <w:proofErr w:type="spellEnd"/>
+      <w:r>
+        <w:rPr>
+          <w:color w:val="000000" w:themeColor="text1"/>
+          <w:lang w:val="en-GB"/>
+        </w:rPr>
+        <w:t>=</w:t>
+      </w:r>
+      <w:proofErr w:type="spellStart"/>
+      <w:r>
+        <w:rPr>
+          <w:color w:val="000000" w:themeColor="text1"/>
+          <w:lang w:val="en-GB"/>
+        </w:rPr>
+        <w:t>rx</w:t>
+      </w:r>
+      <w:proofErr w:type="spellEnd"/>
+      <w:r>
+        <w:rPr>
+          <w:color w:val="000000" w:themeColor="text1"/>
+          <w:lang w:val="en-GB"/>
+        </w:rPr>
+        <w:t xml:space="preserve"> lab0/vigoroth3/</w:t>
+      </w:r>
+      <w:proofErr w:type="spellStart"/>
+      <w:r>
+        <w:rPr>
+          <w:color w:val="000000" w:themeColor="text1"/>
+          <w:lang w:val="en-GB"/>
+        </w:rPr>
+        <w:t>leafeon</w:t>
+      </w:r>
+      <w:proofErr w:type="spellEnd"/>
     </w:p>
     <w:p>
       <w:pPr>
@@ -2390,13 +3516,63 @@
           <w:lang w:val="en-US"/>
         </w:rPr>
       </w:pPr>
-      <w:r>
-        <w:rPr>
-          <w:color w:val="000000" w:themeColor="text1"/>
-          <w:lang w:val="en-GB"/>
-        </w:rPr>
-        <w:t>chmod u=rw,g=w,o= lab0/vigoroth3/hypno</w:t>
-      </w:r>
+      <w:proofErr w:type="spellStart"/>
+      <w:r>
+        <w:rPr>
+          <w:color w:val="000000" w:themeColor="text1"/>
+          <w:lang w:val="en-GB"/>
+        </w:rPr>
+        <w:t>chmod</w:t>
+      </w:r>
+      <w:proofErr w:type="spellEnd"/>
+      <w:r>
+        <w:rPr>
+          <w:color w:val="000000" w:themeColor="text1"/>
+          <w:lang w:val="en-GB"/>
+        </w:rPr>
+        <w:t xml:space="preserve"> u=</w:t>
+      </w:r>
+      <w:proofErr w:type="spellStart"/>
+      <w:r>
+        <w:rPr>
+          <w:color w:val="000000" w:themeColor="text1"/>
+          <w:lang w:val="en-GB"/>
+        </w:rPr>
+        <w:t>rw,g</w:t>
+      </w:r>
+      <w:proofErr w:type="spellEnd"/>
+      <w:r>
+        <w:rPr>
+          <w:color w:val="000000" w:themeColor="text1"/>
+          <w:lang w:val="en-GB"/>
+        </w:rPr>
+        <w:t>=</w:t>
+      </w:r>
+      <w:proofErr w:type="spellStart"/>
+      <w:r>
+        <w:rPr>
+          <w:color w:val="000000" w:themeColor="text1"/>
+          <w:lang w:val="en-GB"/>
+        </w:rPr>
+        <w:t>w,o</w:t>
+      </w:r>
+      <w:proofErr w:type="spellEnd"/>
+      <w:r>
+        <w:rPr>
+          <w:color w:val="000000" w:themeColor="text1"/>
+          <w:lang w:val="en-GB"/>
+        </w:rPr>
+        <w:t>= lab0/vigoroth3/</w:t>
+      </w:r>
+      <w:proofErr w:type="spellStart"/>
+      <w:r>
+        <w:rPr>
+          <w:color w:val="000000" w:themeColor="text1"/>
+          <w:lang w:val="en-GB"/>
+        </w:rPr>
+        <w:t>hypno</w:t>
+      </w:r>
+      <w:proofErr w:type="spellEnd"/>
     </w:p>
     <w:p>
       <w:pPr>
@@ -2413,7 +3589,7 @@
           <w:lang w:val="en-US"/>
         </w:rPr>
       </w:pPr>
-      <w:bookmarkStart w:id="4" w:name="_Toc210422248"/>
+      <w:bookmarkStart w:id="4" w:name="_Toc210432324"/>
       <w:r>
         <w:lastRenderedPageBreak/>
         <w:t>Пункт</w:t>
@@ -2430,6 +3606,7 @@
       <w:pPr>
         <w:rPr>
           <w:color w:val="000000" w:themeColor="text1"/>
+          <w:lang w:val="en-US"/>
         </w:rPr>
       </w:pPr>
       <w:r>
@@ -2442,6 +3619,7 @@
       <w:r>
         <w:rPr>
           <w:color w:val="000000" w:themeColor="text1"/>
+          <w:lang w:val="en-US"/>
         </w:rPr>
         <w:t xml:space="preserve"> </w:t>
       </w:r>
@@ -2453,43 +3631,88 @@
           <w:lang w:val="en-GB"/>
         </w:rPr>
       </w:pPr>
-      <w:r>
-        <w:rPr>
-          <w:color w:val="000000" w:themeColor="text1"/>
-          <w:lang w:val="en-GB"/>
-        </w:rPr>
-        <w:t>chmod 777 lab0/elgyem3/mismagius</w:t>
-      </w:r>
-    </w:p>
-    <w:p>
-      <w:pPr>
-        <w:rPr>
-          <w:color w:val="000000" w:themeColor="text1"/>
-          <w:lang w:val="en-GB"/>
-        </w:rPr>
-      </w:pPr>
-      <w:r>
-        <w:rPr>
-          <w:color w:val="000000" w:themeColor="text1"/>
-          <w:lang w:val="en-GB"/>
-        </w:rPr>
-        <w:t>cp -r lab0/elgyem3 lab0/elgyem3/kadabra</w:t>
-      </w:r>
-    </w:p>
-    <w:p>
-      <w:pPr>
-        <w:rPr>
-          <w:color w:val="000000" w:themeColor="text1"/>
-          <w:lang w:val="en-GB"/>
-        </w:rPr>
-      </w:pPr>
-      <w:r>
-        <w:rPr>
-          <w:color w:val="000000" w:themeColor="text1"/>
-          <w:lang w:val="en-GB"/>
-        </w:rPr>
-        <w:t>chmod u=,g=,o=r lab0/elgyem3/mismagius</w:t>
-      </w:r>
+      <w:proofErr w:type="spellStart"/>
+      <w:r>
+        <w:rPr>
+          <w:color w:val="000000" w:themeColor="text1"/>
+          <w:lang w:val="en-GB"/>
+        </w:rPr>
+        <w:t>chmod</w:t>
+      </w:r>
+      <w:proofErr w:type="spellEnd"/>
+      <w:r>
+        <w:rPr>
+          <w:color w:val="000000" w:themeColor="text1"/>
+          <w:lang w:val="en-GB"/>
+        </w:rPr>
+        <w:t xml:space="preserve"> 777 lab0/elgyem3/</w:t>
+      </w:r>
+      <w:proofErr w:type="spellStart"/>
+      <w:r>
+        <w:rPr>
+          <w:color w:val="000000" w:themeColor="text1"/>
+          <w:lang w:val="en-GB"/>
+        </w:rPr>
+        <w:t>mismagius</w:t>
+      </w:r>
+      <w:proofErr w:type="spellEnd"/>
+    </w:p>
+    <w:p>
+      <w:pPr>
+        <w:rPr>
+          <w:color w:val="000000" w:themeColor="text1"/>
+          <w:lang w:val="en-GB"/>
+        </w:rPr>
+      </w:pPr>
+      <w:r>
+        <w:rPr>
+          <w:color w:val="000000" w:themeColor="text1"/>
+          <w:lang w:val="en-GB"/>
+        </w:rPr>
+        <w:t>cp -r lab0/elgyem3 lab0/elgyem3/</w:t>
+      </w:r>
+      <w:proofErr w:type="spellStart"/>
+      <w:r>
+        <w:rPr>
+          <w:color w:val="000000" w:themeColor="text1"/>
+          <w:lang w:val="en-GB"/>
+        </w:rPr>
+        <w:t>kadabra</w:t>
+      </w:r>
+      <w:proofErr w:type="spellEnd"/>
+    </w:p>
+    <w:p>
+      <w:pPr>
+        <w:rPr>
+          <w:color w:val="000000" w:themeColor="text1"/>
+          <w:lang w:val="en-GB"/>
+        </w:rPr>
+      </w:pPr>
+      <w:proofErr w:type="spellStart"/>
+      <w:r>
+        <w:rPr>
+          <w:color w:val="000000" w:themeColor="text1"/>
+          <w:lang w:val="en-GB"/>
+        </w:rPr>
+        <w:t>chmod</w:t>
+      </w:r>
+      <w:proofErr w:type="spellEnd"/>
+      <w:r>
+        <w:rPr>
+          <w:color w:val="000000" w:themeColor="text1"/>
+          <w:lang w:val="en-GB"/>
+        </w:rPr>
+        <w:t xml:space="preserve"> u=,g=,o=r lab0/elgyem3/</w:t>
+      </w:r>
+      <w:proofErr w:type="spellStart"/>
+      <w:r>
+        <w:rPr>
+          <w:color w:val="000000" w:themeColor="text1"/>
+          <w:lang w:val="en-GB"/>
+        </w:rPr>
+        <w:t>mismagius</w:t>
+      </w:r>
+      <w:proofErr w:type="spellEnd"/>
     </w:p>
     <w:p>
       <w:pPr>
@@ -2548,8 +3771,17 @@
           <w:color w:val="000000" w:themeColor="text1"/>
           <w:lang w:val="en-GB"/>
         </w:rPr>
-        <w:t>ln lab0/snivy9 lab0/krabby9/eeveesnivy</w:t>
-      </w:r>
+        <w:t>ln lab0/snivy9 lab0/krabby9/</w:t>
+      </w:r>
+      <w:proofErr w:type="spellStart"/>
+      <w:r>
+        <w:rPr>
+          <w:color w:val="000000" w:themeColor="text1"/>
+          <w:lang w:val="en-GB"/>
+        </w:rPr>
+        <w:t>eeveesnivy</w:t>
+      </w:r>
+      <w:proofErr w:type="spellEnd"/>
     </w:p>
     <w:p>
       <w:pPr>
@@ -2578,8 +3810,17 @@
           <w:color w:val="000000" w:themeColor="text1"/>
           <w:lang w:val="en-GB"/>
         </w:rPr>
-        <w:t>ln -s lab0/mothim8 lab0/elgyem3/feraligatrmothim</w:t>
-      </w:r>
+        <w:t>ln -s lab0/mothim8 lab0/elgyem3/</w:t>
+      </w:r>
+      <w:proofErr w:type="spellStart"/>
+      <w:r>
+        <w:rPr>
+          <w:color w:val="000000" w:themeColor="text1"/>
+          <w:lang w:val="en-GB"/>
+        </w:rPr>
+        <w:t>feraligatrmothim</w:t>
+      </w:r>
+      <w:proofErr w:type="spellEnd"/>
     </w:p>
     <w:p>
       <w:pPr>
@@ -2608,7 +3849,39 @@
           <w:color w:val="000000" w:themeColor="text1"/>
           <w:lang w:val="en-GB"/>
         </w:rPr>
-        <w:t>cat lab0/vigoroth3/horsea lab0/krabby9/slowking &gt; lab0/snivy9_48</w:t>
+        <w:t>cat lab0/vigoroth3/</w:t>
+      </w:r>
+      <w:proofErr w:type="spellStart"/>
+      <w:r>
+        <w:rPr>
+          <w:color w:val="000000" w:themeColor="text1"/>
+          <w:lang w:val="en-GB"/>
+        </w:rPr>
+        <w:t>horsea</w:t>
+      </w:r>
+      <w:proofErr w:type="spellEnd"/>
+      <w:r>
+        <w:rPr>
+          <w:color w:val="000000" w:themeColor="text1"/>
+          <w:lang w:val="en-GB"/>
+        </w:rPr>
+        <w:t xml:space="preserve"> lab0/krabby9/</w:t>
+      </w:r>
+      <w:proofErr w:type="spellStart"/>
+      <w:r>
+        <w:rPr>
+          <w:color w:val="000000" w:themeColor="text1"/>
+          <w:lang w:val="en-GB"/>
+        </w:rPr>
+        <w:t>slowking</w:t>
+      </w:r>
+      <w:proofErr w:type="spellEnd"/>
+      <w:r>
+        <w:rPr>
+          <w:color w:val="000000" w:themeColor="text1"/>
+          <w:lang w:val="en-GB"/>
+        </w:rPr>
+        <w:t xml:space="preserve"> &gt; lab0/snivy9_48</w:t>
       </w:r>
     </w:p>
     <w:p>
@@ -2638,8 +3911,17 @@
           <w:color w:val="000000" w:themeColor="text1"/>
           <w:lang w:val="en-GB"/>
         </w:rPr>
-        <w:t>cp lab0/mothim8 lab0/vigoroth3/horseamothim</w:t>
-      </w:r>
+        <w:t>cp lab0/mothim8 lab0/vigoroth3/</w:t>
+      </w:r>
+      <w:proofErr w:type="spellStart"/>
+      <w:r>
+        <w:rPr>
+          <w:color w:val="000000" w:themeColor="text1"/>
+          <w:lang w:val="en-GB"/>
+        </w:rPr>
+        <w:t>horseamothim</w:t>
+      </w:r>
+      <w:proofErr w:type="spellEnd"/>
     </w:p>
     <w:p>
       <w:pPr>
@@ -2659,15 +3941,25 @@
       <w:pPr>
         <w:rPr>
           <w:color w:val="000000"/>
-        </w:rPr>
-      </w:pPr>
-      <w:r>
-        <w:rPr>
-          <w:color w:val="000000"/>
-          <w:lang w:val="en-GB"/>
-        </w:rPr>
-        <w:t>cp lab0/snivy9 lab0/vigoroth3/grotle</w:t>
-      </w:r>
+          <w:lang w:val="en-US"/>
+        </w:rPr>
+      </w:pPr>
+      <w:r>
+        <w:rPr>
+          <w:color w:val="000000"/>
+          <w:lang w:val="en-GB"/>
+        </w:rPr>
+        <w:t>cp lab0/snivy9 lab0/vigoroth3/</w:t>
+      </w:r>
+      <w:proofErr w:type="spellStart"/>
+      <w:r>
+        <w:rPr>
+          <w:color w:val="000000"/>
+          <w:lang w:val="en-GB"/>
+        </w:rPr>
+        <w:t>grotle</w:t>
+      </w:r>
+      <w:proofErr w:type="spellEnd"/>
     </w:p>
     <w:p>
       <w:pPr>
@@ -2691,6 +3983,7 @@
         </w:rPr>
         <w:t xml:space="preserve">В 1 команде возникла ошибка, из-за отсутствия прав доступа(в связи с </w:t>
       </w:r>
+      <w:proofErr w:type="spellStart"/>
       <w:r>
         <w:rPr>
           <w:color w:val="000000" w:themeColor="text1"/>
@@ -2698,6 +3991,7 @@
         </w:rPr>
         <w:t>chmod</w:t>
       </w:r>
+      <w:proofErr w:type="spellEnd"/>
       <w:r>
         <w:rPr>
           <w:color w:val="000000" w:themeColor="text1"/>
@@ -2769,6 +4063,7 @@
         </w:rPr>
         <w:t>0/</w:t>
       </w:r>
+      <w:proofErr w:type="spellStart"/>
       <w:r>
         <w:rPr>
           <w:color w:val="000000" w:themeColor="text1"/>
@@ -2776,12 +4071,14 @@
         </w:rPr>
         <w:t>elgyem</w:t>
       </w:r>
+      <w:proofErr w:type="spellEnd"/>
       <w:r>
         <w:rPr>
           <w:color w:val="000000" w:themeColor="text1"/>
         </w:rPr>
         <w:t>3/</w:t>
       </w:r>
+      <w:proofErr w:type="spellStart"/>
       <w:r>
         <w:rPr>
           <w:color w:val="000000" w:themeColor="text1"/>
@@ -2789,6 +4086,7 @@
         </w:rPr>
         <w:t>mismagius</w:t>
       </w:r>
+      <w:proofErr w:type="spellEnd"/>
       <w:r>
         <w:rPr>
           <w:color w:val="000000" w:themeColor="text1"/>
@@ -2808,6 +4106,7 @@
         </w:rPr>
         <w:t>0/</w:t>
       </w:r>
+      <w:proofErr w:type="spellStart"/>
       <w:r>
         <w:rPr>
           <w:color w:val="000000" w:themeColor="text1"/>
@@ -2815,12 +4114,14 @@
         </w:rPr>
         <w:t>elgyem</w:t>
       </w:r>
+      <w:proofErr w:type="spellEnd"/>
       <w:r>
         <w:rPr>
           <w:color w:val="000000" w:themeColor="text1"/>
         </w:rPr>
         <w:t>3/</w:t>
       </w:r>
+      <w:proofErr w:type="spellStart"/>
       <w:r>
         <w:rPr>
           <w:color w:val="000000" w:themeColor="text1"/>
@@ -2828,6 +4129,7 @@
         </w:rPr>
         <w:t>mismagius</w:t>
       </w:r>
+      <w:proofErr w:type="spellEnd"/>
       <w:r>
         <w:rPr>
           <w:color w:val="000000" w:themeColor="text1"/>
@@ -2921,6 +4223,7 @@
       <w:r>
         <w:t>(</w:t>
       </w:r>
+      <w:proofErr w:type="spellStart"/>
       <w:r>
         <w:rPr>
           <w:color w:val="000000" w:themeColor="text1"/>
@@ -2928,6 +4231,7 @@
         </w:rPr>
         <w:t>chmod</w:t>
       </w:r>
+      <w:proofErr w:type="spellEnd"/>
       <w:r>
         <w:rPr>
           <w:color w:val="000000" w:themeColor="text1"/>
@@ -2953,6 +4257,7 @@
         </w:rPr>
         <w:t>0/</w:t>
       </w:r>
+      <w:proofErr w:type="spellStart"/>
       <w:r>
         <w:rPr>
           <w:color w:val="000000" w:themeColor="text1"/>
@@ -2960,12 +4265,14 @@
         </w:rPr>
         <w:t>elgyem</w:t>
       </w:r>
+      <w:proofErr w:type="spellEnd"/>
       <w:r>
         <w:rPr>
           <w:color w:val="000000" w:themeColor="text1"/>
         </w:rPr>
         <w:t>3/</w:t>
       </w:r>
+      <w:proofErr w:type="spellStart"/>
       <w:r>
         <w:rPr>
           <w:color w:val="000000" w:themeColor="text1"/>
@@ -2973,6 +4280,7 @@
         </w:rPr>
         <w:t>mismagius</w:t>
       </w:r>
+      <w:proofErr w:type="spellEnd"/>
       <w:r>
         <w:rPr>
           <w:color w:val="000000" w:themeColor="text1"/>
@@ -3015,6 +4323,7 @@
         </w:rPr>
         <w:t>После выполнения команды – права вернуть исходные права(</w:t>
       </w:r>
+      <w:proofErr w:type="spellStart"/>
       <w:r>
         <w:rPr>
           <w:color w:val="000000" w:themeColor="text1"/>
@@ -3022,6 +4331,7 @@
         </w:rPr>
         <w:t>chmod</w:t>
       </w:r>
+      <w:proofErr w:type="spellEnd"/>
       <w:r>
         <w:rPr>
           <w:color w:val="000000" w:themeColor="text1"/>
@@ -3093,6 +4403,7 @@
         </w:rPr>
         <w:t>0/</w:t>
       </w:r>
+      <w:proofErr w:type="spellStart"/>
       <w:r>
         <w:rPr>
           <w:color w:val="000000" w:themeColor="text1"/>
@@ -3100,12 +4411,14 @@
         </w:rPr>
         <w:t>elgyem</w:t>
       </w:r>
+      <w:proofErr w:type="spellEnd"/>
       <w:r>
         <w:rPr>
           <w:color w:val="000000" w:themeColor="text1"/>
         </w:rPr>
         <w:t>3/</w:t>
       </w:r>
+      <w:proofErr w:type="spellStart"/>
       <w:r>
         <w:rPr>
           <w:color w:val="000000" w:themeColor="text1"/>
@@ -3113,6 +4426,7 @@
         </w:rPr>
         <w:t>mismagius</w:t>
       </w:r>
+      <w:proofErr w:type="spellEnd"/>
       <w:r>
         <w:rPr>
           <w:color w:val="000000" w:themeColor="text1"/>
@@ -3127,50 +4441,54 @@
       </w:r>
     </w:p>
     <w:p>
-      <w:pPr>
+      <w:r>
+        <w:t>Иерархия после 3 пунктов</w:t>
+      </w:r>
+      <w:r>
+        <w:t>(</w:t>
+      </w:r>
+      <w:r>
         <w:rPr>
           <w:lang w:val="en-US"/>
         </w:rPr>
-      </w:pPr>
-      <w:r>
-        <w:t>Иерархия после 3 пунктов</w:t>
-      </w:r>
+        <w:t>ls</w:t>
+      </w:r>
+      <w:r>
+        <w:t xml:space="preserve"> -</w:t>
+      </w:r>
+      <w:proofErr w:type="spellStart"/>
+      <w:r>
+        <w:rPr>
+          <w:lang w:val="en-US"/>
+        </w:rPr>
+        <w:t>lR</w:t>
+      </w:r>
+      <w:proofErr w:type="spellEnd"/>
       <w:r>
         <w:t>(</w:t>
       </w:r>
       <w:r>
+        <w:t xml:space="preserve">из-за возникающих ошибок доступа – была запущена на локальном </w:t>
+      </w:r>
+      <w:proofErr w:type="spellStart"/>
+      <w:r>
+        <w:t>пк</w:t>
+      </w:r>
+      <w:proofErr w:type="spellEnd"/>
+      <w:r>
+        <w:t xml:space="preserve">, </w:t>
+      </w:r>
+      <w:r>
+        <w:t xml:space="preserve">с добавлением </w:t>
+      </w:r>
+      <w:proofErr w:type="spellStart"/>
+      <w:r>
         <w:rPr>
           <w:lang w:val="en-US"/>
         </w:rPr>
-        <w:t>ls</w:t>
-      </w:r>
-      <w:r>
-        <w:t xml:space="preserve"> -</w:t>
-      </w:r>
-      <w:r>
-        <w:rPr>
-          <w:lang w:val="en-US"/>
-        </w:rPr>
-        <w:t>lR</w:t>
-      </w:r>
-      <w:r>
-        <w:t>(</w:t>
-      </w:r>
-      <w:r>
-        <w:t>из-за возникающих ошибок доступа – была запущена на локальном пк</w:t>
-      </w:r>
-      <w:r>
-        <w:t xml:space="preserve">, </w:t>
-      </w:r>
-      <w:r>
-        <w:t xml:space="preserve">с добавлением </w:t>
-      </w:r>
-      <w:r>
-        <w:rPr>
-          <w:lang w:val="en-US"/>
-        </w:rPr>
         <w:t>sudo</w:t>
       </w:r>
+      <w:proofErr w:type="spellEnd"/>
       <w:r>
         <w:t>)):</w:t>
       </w:r>
@@ -3242,15 +4560,49 @@
           <w:lang w:val="en-GB"/>
         </w:rPr>
       </w:pPr>
-      <w:r>
-        <w:rPr>
-          <w:rFonts w:cs="Times New Roman"/>
-          <w:color w:val="000000"/>
-          <w:kern w:val="0"/>
-          <w:szCs w:val="28"/>
-          <w:lang w:val="en-GB"/>
-        </w:rPr>
-        <w:t>lrwxr-xr-x  1 miwm64  staff   14 Oct  3 21:46 Copy_81 -&gt; lab0/vigoroth3</w:t>
+      <w:proofErr w:type="spellStart"/>
+      <w:r>
+        <w:rPr>
+          <w:rFonts w:cs="Times New Roman"/>
+          <w:color w:val="000000"/>
+          <w:kern w:val="0"/>
+          <w:szCs w:val="28"/>
+          <w:lang w:val="en-GB"/>
+        </w:rPr>
+        <w:t>lrwxr</w:t>
+      </w:r>
+      <w:proofErr w:type="spellEnd"/>
+      <w:r>
+        <w:rPr>
+          <w:rFonts w:cs="Times New Roman"/>
+          <w:color w:val="000000"/>
+          <w:kern w:val="0"/>
+          <w:szCs w:val="28"/>
+          <w:lang w:val="en-GB"/>
+        </w:rPr>
+        <w:t>-</w:t>
+      </w:r>
+      <w:proofErr w:type="spellStart"/>
+      <w:r>
+        <w:rPr>
+          <w:rFonts w:cs="Times New Roman"/>
+          <w:color w:val="000000"/>
+          <w:kern w:val="0"/>
+          <w:szCs w:val="28"/>
+          <w:lang w:val="en-GB"/>
+        </w:rPr>
+        <w:t>xr</w:t>
+      </w:r>
+      <w:proofErr w:type="spellEnd"/>
+      <w:r>
+        <w:rPr>
+          <w:rFonts w:cs="Times New Roman"/>
+          <w:color w:val="000000"/>
+          <w:kern w:val="0"/>
+          <w:szCs w:val="28"/>
+          <w:lang w:val="en-GB"/>
+        </w:rPr>
+        <w:t>-x  1 miwm64  staff   14 Oct  3 21:46 Copy_81 -&gt; lab0/vigoroth3</w:t>
       </w:r>
     </w:p>
     <w:p>
@@ -3281,15 +4633,27 @@
           <w:lang w:val="en-GB"/>
         </w:rPr>
       </w:pPr>
-      <w:r>
-        <w:rPr>
-          <w:rFonts w:cs="Times New Roman"/>
-          <w:color w:val="000000"/>
-          <w:kern w:val="0"/>
-          <w:szCs w:val="28"/>
-          <w:lang w:val="en-GB"/>
-        </w:rPr>
-        <w:t>drwx-wxrw-  6 miwm64  staff  192 Oct  3 21:46 elgyem3</w:t>
+      <w:proofErr w:type="spellStart"/>
+      <w:r>
+        <w:rPr>
+          <w:rFonts w:cs="Times New Roman"/>
+          <w:color w:val="000000"/>
+          <w:kern w:val="0"/>
+          <w:szCs w:val="28"/>
+          <w:lang w:val="en-GB"/>
+        </w:rPr>
+        <w:t>drwx-wxrw</w:t>
+      </w:r>
+      <w:proofErr w:type="spellEnd"/>
+      <w:r>
+        <w:rPr>
+          <w:rFonts w:cs="Times New Roman"/>
+          <w:color w:val="000000"/>
+          <w:kern w:val="0"/>
+          <w:szCs w:val="28"/>
+          <w:lang w:val="en-GB"/>
+        </w:rPr>
+        <w:t>-  6 miwm64  staff  192 Oct  3 21:46 elgyem3</w:t>
       </w:r>
     </w:p>
     <w:p>
@@ -3328,7 +4692,51 @@
           <w:szCs w:val="28"/>
           <w:lang w:val="en-GB"/>
         </w:rPr>
-        <w:t>d-wxr-xrwx  8 miwm64  staff  256 Oct  3 21:46 krabby9</w:t>
+        <w:t>d-</w:t>
+      </w:r>
+      <w:proofErr w:type="spellStart"/>
+      <w:r>
+        <w:rPr>
+          <w:rFonts w:cs="Times New Roman"/>
+          <w:color w:val="000000"/>
+          <w:kern w:val="0"/>
+          <w:szCs w:val="28"/>
+          <w:lang w:val="en-GB"/>
+        </w:rPr>
+        <w:t>wxr</w:t>
+      </w:r>
+      <w:proofErr w:type="spellEnd"/>
+      <w:r>
+        <w:rPr>
+          <w:rFonts w:cs="Times New Roman"/>
+          <w:color w:val="000000"/>
+          <w:kern w:val="0"/>
+          <w:szCs w:val="28"/>
+          <w:lang w:val="en-GB"/>
+        </w:rPr>
+        <w:t>-</w:t>
+      </w:r>
+      <w:proofErr w:type="spellStart"/>
+      <w:r>
+        <w:rPr>
+          <w:rFonts w:cs="Times New Roman"/>
+          <w:color w:val="000000"/>
+          <w:kern w:val="0"/>
+          <w:szCs w:val="28"/>
+          <w:lang w:val="en-GB"/>
+        </w:rPr>
+        <w:t>xrwx</w:t>
+      </w:r>
+      <w:proofErr w:type="spellEnd"/>
+      <w:r>
+        <w:rPr>
+          <w:rFonts w:cs="Times New Roman"/>
+          <w:color w:val="000000"/>
+          <w:kern w:val="0"/>
+          <w:szCs w:val="28"/>
+          <w:lang w:val="en-GB"/>
+        </w:rPr>
+        <w:t xml:space="preserve">  8 miwm64  staff  256 Oct  3 21:46 krabby9</w:t>
       </w:r>
     </w:p>
     <w:p>
@@ -3367,7 +4775,29 @@
           <w:szCs w:val="28"/>
           <w:lang w:val="en-GB"/>
         </w:rPr>
-        <w:t>-rw--w----  1 miwm64  staff   66 Oct  3 21:46 mothim8</w:t>
+        <w:t>-</w:t>
+      </w:r>
+      <w:proofErr w:type="spellStart"/>
+      <w:r>
+        <w:rPr>
+          <w:rFonts w:cs="Times New Roman"/>
+          <w:color w:val="000000"/>
+          <w:kern w:val="0"/>
+          <w:szCs w:val="28"/>
+          <w:lang w:val="en-GB"/>
+        </w:rPr>
+        <w:t>rw</w:t>
+      </w:r>
+      <w:proofErr w:type="spellEnd"/>
+      <w:r>
+        <w:rPr>
+          <w:rFonts w:cs="Times New Roman"/>
+          <w:color w:val="000000"/>
+          <w:kern w:val="0"/>
+          <w:szCs w:val="28"/>
+          <w:lang w:val="en-GB"/>
+        </w:rPr>
+        <w:t>--w----  1 miwm64  staff   66 Oct  3 21:46 mothim8</w:t>
       </w:r>
     </w:p>
     <w:p>
@@ -3406,7 +4836,29 @@
           <w:szCs w:val="28"/>
           <w:lang w:val="en-GB"/>
         </w:rPr>
-        <w:t>----r--rw-  1 miwm64  staff   28 Oct  3 21:46 piloswine8</w:t>
+        <w:t>----r--</w:t>
+      </w:r>
+      <w:proofErr w:type="spellStart"/>
+      <w:r>
+        <w:rPr>
+          <w:rFonts w:cs="Times New Roman"/>
+          <w:color w:val="000000"/>
+          <w:kern w:val="0"/>
+          <w:szCs w:val="28"/>
+          <w:lang w:val="en-GB"/>
+        </w:rPr>
+        <w:t>rw</w:t>
+      </w:r>
+      <w:proofErr w:type="spellEnd"/>
+      <w:r>
+        <w:rPr>
+          <w:rFonts w:cs="Times New Roman"/>
+          <w:color w:val="000000"/>
+          <w:kern w:val="0"/>
+          <w:szCs w:val="28"/>
+          <w:lang w:val="en-GB"/>
+        </w:rPr>
+        <w:t>-  1 miwm64  staff   28 Oct  3 21:46 piloswine8</w:t>
       </w:r>
     </w:p>
     <w:p>
@@ -3445,7 +4897,29 @@
           <w:szCs w:val="28"/>
           <w:lang w:val="en-GB"/>
         </w:rPr>
-        <w:t>-rw--w----  2 miwm64  staff   50 Oct  3 21:46 snivy9</w:t>
+        <w:t>-</w:t>
+      </w:r>
+      <w:proofErr w:type="spellStart"/>
+      <w:r>
+        <w:rPr>
+          <w:rFonts w:cs="Times New Roman"/>
+          <w:color w:val="000000"/>
+          <w:kern w:val="0"/>
+          <w:szCs w:val="28"/>
+          <w:lang w:val="en-GB"/>
+        </w:rPr>
+        <w:t>rw</w:t>
+      </w:r>
+      <w:proofErr w:type="spellEnd"/>
+      <w:r>
+        <w:rPr>
+          <w:rFonts w:cs="Times New Roman"/>
+          <w:color w:val="000000"/>
+          <w:kern w:val="0"/>
+          <w:szCs w:val="28"/>
+          <w:lang w:val="en-GB"/>
+        </w:rPr>
+        <w:t>--w----  2 miwm64  staff   50 Oct  3 21:46 snivy9</w:t>
       </w:r>
     </w:p>
     <w:p>
@@ -3484,7 +4958,29 @@
           <w:szCs w:val="28"/>
           <w:lang w:val="en-GB"/>
         </w:rPr>
-        <w:t>-rw-r--r--  1 miwm64  staff  382 Oct  3 21:46 snivy9_48</w:t>
+        <w:t>-</w:t>
+      </w:r>
+      <w:proofErr w:type="spellStart"/>
+      <w:r>
+        <w:rPr>
+          <w:rFonts w:cs="Times New Roman"/>
+          <w:color w:val="000000"/>
+          <w:kern w:val="0"/>
+          <w:szCs w:val="28"/>
+          <w:lang w:val="en-GB"/>
+        </w:rPr>
+        <w:t>rw</w:t>
+      </w:r>
+      <w:proofErr w:type="spellEnd"/>
+      <w:r>
+        <w:rPr>
+          <w:rFonts w:cs="Times New Roman"/>
+          <w:color w:val="000000"/>
+          <w:kern w:val="0"/>
+          <w:szCs w:val="28"/>
+          <w:lang w:val="en-GB"/>
+        </w:rPr>
+        <w:t>-r--r--  1 miwm64  staff  382 Oct  3 21:46 snivy9_48</w:t>
       </w:r>
     </w:p>
     <w:p>
@@ -3523,7 +5019,51 @@
           <w:szCs w:val="28"/>
           <w:lang w:val="en-GB"/>
         </w:rPr>
-        <w:t>d-wx-wxr-x  8 miwm64  staff  256 Oct  3 21:46 vigoroth3</w:t>
+        <w:t>d-</w:t>
+      </w:r>
+      <w:proofErr w:type="spellStart"/>
+      <w:r>
+        <w:rPr>
+          <w:rFonts w:cs="Times New Roman"/>
+          <w:color w:val="000000"/>
+          <w:kern w:val="0"/>
+          <w:szCs w:val="28"/>
+          <w:lang w:val="en-GB"/>
+        </w:rPr>
+        <w:t>wx</w:t>
+      </w:r>
+      <w:proofErr w:type="spellEnd"/>
+      <w:r>
+        <w:rPr>
+          <w:rFonts w:cs="Times New Roman"/>
+          <w:color w:val="000000"/>
+          <w:kern w:val="0"/>
+          <w:szCs w:val="28"/>
+          <w:lang w:val="en-GB"/>
+        </w:rPr>
+        <w:t>-</w:t>
+      </w:r>
+      <w:proofErr w:type="spellStart"/>
+      <w:r>
+        <w:rPr>
+          <w:rFonts w:cs="Times New Roman"/>
+          <w:color w:val="000000"/>
+          <w:kern w:val="0"/>
+          <w:szCs w:val="28"/>
+          <w:lang w:val="en-GB"/>
+        </w:rPr>
+        <w:t>wxr</w:t>
+      </w:r>
+      <w:proofErr w:type="spellEnd"/>
+      <w:r>
+        <w:rPr>
+          <w:rFonts w:cs="Times New Roman"/>
+          <w:color w:val="000000"/>
+          <w:kern w:val="0"/>
+          <w:szCs w:val="28"/>
+          <w:lang w:val="en-GB"/>
+        </w:rPr>
+        <w:t>-x  8 miwm64  staff  256 Oct  3 21:46 vigoroth3</w:t>
       </w:r>
     </w:p>
     <w:p>
@@ -3669,8 +5209,20 @@
           <w:szCs w:val="28"/>
           <w:lang w:val="en-GB"/>
         </w:rPr>
-        <w:t>-r--------  1 miwm64  staff   20 Oct  3 21:46 feraligatr</w:t>
-      </w:r>
+        <w:t xml:space="preserve">-r--------  1 miwm64  staff   20 Oct  3 21:46 </w:t>
+      </w:r>
+      <w:proofErr w:type="spellStart"/>
+      <w:r>
+        <w:rPr>
+          <w:rFonts w:cs="Times New Roman"/>
+          <w:color w:val="000000"/>
+          <w:kern w:val="0"/>
+          <w:szCs w:val="28"/>
+          <w:lang w:val="en-GB"/>
+        </w:rPr>
+        <w:t>feraligatr</w:t>
+      </w:r>
+      <w:proofErr w:type="spellEnd"/>
     </w:p>
     <w:p>
       <w:pPr>
@@ -3700,15 +5252,71 @@
           <w:lang w:val="en-GB"/>
         </w:rPr>
       </w:pPr>
-      <w:r>
-        <w:rPr>
-          <w:rFonts w:cs="Times New Roman"/>
-          <w:color w:val="000000"/>
-          <w:kern w:val="0"/>
-          <w:szCs w:val="28"/>
-          <w:lang w:val="en-GB"/>
-        </w:rPr>
-        <w:t>lrwxr-xr-x  1 miwm64  staff   12 Oct  3 21:46 feraligatrmothim -&gt; lab0/mothim8</w:t>
+      <w:proofErr w:type="spellStart"/>
+      <w:r>
+        <w:rPr>
+          <w:rFonts w:cs="Times New Roman"/>
+          <w:color w:val="000000"/>
+          <w:kern w:val="0"/>
+          <w:szCs w:val="28"/>
+          <w:lang w:val="en-GB"/>
+        </w:rPr>
+        <w:t>lrwxr</w:t>
+      </w:r>
+      <w:proofErr w:type="spellEnd"/>
+      <w:r>
+        <w:rPr>
+          <w:rFonts w:cs="Times New Roman"/>
+          <w:color w:val="000000"/>
+          <w:kern w:val="0"/>
+          <w:szCs w:val="28"/>
+          <w:lang w:val="en-GB"/>
+        </w:rPr>
+        <w:t>-</w:t>
+      </w:r>
+      <w:proofErr w:type="spellStart"/>
+      <w:r>
+        <w:rPr>
+          <w:rFonts w:cs="Times New Roman"/>
+          <w:color w:val="000000"/>
+          <w:kern w:val="0"/>
+          <w:szCs w:val="28"/>
+          <w:lang w:val="en-GB"/>
+        </w:rPr>
+        <w:t>xr</w:t>
+      </w:r>
+      <w:proofErr w:type="spellEnd"/>
+      <w:r>
+        <w:rPr>
+          <w:rFonts w:cs="Times New Roman"/>
+          <w:color w:val="000000"/>
+          <w:kern w:val="0"/>
+          <w:szCs w:val="28"/>
+          <w:lang w:val="en-GB"/>
+        </w:rPr>
+        <w:t xml:space="preserve">-x  1 miwm64  staff   12 Oct  3 21:46 </w:t>
+      </w:r>
+      <w:proofErr w:type="spellStart"/>
+      <w:r>
+        <w:rPr>
+          <w:rFonts w:cs="Times New Roman"/>
+          <w:color w:val="000000"/>
+          <w:kern w:val="0"/>
+          <w:szCs w:val="28"/>
+          <w:lang w:val="en-GB"/>
+        </w:rPr>
+        <w:t>feraligatrmothim</w:t>
+      </w:r>
+      <w:proofErr w:type="spellEnd"/>
+      <w:r>
+        <w:rPr>
+          <w:rFonts w:cs="Times New Roman"/>
+          <w:color w:val="000000"/>
+          <w:kern w:val="0"/>
+          <w:szCs w:val="28"/>
+          <w:lang w:val="en-GB"/>
+        </w:rPr>
+        <w:t xml:space="preserve"> -&gt; lab0/mothim8</w:t>
       </w:r>
     </w:p>
     <w:p>
@@ -3739,16 +5347,40 @@
           <w:lang w:val="en-GB"/>
         </w:rPr>
       </w:pPr>
-      <w:r>
-        <w:rPr>
-          <w:rFonts w:cs="Times New Roman"/>
-          <w:color w:val="000000"/>
-          <w:kern w:val="0"/>
-          <w:szCs w:val="28"/>
-          <w:lang w:val="en-GB"/>
-        </w:rPr>
-        <w:t>drwx-wx-wx  3 miwm64  staff   96 Oct  3 21:46 kadabra</w:t>
-      </w:r>
+      <w:proofErr w:type="spellStart"/>
+      <w:r>
+        <w:rPr>
+          <w:rFonts w:cs="Times New Roman"/>
+          <w:color w:val="000000"/>
+          <w:kern w:val="0"/>
+          <w:szCs w:val="28"/>
+          <w:lang w:val="en-GB"/>
+        </w:rPr>
+        <w:t>drwx-wx-wx</w:t>
+      </w:r>
+      <w:proofErr w:type="spellEnd"/>
+      <w:r>
+        <w:rPr>
+          <w:rFonts w:cs="Times New Roman"/>
+          <w:color w:val="000000"/>
+          <w:kern w:val="0"/>
+          <w:szCs w:val="28"/>
+          <w:lang w:val="en-GB"/>
+        </w:rPr>
+        <w:t xml:space="preserve">  3 miwm64  staff   96 Oct  3 21:46 </w:t>
+      </w:r>
+      <w:proofErr w:type="spellStart"/>
+      <w:r>
+        <w:rPr>
+          <w:rFonts w:cs="Times New Roman"/>
+          <w:color w:val="000000"/>
+          <w:kern w:val="0"/>
+          <w:szCs w:val="28"/>
+          <w:lang w:val="en-GB"/>
+        </w:rPr>
+        <w:t>kadabra</w:t>
+      </w:r>
+      <w:proofErr w:type="spellEnd"/>
     </w:p>
     <w:p>
       <w:pPr>
@@ -3786,8 +5418,20 @@
           <w:szCs w:val="28"/>
           <w:lang w:val="en-GB"/>
         </w:rPr>
-        <w:t>-------r--  1 miwm64  staff  107 Oct  3 21:46 mismagius</w:t>
-      </w:r>
+        <w:t xml:space="preserve">-------r--  1 miwm64  staff  107 Oct  3 21:46 </w:t>
+      </w:r>
+      <w:proofErr w:type="spellStart"/>
+      <w:r>
+        <w:rPr>
+          <w:rFonts w:cs="Times New Roman"/>
+          <w:color w:val="000000"/>
+          <w:kern w:val="0"/>
+          <w:szCs w:val="28"/>
+          <w:lang w:val="en-GB"/>
+        </w:rPr>
+        <w:t>mismagius</w:t>
+      </w:r>
+      <w:proofErr w:type="spellEnd"/>
     </w:p>
     <w:p>
       <w:pPr>
@@ -3854,7 +5498,29 @@
           <w:szCs w:val="28"/>
           <w:lang w:val="en-GB"/>
         </w:rPr>
-        <w:t>lab0/elgyem3/kadabra:</w:t>
+        <w:t>lab0/elgyem3/</w:t>
+      </w:r>
+      <w:proofErr w:type="spellStart"/>
+      <w:r>
+        <w:rPr>
+          <w:rFonts w:cs="Times New Roman"/>
+          <w:color w:val="000000"/>
+          <w:kern w:val="0"/>
+          <w:szCs w:val="28"/>
+          <w:lang w:val="en-GB"/>
+        </w:rPr>
+        <w:t>kadabra</w:t>
+      </w:r>
+      <w:proofErr w:type="spellEnd"/>
+      <w:r>
+        <w:rPr>
+          <w:rFonts w:cs="Times New Roman"/>
+          <w:color w:val="000000"/>
+          <w:kern w:val="0"/>
+          <w:szCs w:val="28"/>
+          <w:lang w:val="en-GB"/>
+        </w:rPr>
+        <w:t>:</w:t>
       </w:r>
     </w:p>
     <w:p>
@@ -3924,15 +5590,49 @@
           <w:lang w:val="en-GB"/>
         </w:rPr>
       </w:pPr>
-      <w:r>
-        <w:rPr>
-          <w:rFonts w:cs="Times New Roman"/>
-          <w:color w:val="000000"/>
-          <w:kern w:val="0"/>
-          <w:szCs w:val="28"/>
-          <w:lang w:val="en-GB"/>
-        </w:rPr>
-        <w:t>drwx--xr--  5 miwm64  staff  160 Oct  3 21:46 elgyem3</w:t>
+      <w:proofErr w:type="spellStart"/>
+      <w:r>
+        <w:rPr>
+          <w:rFonts w:cs="Times New Roman"/>
+          <w:color w:val="000000"/>
+          <w:kern w:val="0"/>
+          <w:szCs w:val="28"/>
+          <w:lang w:val="en-GB"/>
+        </w:rPr>
+        <w:t>drwx</w:t>
+      </w:r>
+      <w:proofErr w:type="spellEnd"/>
+      <w:r>
+        <w:rPr>
+          <w:rFonts w:cs="Times New Roman"/>
+          <w:color w:val="000000"/>
+          <w:kern w:val="0"/>
+          <w:szCs w:val="28"/>
+          <w:lang w:val="en-GB"/>
+        </w:rPr>
+        <w:t>--</w:t>
+      </w:r>
+      <w:proofErr w:type="spellStart"/>
+      <w:r>
+        <w:rPr>
+          <w:rFonts w:cs="Times New Roman"/>
+          <w:color w:val="000000"/>
+          <w:kern w:val="0"/>
+          <w:szCs w:val="28"/>
+          <w:lang w:val="en-GB"/>
+        </w:rPr>
+        <w:t>xr</w:t>
+      </w:r>
+      <w:proofErr w:type="spellEnd"/>
+      <w:r>
+        <w:rPr>
+          <w:rFonts w:cs="Times New Roman"/>
+          <w:color w:val="000000"/>
+          <w:kern w:val="0"/>
+          <w:szCs w:val="28"/>
+          <w:lang w:val="en-GB"/>
+        </w:rPr>
+        <w:t>--  5 miwm64  staff  160 Oct  3 21:46 elgyem3</w:t>
       </w:r>
     </w:p>
     <w:p>
@@ -4000,7 +5700,29 @@
           <w:szCs w:val="28"/>
           <w:lang w:val="en-GB"/>
         </w:rPr>
-        <w:t>lab0/elgyem3/kadabra/elgyem3:</w:t>
+        <w:t>lab0/elgyem3/</w:t>
+      </w:r>
+      <w:proofErr w:type="spellStart"/>
+      <w:r>
+        <w:rPr>
+          <w:rFonts w:cs="Times New Roman"/>
+          <w:color w:val="000000"/>
+          <w:kern w:val="0"/>
+          <w:szCs w:val="28"/>
+          <w:lang w:val="en-GB"/>
+        </w:rPr>
+        <w:t>kadabra</w:t>
+      </w:r>
+      <w:proofErr w:type="spellEnd"/>
+      <w:r>
+        <w:rPr>
+          <w:rFonts w:cs="Times New Roman"/>
+          <w:color w:val="000000"/>
+          <w:kern w:val="0"/>
+          <w:szCs w:val="28"/>
+          <w:lang w:val="en-GB"/>
+        </w:rPr>
+        <w:t>/elgyem3:</w:t>
       </w:r>
     </w:p>
     <w:p>
@@ -4078,8 +5800,20 @@
           <w:szCs w:val="28"/>
           <w:lang w:val="en-GB"/>
         </w:rPr>
-        <w:t>-r--------  1 miwm64  staff   20 Oct  3 21:46 feraligatr</w:t>
-      </w:r>
+        <w:t xml:space="preserve">-r--------  1 miwm64  staff   20 Oct  3 21:46 </w:t>
+      </w:r>
+      <w:proofErr w:type="spellStart"/>
+      <w:r>
+        <w:rPr>
+          <w:rFonts w:cs="Times New Roman"/>
+          <w:color w:val="000000"/>
+          <w:kern w:val="0"/>
+          <w:szCs w:val="28"/>
+          <w:lang w:val="en-GB"/>
+        </w:rPr>
+        <w:t>feraligatr</w:t>
+      </w:r>
+      <w:proofErr w:type="spellEnd"/>
     </w:p>
     <w:p>
       <w:pPr>
@@ -4109,16 +5843,40 @@
           <w:lang w:val="en-GB"/>
         </w:rPr>
       </w:pPr>
-      <w:r>
-        <w:rPr>
-          <w:rFonts w:cs="Times New Roman"/>
-          <w:color w:val="000000"/>
-          <w:kern w:val="0"/>
-          <w:szCs w:val="28"/>
-          <w:lang w:val="en-GB"/>
-        </w:rPr>
-        <w:t>drwx--x--x  2 miwm64  staff   64 Oct  3 21:46 kadabra</w:t>
-      </w:r>
+      <w:proofErr w:type="spellStart"/>
+      <w:r>
+        <w:rPr>
+          <w:rFonts w:cs="Times New Roman"/>
+          <w:color w:val="000000"/>
+          <w:kern w:val="0"/>
+          <w:szCs w:val="28"/>
+          <w:lang w:val="en-GB"/>
+        </w:rPr>
+        <w:t>drwx</w:t>
+      </w:r>
+      <w:proofErr w:type="spellEnd"/>
+      <w:r>
+        <w:rPr>
+          <w:rFonts w:cs="Times New Roman"/>
+          <w:color w:val="000000"/>
+          <w:kern w:val="0"/>
+          <w:szCs w:val="28"/>
+          <w:lang w:val="en-GB"/>
+        </w:rPr>
+        <w:t xml:space="preserve">--x--x  2 miwm64  staff   64 Oct  3 21:46 </w:t>
+      </w:r>
+      <w:proofErr w:type="spellStart"/>
+      <w:r>
+        <w:rPr>
+          <w:rFonts w:cs="Times New Roman"/>
+          <w:color w:val="000000"/>
+          <w:kern w:val="0"/>
+          <w:szCs w:val="28"/>
+          <w:lang w:val="en-GB"/>
+        </w:rPr>
+        <w:t>kadabra</w:t>
+      </w:r>
+      <w:proofErr w:type="spellEnd"/>
     </w:p>
     <w:p>
       <w:pPr>
@@ -4156,8 +5914,20 @@
           <w:szCs w:val="28"/>
           <w:lang w:val="en-GB"/>
         </w:rPr>
-        <w:t>-------r--  1 miwm64  staff  107 Oct  3 21:46 mismagius</w:t>
-      </w:r>
+        <w:t xml:space="preserve">-------r--  1 miwm64  staff  107 Oct  3 21:46 </w:t>
+      </w:r>
+      <w:proofErr w:type="spellStart"/>
+      <w:r>
+        <w:rPr>
+          <w:rFonts w:cs="Times New Roman"/>
+          <w:color w:val="000000"/>
+          <w:kern w:val="0"/>
+          <w:szCs w:val="28"/>
+          <w:lang w:val="en-GB"/>
+        </w:rPr>
+        <w:t>mismagius</w:t>
+      </w:r>
+      <w:proofErr w:type="spellEnd"/>
     </w:p>
     <w:p>
       <w:pPr>
@@ -4224,7 +5994,51 @@
           <w:szCs w:val="28"/>
           <w:lang w:val="en-GB"/>
         </w:rPr>
-        <w:t>lab0/elgyem3/kadabra/elgyem3/kadabra:</w:t>
+        <w:t>lab0/elgyem3/</w:t>
+      </w:r>
+      <w:proofErr w:type="spellStart"/>
+      <w:r>
+        <w:rPr>
+          <w:rFonts w:cs="Times New Roman"/>
+          <w:color w:val="000000"/>
+          <w:kern w:val="0"/>
+          <w:szCs w:val="28"/>
+          <w:lang w:val="en-GB"/>
+        </w:rPr>
+        <w:t>kadabra</w:t>
+      </w:r>
+      <w:proofErr w:type="spellEnd"/>
+      <w:r>
+        <w:rPr>
+          <w:rFonts w:cs="Times New Roman"/>
+          <w:color w:val="000000"/>
+          <w:kern w:val="0"/>
+          <w:szCs w:val="28"/>
+          <w:lang w:val="en-GB"/>
+        </w:rPr>
+        <w:t>/elgyem3/</w:t>
+      </w:r>
+      <w:proofErr w:type="spellStart"/>
+      <w:r>
+        <w:rPr>
+          <w:rFonts w:cs="Times New Roman"/>
+          <w:color w:val="000000"/>
+          <w:kern w:val="0"/>
+          <w:szCs w:val="28"/>
+          <w:lang w:val="en-GB"/>
+        </w:rPr>
+        <w:t>kadabra</w:t>
+      </w:r>
+      <w:proofErr w:type="spellEnd"/>
+      <w:r>
+        <w:rPr>
+          <w:rFonts w:cs="Times New Roman"/>
+          <w:color w:val="000000"/>
+          <w:kern w:val="0"/>
+          <w:szCs w:val="28"/>
+          <w:lang w:val="en-GB"/>
+        </w:rPr>
+        <w:t>:</w:t>
       </w:r>
     </w:p>
     <w:p>
@@ -4409,8 +6223,64 @@
           <w:szCs w:val="28"/>
           <w:lang w:val="en-GB"/>
         </w:rPr>
-        <w:t>d-wx--xr-x  2 miwm64  staff   64 Oct  3 21:46 chandelure</w:t>
-      </w:r>
+        <w:t>d-</w:t>
+      </w:r>
+      <w:proofErr w:type="spellStart"/>
+      <w:r>
+        <w:rPr>
+          <w:rFonts w:cs="Times New Roman"/>
+          <w:color w:val="000000"/>
+          <w:kern w:val="0"/>
+          <w:szCs w:val="28"/>
+          <w:lang w:val="en-GB"/>
+        </w:rPr>
+        <w:t>wx</w:t>
+      </w:r>
+      <w:proofErr w:type="spellEnd"/>
+      <w:r>
+        <w:rPr>
+          <w:rFonts w:cs="Times New Roman"/>
+          <w:color w:val="000000"/>
+          <w:kern w:val="0"/>
+          <w:szCs w:val="28"/>
+          <w:lang w:val="en-GB"/>
+        </w:rPr>
+        <w:t>--</w:t>
+      </w:r>
+      <w:proofErr w:type="spellStart"/>
+      <w:r>
+        <w:rPr>
+          <w:rFonts w:cs="Times New Roman"/>
+          <w:color w:val="000000"/>
+          <w:kern w:val="0"/>
+          <w:szCs w:val="28"/>
+          <w:lang w:val="en-GB"/>
+        </w:rPr>
+        <w:t>xr</w:t>
+      </w:r>
+      <w:proofErr w:type="spellEnd"/>
+      <w:r>
+        <w:rPr>
+          <w:rFonts w:cs="Times New Roman"/>
+          <w:color w:val="000000"/>
+          <w:kern w:val="0"/>
+          <w:szCs w:val="28"/>
+          <w:lang w:val="en-GB"/>
+        </w:rPr>
+        <w:t xml:space="preserve">-x  2 miwm64  staff   64 Oct  3 21:46 </w:t>
+      </w:r>
+      <w:proofErr w:type="spellStart"/>
+      <w:r>
+        <w:rPr>
+          <w:rFonts w:cs="Times New Roman"/>
+          <w:color w:val="000000"/>
+          <w:kern w:val="0"/>
+          <w:szCs w:val="28"/>
+          <w:lang w:val="en-GB"/>
+        </w:rPr>
+        <w:t>chandelure</w:t>
+      </w:r>
+      <w:proofErr w:type="spellEnd"/>
     </w:p>
     <w:p>
       <w:pPr>
@@ -4448,8 +6318,20 @@
           <w:szCs w:val="28"/>
           <w:lang w:val="en-GB"/>
         </w:rPr>
-        <w:t>-r--r-----  1 miwm64  staff   29 Oct  3 21:46 eevee</w:t>
-      </w:r>
+        <w:t xml:space="preserve">-r--r-----  1 miwm64  staff   29 Oct  3 21:46 </w:t>
+      </w:r>
+      <w:proofErr w:type="spellStart"/>
+      <w:r>
+        <w:rPr>
+          <w:rFonts w:cs="Times New Roman"/>
+          <w:color w:val="000000"/>
+          <w:kern w:val="0"/>
+          <w:szCs w:val="28"/>
+          <w:lang w:val="en-GB"/>
+        </w:rPr>
+        <w:t>eevee</w:t>
+      </w:r>
+      <w:proofErr w:type="spellEnd"/>
     </w:p>
     <w:p>
       <w:pPr>
@@ -4487,8 +6369,42 @@
           <w:szCs w:val="28"/>
           <w:lang w:val="en-GB"/>
         </w:rPr>
-        <w:t>-rw--w----  2 miwm64  staff   50 Oct  3 21:46 eeveesnivy</w:t>
-      </w:r>
+        <w:t>-</w:t>
+      </w:r>
+      <w:proofErr w:type="spellStart"/>
+      <w:r>
+        <w:rPr>
+          <w:rFonts w:cs="Times New Roman"/>
+          <w:color w:val="000000"/>
+          <w:kern w:val="0"/>
+          <w:szCs w:val="28"/>
+          <w:lang w:val="en-GB"/>
+        </w:rPr>
+        <w:t>rw</w:t>
+      </w:r>
+      <w:proofErr w:type="spellEnd"/>
+      <w:r>
+        <w:rPr>
+          <w:rFonts w:cs="Times New Roman"/>
+          <w:color w:val="000000"/>
+          <w:kern w:val="0"/>
+          <w:szCs w:val="28"/>
+          <w:lang w:val="en-GB"/>
+        </w:rPr>
+        <w:t xml:space="preserve">--w----  2 miwm64  staff   50 Oct  3 21:46 </w:t>
+      </w:r>
+      <w:proofErr w:type="spellStart"/>
+      <w:r>
+        <w:rPr>
+          <w:rFonts w:cs="Times New Roman"/>
+          <w:color w:val="000000"/>
+          <w:kern w:val="0"/>
+          <w:szCs w:val="28"/>
+          <w:lang w:val="en-GB"/>
+        </w:rPr>
+        <w:t>eeveesnivy</w:t>
+      </w:r>
+      <w:proofErr w:type="spellEnd"/>
     </w:p>
     <w:p>
       <w:pPr>
@@ -4518,6 +6434,7 @@
           <w:lang w:val="en-GB"/>
         </w:rPr>
       </w:pPr>
+      <w:proofErr w:type="spellStart"/>
       <w:r>
         <w:rPr>
           <w:rFonts w:cs="Times New Roman"/>
@@ -4527,8 +6444,31 @@
           <w:lang w:val="en-GB"/>
         </w:rPr>
         <w:lastRenderedPageBreak/>
-        <w:t>drwxrwx--x  2 miwm64  staff   64 Oct  3 21:46 nidoranM</w:t>
-      </w:r>
+        <w:t>drwxrwx</w:t>
+      </w:r>
+      <w:proofErr w:type="spellEnd"/>
+      <w:r>
+        <w:rPr>
+          <w:rFonts w:cs="Times New Roman"/>
+          <w:color w:val="000000"/>
+          <w:kern w:val="0"/>
+          <w:szCs w:val="28"/>
+          <w:lang w:val="en-GB"/>
+        </w:rPr>
+        <w:t xml:space="preserve">--x  2 miwm64  staff   64 Oct  3 21:46 </w:t>
+      </w:r>
+      <w:proofErr w:type="spellStart"/>
+      <w:r>
+        <w:rPr>
+          <w:rFonts w:cs="Times New Roman"/>
+          <w:color w:val="000000"/>
+          <w:kern w:val="0"/>
+          <w:szCs w:val="28"/>
+          <w:lang w:val="en-GB"/>
+        </w:rPr>
+        <w:t>nidoranM</w:t>
+      </w:r>
+      <w:proofErr w:type="spellEnd"/>
     </w:p>
     <w:p>
       <w:pPr>
@@ -4566,8 +6506,20 @@
           <w:szCs w:val="28"/>
           <w:lang w:val="en-GB"/>
         </w:rPr>
-        <w:t>dr-x--x-w-  2 miwm64  staff   64 Oct  3 21:46 roselia</w:t>
-      </w:r>
+        <w:t xml:space="preserve">dr-x--x-w-  2 miwm64  staff   64 Oct  3 21:46 </w:t>
+      </w:r>
+      <w:proofErr w:type="spellStart"/>
+      <w:r>
+        <w:rPr>
+          <w:rFonts w:cs="Times New Roman"/>
+          <w:color w:val="000000"/>
+          <w:kern w:val="0"/>
+          <w:szCs w:val="28"/>
+          <w:lang w:val="en-GB"/>
+        </w:rPr>
+        <w:t>roselia</w:t>
+      </w:r>
+      <w:proofErr w:type="spellEnd"/>
     </w:p>
     <w:p>
       <w:pPr>
@@ -4605,8 +6557,20 @@
           <w:szCs w:val="28"/>
           <w:lang w:val="en-GB"/>
         </w:rPr>
-        <w:t>-r--r-----  1 miwm64  staff  362 Oct  3 21:46 slowking</w:t>
-      </w:r>
+        <w:t xml:space="preserve">-r--r-----  1 miwm64  staff  362 Oct  3 21:46 </w:t>
+      </w:r>
+      <w:proofErr w:type="spellStart"/>
+      <w:r>
+        <w:rPr>
+          <w:rFonts w:cs="Times New Roman"/>
+          <w:color w:val="000000"/>
+          <w:kern w:val="0"/>
+          <w:szCs w:val="28"/>
+          <w:lang w:val="en-GB"/>
+        </w:rPr>
+        <w:t>slowking</w:t>
+      </w:r>
+      <w:proofErr w:type="spellEnd"/>
     </w:p>
     <w:p>
       <w:pPr>
@@ -4673,7 +6637,29 @@
           <w:szCs w:val="28"/>
           <w:lang w:val="en-GB"/>
         </w:rPr>
-        <w:t>lab0/krabby9/chandelure:</w:t>
+        <w:t>lab0/krabby9/</w:t>
+      </w:r>
+      <w:proofErr w:type="spellStart"/>
+      <w:r>
+        <w:rPr>
+          <w:rFonts w:cs="Times New Roman"/>
+          <w:color w:val="000000"/>
+          <w:kern w:val="0"/>
+          <w:szCs w:val="28"/>
+          <w:lang w:val="en-GB"/>
+        </w:rPr>
+        <w:t>chandelure</w:t>
+      </w:r>
+      <w:proofErr w:type="spellEnd"/>
+      <w:r>
+        <w:rPr>
+          <w:rFonts w:cs="Times New Roman"/>
+          <w:color w:val="000000"/>
+          <w:kern w:val="0"/>
+          <w:szCs w:val="28"/>
+          <w:lang w:val="en-GB"/>
+        </w:rPr>
+        <w:t>:</w:t>
       </w:r>
     </w:p>
     <w:p>
@@ -4780,7 +6766,29 @@
           <w:szCs w:val="28"/>
           <w:lang w:val="en-GB"/>
         </w:rPr>
-        <w:t>lab0/krabby9/nidoranM:</w:t>
+        <w:t>lab0/krabby9/</w:t>
+      </w:r>
+      <w:proofErr w:type="spellStart"/>
+      <w:r>
+        <w:rPr>
+          <w:rFonts w:cs="Times New Roman"/>
+          <w:color w:val="000000"/>
+          <w:kern w:val="0"/>
+          <w:szCs w:val="28"/>
+          <w:lang w:val="en-GB"/>
+        </w:rPr>
+        <w:t>nidoranM</w:t>
+      </w:r>
+      <w:proofErr w:type="spellEnd"/>
+      <w:r>
+        <w:rPr>
+          <w:rFonts w:cs="Times New Roman"/>
+          <w:color w:val="000000"/>
+          <w:kern w:val="0"/>
+          <w:szCs w:val="28"/>
+          <w:lang w:val="en-GB"/>
+        </w:rPr>
+        <w:t>:</w:t>
       </w:r>
     </w:p>
     <w:p>
@@ -4887,7 +6895,29 @@
           <w:szCs w:val="28"/>
           <w:lang w:val="en-GB"/>
         </w:rPr>
-        <w:t>lab0/krabby9/roselia:</w:t>
+        <w:t>lab0/krabby9/</w:t>
+      </w:r>
+      <w:proofErr w:type="spellStart"/>
+      <w:r>
+        <w:rPr>
+          <w:rFonts w:cs="Times New Roman"/>
+          <w:color w:val="000000"/>
+          <w:kern w:val="0"/>
+          <w:szCs w:val="28"/>
+          <w:lang w:val="en-GB"/>
+        </w:rPr>
+        <w:t>roselia</w:t>
+      </w:r>
+      <w:proofErr w:type="spellEnd"/>
+      <w:r>
+        <w:rPr>
+          <w:rFonts w:cs="Times New Roman"/>
+          <w:color w:val="000000"/>
+          <w:kern w:val="0"/>
+          <w:szCs w:val="28"/>
+          <w:lang w:val="en-GB"/>
+        </w:rPr>
+        <w:t>:</w:t>
       </w:r>
     </w:p>
     <w:p>
@@ -5072,7 +7102,51 @@
           <w:szCs w:val="28"/>
           <w:lang w:val="en-GB"/>
         </w:rPr>
-        <w:t>d-wx-wx---  2 miwm64  staff  64 Oct  3 21:46 alakazam</w:t>
+        <w:t>d-</w:t>
+      </w:r>
+      <w:proofErr w:type="spellStart"/>
+      <w:r>
+        <w:rPr>
+          <w:rFonts w:cs="Times New Roman"/>
+          <w:color w:val="000000"/>
+          <w:kern w:val="0"/>
+          <w:szCs w:val="28"/>
+          <w:lang w:val="en-GB"/>
+        </w:rPr>
+        <w:t>wx</w:t>
+      </w:r>
+      <w:proofErr w:type="spellEnd"/>
+      <w:r>
+        <w:rPr>
+          <w:rFonts w:cs="Times New Roman"/>
+          <w:color w:val="000000"/>
+          <w:kern w:val="0"/>
+          <w:szCs w:val="28"/>
+          <w:lang w:val="en-GB"/>
+        </w:rPr>
+        <w:t>-</w:t>
+      </w:r>
+      <w:proofErr w:type="spellStart"/>
+      <w:r>
+        <w:rPr>
+          <w:rFonts w:cs="Times New Roman"/>
+          <w:color w:val="000000"/>
+          <w:kern w:val="0"/>
+          <w:szCs w:val="28"/>
+          <w:lang w:val="en-GB"/>
+        </w:rPr>
+        <w:t>wx</w:t>
+      </w:r>
+      <w:proofErr w:type="spellEnd"/>
+      <w:r>
+        <w:rPr>
+          <w:rFonts w:cs="Times New Roman"/>
+          <w:color w:val="000000"/>
+          <w:kern w:val="0"/>
+          <w:szCs w:val="28"/>
+          <w:lang w:val="en-GB"/>
+        </w:rPr>
+        <w:t>---  2 miwm64  staff  64 Oct  3 21:46 alakazam</w:t>
       </w:r>
     </w:p>
     <w:p>
@@ -5103,16 +7177,62 @@
           <w:lang w:val="en-GB"/>
         </w:rPr>
       </w:pPr>
-      <w:r>
-        <w:rPr>
-          <w:rFonts w:cs="Times New Roman"/>
-          <w:color w:val="000000"/>
-          <w:kern w:val="0"/>
-          <w:szCs w:val="28"/>
-          <w:lang w:val="en-GB"/>
-        </w:rPr>
-        <w:t>drwxr-xr-x  3 miwm64  staff  96 Oct  3 21:46 grotle</w:t>
-      </w:r>
+      <w:proofErr w:type="spellStart"/>
+      <w:r>
+        <w:rPr>
+          <w:rFonts w:cs="Times New Roman"/>
+          <w:color w:val="000000"/>
+          <w:kern w:val="0"/>
+          <w:szCs w:val="28"/>
+          <w:lang w:val="en-GB"/>
+        </w:rPr>
+        <w:t>drwxr</w:t>
+      </w:r>
+      <w:proofErr w:type="spellEnd"/>
+      <w:r>
+        <w:rPr>
+          <w:rFonts w:cs="Times New Roman"/>
+          <w:color w:val="000000"/>
+          <w:kern w:val="0"/>
+          <w:szCs w:val="28"/>
+          <w:lang w:val="en-GB"/>
+        </w:rPr>
+        <w:t>-</w:t>
+      </w:r>
+      <w:proofErr w:type="spellStart"/>
+      <w:r>
+        <w:rPr>
+          <w:rFonts w:cs="Times New Roman"/>
+          <w:color w:val="000000"/>
+          <w:kern w:val="0"/>
+          <w:szCs w:val="28"/>
+          <w:lang w:val="en-GB"/>
+        </w:rPr>
+        <w:t>xr</w:t>
+      </w:r>
+      <w:proofErr w:type="spellEnd"/>
+      <w:r>
+        <w:rPr>
+          <w:rFonts w:cs="Times New Roman"/>
+          <w:color w:val="000000"/>
+          <w:kern w:val="0"/>
+          <w:szCs w:val="28"/>
+          <w:lang w:val="en-GB"/>
+        </w:rPr>
+        <w:t xml:space="preserve">-x  3 miwm64  staff  96 Oct  3 21:46 </w:t>
+      </w:r>
+      <w:proofErr w:type="spellStart"/>
+      <w:r>
+        <w:rPr>
+          <w:rFonts w:cs="Times New Roman"/>
+          <w:color w:val="000000"/>
+          <w:kern w:val="0"/>
+          <w:szCs w:val="28"/>
+          <w:lang w:val="en-GB"/>
+        </w:rPr>
+        <w:t>grotle</w:t>
+      </w:r>
+      <w:proofErr w:type="spellEnd"/>
     </w:p>
     <w:p>
       <w:pPr>
@@ -5150,8 +7270,42 @@
           <w:szCs w:val="28"/>
           <w:lang w:val="en-GB"/>
         </w:rPr>
-        <w:t>-rw-r--r--  1 miwm64  staff  20 Oct  3 21:46 horsea</w:t>
-      </w:r>
+        <w:t>-</w:t>
+      </w:r>
+      <w:proofErr w:type="spellStart"/>
+      <w:r>
+        <w:rPr>
+          <w:rFonts w:cs="Times New Roman"/>
+          <w:color w:val="000000"/>
+          <w:kern w:val="0"/>
+          <w:szCs w:val="28"/>
+          <w:lang w:val="en-GB"/>
+        </w:rPr>
+        <w:t>rw</w:t>
+      </w:r>
+      <w:proofErr w:type="spellEnd"/>
+      <w:r>
+        <w:rPr>
+          <w:rFonts w:cs="Times New Roman"/>
+          <w:color w:val="000000"/>
+          <w:kern w:val="0"/>
+          <w:szCs w:val="28"/>
+          <w:lang w:val="en-GB"/>
+        </w:rPr>
+        <w:t xml:space="preserve">-r--r--  1 miwm64  staff  20 Oct  3 21:46 </w:t>
+      </w:r>
+      <w:proofErr w:type="spellStart"/>
+      <w:r>
+        <w:rPr>
+          <w:rFonts w:cs="Times New Roman"/>
+          <w:color w:val="000000"/>
+          <w:kern w:val="0"/>
+          <w:szCs w:val="28"/>
+          <w:lang w:val="en-GB"/>
+        </w:rPr>
+        <w:t>horsea</w:t>
+      </w:r>
+      <w:proofErr w:type="spellEnd"/>
     </w:p>
     <w:p>
       <w:pPr>
@@ -5189,8 +7343,42 @@
           <w:szCs w:val="28"/>
           <w:lang w:val="en-GB"/>
         </w:rPr>
-        <w:t>-rw-------  1 miwm64  staff  66 Oct  3 21:46 horseamothim</w:t>
-      </w:r>
+        <w:t>-</w:t>
+      </w:r>
+      <w:proofErr w:type="spellStart"/>
+      <w:r>
+        <w:rPr>
+          <w:rFonts w:cs="Times New Roman"/>
+          <w:color w:val="000000"/>
+          <w:kern w:val="0"/>
+          <w:szCs w:val="28"/>
+          <w:lang w:val="en-GB"/>
+        </w:rPr>
+        <w:t>rw</w:t>
+      </w:r>
+      <w:proofErr w:type="spellEnd"/>
+      <w:r>
+        <w:rPr>
+          <w:rFonts w:cs="Times New Roman"/>
+          <w:color w:val="000000"/>
+          <w:kern w:val="0"/>
+          <w:szCs w:val="28"/>
+          <w:lang w:val="en-GB"/>
+        </w:rPr>
+        <w:t xml:space="preserve">-------  1 miwm64  staff  66 Oct  3 21:46 </w:t>
+      </w:r>
+      <w:proofErr w:type="spellStart"/>
+      <w:r>
+        <w:rPr>
+          <w:rFonts w:cs="Times New Roman"/>
+          <w:color w:val="000000"/>
+          <w:kern w:val="0"/>
+          <w:szCs w:val="28"/>
+          <w:lang w:val="en-GB"/>
+        </w:rPr>
+        <w:t>horseamothim</w:t>
+      </w:r>
+      <w:proofErr w:type="spellEnd"/>
     </w:p>
     <w:p>
       <w:pPr>
@@ -5228,8 +7416,42 @@
           <w:szCs w:val="28"/>
           <w:lang w:val="en-GB"/>
         </w:rPr>
-        <w:t>-rw--w----  1 miwm64  staff  37 Oct  3 21:46 hypno</w:t>
-      </w:r>
+        <w:t>-</w:t>
+      </w:r>
+      <w:proofErr w:type="spellStart"/>
+      <w:r>
+        <w:rPr>
+          <w:rFonts w:cs="Times New Roman"/>
+          <w:color w:val="000000"/>
+          <w:kern w:val="0"/>
+          <w:szCs w:val="28"/>
+          <w:lang w:val="en-GB"/>
+        </w:rPr>
+        <w:t>rw</w:t>
+      </w:r>
+      <w:proofErr w:type="spellEnd"/>
+      <w:r>
+        <w:rPr>
+          <w:rFonts w:cs="Times New Roman"/>
+          <w:color w:val="000000"/>
+          <w:kern w:val="0"/>
+          <w:szCs w:val="28"/>
+          <w:lang w:val="en-GB"/>
+        </w:rPr>
+        <w:t xml:space="preserve">--w----  1 miwm64  staff  37 Oct  3 21:46 </w:t>
+      </w:r>
+      <w:proofErr w:type="spellStart"/>
+      <w:r>
+        <w:rPr>
+          <w:rFonts w:cs="Times New Roman"/>
+          <w:color w:val="000000"/>
+          <w:kern w:val="0"/>
+          <w:szCs w:val="28"/>
+          <w:lang w:val="en-GB"/>
+        </w:rPr>
+        <w:t>hypno</w:t>
+      </w:r>
+      <w:proofErr w:type="spellEnd"/>
     </w:p>
     <w:p>
       <w:pPr>
@@ -5267,8 +7489,64 @@
           <w:szCs w:val="28"/>
           <w:lang w:val="en-GB"/>
         </w:rPr>
-        <w:t>d-wx-wxr-x  2 miwm64  staff  64 Oct  3 21:46 leafeon</w:t>
-      </w:r>
+        <w:t>d-</w:t>
+      </w:r>
+      <w:proofErr w:type="spellStart"/>
+      <w:r>
+        <w:rPr>
+          <w:rFonts w:cs="Times New Roman"/>
+          <w:color w:val="000000"/>
+          <w:kern w:val="0"/>
+          <w:szCs w:val="28"/>
+          <w:lang w:val="en-GB"/>
+        </w:rPr>
+        <w:t>wx</w:t>
+      </w:r>
+      <w:proofErr w:type="spellEnd"/>
+      <w:r>
+        <w:rPr>
+          <w:rFonts w:cs="Times New Roman"/>
+          <w:color w:val="000000"/>
+          <w:kern w:val="0"/>
+          <w:szCs w:val="28"/>
+          <w:lang w:val="en-GB"/>
+        </w:rPr>
+        <w:t>-</w:t>
+      </w:r>
+      <w:proofErr w:type="spellStart"/>
+      <w:r>
+        <w:rPr>
+          <w:rFonts w:cs="Times New Roman"/>
+          <w:color w:val="000000"/>
+          <w:kern w:val="0"/>
+          <w:szCs w:val="28"/>
+          <w:lang w:val="en-GB"/>
+        </w:rPr>
+        <w:t>wxr</w:t>
+      </w:r>
+      <w:proofErr w:type="spellEnd"/>
+      <w:r>
+        <w:rPr>
+          <w:rFonts w:cs="Times New Roman"/>
+          <w:color w:val="000000"/>
+          <w:kern w:val="0"/>
+          <w:szCs w:val="28"/>
+          <w:lang w:val="en-GB"/>
+        </w:rPr>
+        <w:t xml:space="preserve">-x  2 miwm64  staff  64 Oct  3 21:46 </w:t>
+      </w:r>
+      <w:proofErr w:type="spellStart"/>
+      <w:r>
+        <w:rPr>
+          <w:rFonts w:cs="Times New Roman"/>
+          <w:color w:val="000000"/>
+          <w:kern w:val="0"/>
+          <w:szCs w:val="28"/>
+          <w:lang w:val="en-GB"/>
+        </w:rPr>
+        <w:t>leafeon</w:t>
+      </w:r>
+      <w:proofErr w:type="spellEnd"/>
     </w:p>
     <w:p>
       <w:pPr>
@@ -5442,7 +7720,29 @@
           <w:szCs w:val="28"/>
           <w:lang w:val="en-GB"/>
         </w:rPr>
-        <w:t>lab0/vigoroth3/grotle:</w:t>
+        <w:t>lab0/vigoroth3/</w:t>
+      </w:r>
+      <w:proofErr w:type="spellStart"/>
+      <w:r>
+        <w:rPr>
+          <w:rFonts w:cs="Times New Roman"/>
+          <w:color w:val="000000"/>
+          <w:kern w:val="0"/>
+          <w:szCs w:val="28"/>
+          <w:lang w:val="en-GB"/>
+        </w:rPr>
+        <w:t>grotle</w:t>
+      </w:r>
+      <w:proofErr w:type="spellEnd"/>
+      <w:r>
+        <w:rPr>
+          <w:rFonts w:cs="Times New Roman"/>
+          <w:color w:val="000000"/>
+          <w:kern w:val="0"/>
+          <w:szCs w:val="28"/>
+          <w:lang w:val="en-GB"/>
+        </w:rPr>
+        <w:t>:</w:t>
       </w:r>
     </w:p>
     <w:p>
@@ -5520,7 +7820,29 @@
           <w:szCs w:val="28"/>
           <w:lang w:val="en-GB"/>
         </w:rPr>
-        <w:t>-rw-------  1 miwm64  staff  50 Oct  3 21:46 snivy9</w:t>
+        <w:t>-</w:t>
+      </w:r>
+      <w:proofErr w:type="spellStart"/>
+      <w:r>
+        <w:rPr>
+          <w:rFonts w:cs="Times New Roman"/>
+          <w:color w:val="000000"/>
+          <w:kern w:val="0"/>
+          <w:szCs w:val="28"/>
+          <w:lang w:val="en-GB"/>
+        </w:rPr>
+        <w:t>rw</w:t>
+      </w:r>
+      <w:proofErr w:type="spellEnd"/>
+      <w:r>
+        <w:rPr>
+          <w:rFonts w:cs="Times New Roman"/>
+          <w:color w:val="000000"/>
+          <w:kern w:val="0"/>
+          <w:szCs w:val="28"/>
+          <w:lang w:val="en-GB"/>
+        </w:rPr>
+        <w:t>-------  1 miwm64  staff  50 Oct  3 21:46 snivy9</w:t>
       </w:r>
     </w:p>
     <w:p>
@@ -5588,7 +7910,29 @@
           <w:szCs w:val="28"/>
           <w:lang w:val="en-GB"/>
         </w:rPr>
-        <w:t>lab0/vigoroth3/leafeon:</w:t>
+        <w:t>lab0/vigoroth3/</w:t>
+      </w:r>
+      <w:proofErr w:type="spellStart"/>
+      <w:r>
+        <w:rPr>
+          <w:rFonts w:cs="Times New Roman"/>
+          <w:color w:val="000000"/>
+          <w:kern w:val="0"/>
+          <w:szCs w:val="28"/>
+          <w:lang w:val="en-GB"/>
+        </w:rPr>
+        <w:t>leafeon</w:t>
+      </w:r>
+      <w:proofErr w:type="spellEnd"/>
+      <w:r>
+        <w:rPr>
+          <w:rFonts w:cs="Times New Roman"/>
+          <w:color w:val="000000"/>
+          <w:kern w:val="0"/>
+          <w:szCs w:val="28"/>
+          <w:lang w:val="en-GB"/>
+        </w:rPr>
+        <w:t>:</w:t>
       </w:r>
     </w:p>
     <w:p>
@@ -5659,18 +8003,45 @@
         </w:rPr>
       </w:pPr>
     </w:p>
-    <w:p/>
-    <w:p/>
-    <w:p/>
+    <w:p>
+      <w:pPr>
+        <w:rPr>
+          <w:lang w:val="en-US"/>
+        </w:rPr>
+      </w:pPr>
+    </w:p>
+    <w:p>
+      <w:pPr>
+        <w:rPr>
+          <w:lang w:val="en-US"/>
+        </w:rPr>
+      </w:pPr>
+    </w:p>
+    <w:p>
+      <w:pPr>
+        <w:rPr>
+          <w:lang w:val="en-US"/>
+        </w:rPr>
+      </w:pPr>
+    </w:p>
     <w:p>
       <w:pPr>
         <w:pStyle w:val="Heading2"/>
         <w:jc w:val="center"/>
-      </w:pPr>
-      <w:bookmarkStart w:id="5" w:name="_Toc210422249"/>
+        <w:rPr>
+          <w:lang w:val="en-US"/>
+        </w:rPr>
+      </w:pPr>
+      <w:bookmarkStart w:id="5" w:name="_Toc210432325"/>
       <w:r>
         <w:lastRenderedPageBreak/>
-        <w:t>Пункт 4</w:t>
+        <w:t>Пункт</w:t>
+      </w:r>
+      <w:r>
+        <w:rPr>
+          <w:lang w:val="en-US"/>
+        </w:rPr>
+        <w:t xml:space="preserve"> 4</w:t>
       </w:r>
       <w:bookmarkEnd w:id="5"/>
     </w:p>
@@ -5780,15 +8151,27 @@
           <w:lang w:val="en-GB"/>
         </w:rPr>
       </w:pPr>
-      <w:r>
-        <w:rPr>
-          <w:rFonts w:cs="Times New Roman"/>
-          <w:color w:val="000000" w:themeColor="text1"/>
-          <w:kern w:val="0"/>
-          <w:szCs w:val="28"/>
-          <w:lang w:val="en-GB"/>
-        </w:rPr>
-        <w:t>wc -l lab0/*[8] 2&gt;&amp;1</w:t>
+      <w:proofErr w:type="spellStart"/>
+      <w:r>
+        <w:rPr>
+          <w:rFonts w:cs="Times New Roman"/>
+          <w:color w:val="000000" w:themeColor="text1"/>
+          <w:kern w:val="0"/>
+          <w:szCs w:val="28"/>
+          <w:lang w:val="en-GB"/>
+        </w:rPr>
+        <w:t>wc</w:t>
+      </w:r>
+      <w:proofErr w:type="spellEnd"/>
+      <w:r>
+        <w:rPr>
+          <w:rFonts w:cs="Times New Roman"/>
+          <w:color w:val="000000" w:themeColor="text1"/>
+          <w:kern w:val="0"/>
+          <w:szCs w:val="28"/>
+          <w:lang w:val="en-GB"/>
+        </w:rPr>
+        <w:t xml:space="preserve"> -l lab0/*[8] 2&gt;&amp;1</w:t>
       </w:r>
     </w:p>
     <w:p>
@@ -5897,15 +8280,27 @@
           <w:lang w:val="en-GB"/>
         </w:rPr>
       </w:pPr>
-      <w:r>
-        <w:rPr>
-          <w:rFonts w:cs="Times New Roman"/>
-          <w:color w:val="000000" w:themeColor="text1"/>
-          <w:kern w:val="0"/>
-          <w:szCs w:val="28"/>
-          <w:lang w:val="en-GB"/>
-        </w:rPr>
-        <w:t>chmod 777 lab0/krabby9 # Otherwise empty output</w:t>
+      <w:proofErr w:type="spellStart"/>
+      <w:r>
+        <w:rPr>
+          <w:rFonts w:cs="Times New Roman"/>
+          <w:color w:val="000000" w:themeColor="text1"/>
+          <w:kern w:val="0"/>
+          <w:szCs w:val="28"/>
+          <w:lang w:val="en-GB"/>
+        </w:rPr>
+        <w:t>chmod</w:t>
+      </w:r>
+      <w:proofErr w:type="spellEnd"/>
+      <w:r>
+        <w:rPr>
+          <w:rFonts w:cs="Times New Roman"/>
+          <w:color w:val="000000" w:themeColor="text1"/>
+          <w:kern w:val="0"/>
+          <w:szCs w:val="28"/>
+          <w:lang w:val="en-GB"/>
+        </w:rPr>
+        <w:t xml:space="preserve"> 777 lab0/krabby9 # Otherwise empty output</w:t>
       </w:r>
     </w:p>
     <w:p>
@@ -5936,16 +8331,40 @@
           <w:lang w:val="en-GB"/>
         </w:rPr>
       </w:pPr>
-      <w:r>
-        <w:rPr>
-          <w:rFonts w:cs="Times New Roman"/>
-          <w:color w:val="000000" w:themeColor="text1"/>
-          <w:kern w:val="0"/>
-          <w:szCs w:val="28"/>
-          <w:lang w:val="en-GB"/>
-        </w:rPr>
-        <w:t>mkdir lab0/tmp</w:t>
-      </w:r>
+      <w:proofErr w:type="spellStart"/>
+      <w:r>
+        <w:rPr>
+          <w:rFonts w:cs="Times New Roman"/>
+          <w:color w:val="000000" w:themeColor="text1"/>
+          <w:kern w:val="0"/>
+          <w:szCs w:val="28"/>
+          <w:lang w:val="en-GB"/>
+        </w:rPr>
+        <w:t>mkdir</w:t>
+      </w:r>
+      <w:proofErr w:type="spellEnd"/>
+      <w:r>
+        <w:rPr>
+          <w:rFonts w:cs="Times New Roman"/>
+          <w:color w:val="000000" w:themeColor="text1"/>
+          <w:kern w:val="0"/>
+          <w:szCs w:val="28"/>
+          <w:lang w:val="en-GB"/>
+        </w:rPr>
+        <w:t xml:space="preserve"> lab0/</w:t>
+      </w:r>
+      <w:proofErr w:type="spellStart"/>
+      <w:r>
+        <w:rPr>
+          <w:rFonts w:cs="Times New Roman"/>
+          <w:color w:val="000000" w:themeColor="text1"/>
+          <w:kern w:val="0"/>
+          <w:szCs w:val="28"/>
+          <w:lang w:val="en-GB"/>
+        </w:rPr>
+        <w:t>tmp</w:t>
+      </w:r>
+      <w:proofErr w:type="spellEnd"/>
     </w:p>
     <w:p>
       <w:pPr>
@@ -5983,7 +8402,29 @@
           <w:szCs w:val="28"/>
           <w:lang w:val="en-GB"/>
         </w:rPr>
-        <w:t>touch lab0/tmp/log.txt</w:t>
+        <w:t>touch lab0/</w:t>
+      </w:r>
+      <w:proofErr w:type="spellStart"/>
+      <w:r>
+        <w:rPr>
+          <w:rFonts w:cs="Times New Roman"/>
+          <w:color w:val="000000" w:themeColor="text1"/>
+          <w:kern w:val="0"/>
+          <w:szCs w:val="28"/>
+          <w:lang w:val="en-GB"/>
+        </w:rPr>
+        <w:t>tmp</w:t>
+      </w:r>
+      <w:proofErr w:type="spellEnd"/>
+      <w:r>
+        <w:rPr>
+          <w:rFonts w:cs="Times New Roman"/>
+          <w:color w:val="000000" w:themeColor="text1"/>
+          <w:kern w:val="0"/>
+          <w:szCs w:val="28"/>
+          <w:lang w:val="en-GB"/>
+        </w:rPr>
+        <w:t>/log.txt</w:t>
       </w:r>
     </w:p>
     <w:p>
@@ -6032,7 +8473,29 @@
           <w:szCs w:val="28"/>
           <w:lang w:val="en-GB"/>
         </w:rPr>
-        <w:t>ls -lp lab0/krabby9 | grep -v / | sort -k9r</w:t>
+        <w:t>ls -</w:t>
+      </w:r>
+      <w:proofErr w:type="spellStart"/>
+      <w:r>
+        <w:rPr>
+          <w:rFonts w:cs="Times New Roman"/>
+          <w:color w:val="000000" w:themeColor="text1"/>
+          <w:kern w:val="0"/>
+          <w:szCs w:val="28"/>
+          <w:lang w:val="en-GB"/>
+        </w:rPr>
+        <w:t>lp</w:t>
+      </w:r>
+      <w:proofErr w:type="spellEnd"/>
+      <w:r>
+        <w:rPr>
+          <w:rFonts w:cs="Times New Roman"/>
+          <w:color w:val="000000" w:themeColor="text1"/>
+          <w:kern w:val="0"/>
+          <w:szCs w:val="28"/>
+          <w:lang w:val="en-GB"/>
+        </w:rPr>
+        <w:t xml:space="preserve"> lab0/krabby9 | grep -v / | sort -k9r</w:t>
       </w:r>
       <w:r>
         <w:rPr>
@@ -6052,7 +8515,29 @@
           <w:szCs w:val="28"/>
           <w:lang w:val="en-GB"/>
         </w:rPr>
-        <w:t xml:space="preserve"> 2&gt;&gt;lab0/tmp/log.txt</w:t>
+        <w:t xml:space="preserve"> 2&gt;&gt;lab0/</w:t>
+      </w:r>
+      <w:proofErr w:type="spellStart"/>
+      <w:r>
+        <w:rPr>
+          <w:rFonts w:cs="Times New Roman"/>
+          <w:color w:val="000000" w:themeColor="text1"/>
+          <w:kern w:val="0"/>
+          <w:szCs w:val="28"/>
+          <w:lang w:val="en-GB"/>
+        </w:rPr>
+        <w:t>tmp</w:t>
+      </w:r>
+      <w:proofErr w:type="spellEnd"/>
+      <w:r>
+        <w:rPr>
+          <w:rFonts w:cs="Times New Roman"/>
+          <w:color w:val="000000" w:themeColor="text1"/>
+          <w:kern w:val="0"/>
+          <w:szCs w:val="28"/>
+          <w:lang w:val="en-GB"/>
+        </w:rPr>
+        <w:t>/log.txt</w:t>
       </w:r>
     </w:p>
     <w:p>
@@ -6083,15 +8568,27 @@
           <w:lang w:val="en-GB"/>
         </w:rPr>
       </w:pPr>
-      <w:r>
-        <w:rPr>
-          <w:rFonts w:cs="Times New Roman"/>
-          <w:color w:val="000000" w:themeColor="text1"/>
-          <w:kern w:val="0"/>
-          <w:szCs w:val="28"/>
-          <w:lang w:val="en-GB"/>
-        </w:rPr>
-        <w:t>chmod 357 lab0/krabby9</w:t>
+      <w:proofErr w:type="spellStart"/>
+      <w:r>
+        <w:rPr>
+          <w:rFonts w:cs="Times New Roman"/>
+          <w:color w:val="000000" w:themeColor="text1"/>
+          <w:kern w:val="0"/>
+          <w:szCs w:val="28"/>
+          <w:lang w:val="en-GB"/>
+        </w:rPr>
+        <w:t>chmod</w:t>
+      </w:r>
+      <w:proofErr w:type="spellEnd"/>
+      <w:r>
+        <w:rPr>
+          <w:rFonts w:cs="Times New Roman"/>
+          <w:color w:val="000000" w:themeColor="text1"/>
+          <w:kern w:val="0"/>
+          <w:szCs w:val="28"/>
+          <w:lang w:val="en-GB"/>
+        </w:rPr>
+        <w:t xml:space="preserve"> 357 lab0/krabby9</w:t>
       </w:r>
     </w:p>
     <w:p>
@@ -6200,15 +8697,27 @@
           <w:lang w:val="en-GB"/>
         </w:rPr>
       </w:pPr>
-      <w:r>
-        <w:rPr>
-          <w:rFonts w:cs="Times New Roman"/>
-          <w:color w:val="000000" w:themeColor="text1"/>
-          <w:kern w:val="0"/>
-          <w:szCs w:val="28"/>
-          <w:lang w:val="en-GB"/>
-        </w:rPr>
-        <w:t>chmod 777 lab0/krabby9</w:t>
+      <w:proofErr w:type="spellStart"/>
+      <w:r>
+        <w:rPr>
+          <w:rFonts w:cs="Times New Roman"/>
+          <w:color w:val="000000" w:themeColor="text1"/>
+          <w:kern w:val="0"/>
+          <w:szCs w:val="28"/>
+          <w:lang w:val="en-GB"/>
+        </w:rPr>
+        <w:t>chmod</w:t>
+      </w:r>
+      <w:proofErr w:type="spellEnd"/>
+      <w:r>
+        <w:rPr>
+          <w:rFonts w:cs="Times New Roman"/>
+          <w:color w:val="000000" w:themeColor="text1"/>
+          <w:kern w:val="0"/>
+          <w:szCs w:val="28"/>
+          <w:lang w:val="en-GB"/>
+        </w:rPr>
+        <w:t xml:space="preserve"> 777 lab0/krabby9</w:t>
       </w:r>
     </w:p>
     <w:p>
@@ -6278,15 +8787,27 @@
           <w:lang w:val="en-GB"/>
         </w:rPr>
       </w:pPr>
-      <w:r>
-        <w:rPr>
-          <w:rFonts w:cs="Times New Roman"/>
-          <w:color w:val="000000" w:themeColor="text1"/>
-          <w:kern w:val="0"/>
-          <w:szCs w:val="28"/>
-          <w:lang w:val="en-GB"/>
-        </w:rPr>
-        <w:t>chmod 357 lab0/krabby9</w:t>
+      <w:proofErr w:type="spellStart"/>
+      <w:r>
+        <w:rPr>
+          <w:rFonts w:cs="Times New Roman"/>
+          <w:color w:val="000000" w:themeColor="text1"/>
+          <w:kern w:val="0"/>
+          <w:szCs w:val="28"/>
+          <w:lang w:val="en-GB"/>
+        </w:rPr>
+        <w:t>chmod</w:t>
+      </w:r>
+      <w:proofErr w:type="spellEnd"/>
+      <w:r>
+        <w:rPr>
+          <w:rFonts w:cs="Times New Roman"/>
+          <w:color w:val="000000" w:themeColor="text1"/>
+          <w:kern w:val="0"/>
+          <w:szCs w:val="28"/>
+          <w:lang w:val="en-GB"/>
+        </w:rPr>
+        <w:t xml:space="preserve"> 357 lab0/krabby9</w:t>
       </w:r>
     </w:p>
     <w:p>
@@ -6403,7 +8924,29 @@
           <w:szCs w:val="28"/>
           <w:lang w:val="en-GB"/>
         </w:rPr>
-        <w:t>ls -lR lab0 2&gt;/dev/null | grep "ka" | grep -v ":$" | head -n 2</w:t>
+        <w:t>ls -</w:t>
+      </w:r>
+      <w:proofErr w:type="spellStart"/>
+      <w:r>
+        <w:rPr>
+          <w:rFonts w:cs="Times New Roman"/>
+          <w:color w:val="000000" w:themeColor="text1"/>
+          <w:kern w:val="0"/>
+          <w:szCs w:val="28"/>
+          <w:lang w:val="en-GB"/>
+        </w:rPr>
+        <w:t>lR</w:t>
+      </w:r>
+      <w:proofErr w:type="spellEnd"/>
+      <w:r>
+        <w:rPr>
+          <w:rFonts w:cs="Times New Roman"/>
+          <w:color w:val="000000" w:themeColor="text1"/>
+          <w:kern w:val="0"/>
+          <w:szCs w:val="28"/>
+          <w:lang w:val="en-GB"/>
+        </w:rPr>
+        <w:t xml:space="preserve"> lab0 2&gt;/dev/null | grep "ka" | grep -v ":$" | head -n 2</w:t>
       </w:r>
     </w:p>
     <w:p>
@@ -6520,7 +9063,29 @@
           <w:szCs w:val="28"/>
           <w:lang w:val="en-GB"/>
         </w:rPr>
-        <w:t>ls -lR lab0 | grep -v ":$"| grep " [e][^ ]*$" | sort -k8r</w:t>
+        <w:t>ls -</w:t>
+      </w:r>
+      <w:proofErr w:type="spellStart"/>
+      <w:r>
+        <w:rPr>
+          <w:rFonts w:cs="Times New Roman"/>
+          <w:color w:val="000000" w:themeColor="text1"/>
+          <w:kern w:val="0"/>
+          <w:szCs w:val="28"/>
+          <w:lang w:val="en-GB"/>
+        </w:rPr>
+        <w:t>lR</w:t>
+      </w:r>
+      <w:proofErr w:type="spellEnd"/>
+      <w:r>
+        <w:rPr>
+          <w:rFonts w:cs="Times New Roman"/>
+          <w:color w:val="000000" w:themeColor="text1"/>
+          <w:kern w:val="0"/>
+          <w:szCs w:val="28"/>
+          <w:lang w:val="en-GB"/>
+        </w:rPr>
+        <w:t xml:space="preserve"> lab0 | grep -v ":$"| grep " [e][^ ]*$" | sort -k8r</w:t>
       </w:r>
     </w:p>
     <w:p>
@@ -6637,46 +9202,87 @@
           <w:szCs w:val="28"/>
           <w:lang w:val="en-GB"/>
         </w:rPr>
-        <w:t>ls -lR lab0 2&gt;&gt;lab0/tmp/log.txt | grep -v ":$"| grep "a$" | sort -k8r | tail -n 4</w:t>
-      </w:r>
-    </w:p>
-    <w:p>
-      <w:pPr>
-        <w:rPr>
-          <w:lang w:val="en-GB"/>
-        </w:rPr>
-      </w:pPr>
-    </w:p>
-    <w:p>
-      <w:pPr>
+        <w:t>ls -</w:t>
+      </w:r>
+      <w:proofErr w:type="spellStart"/>
+      <w:r>
+        <w:rPr>
+          <w:rFonts w:cs="Times New Roman"/>
+          <w:color w:val="000000" w:themeColor="text1"/>
+          <w:kern w:val="0"/>
+          <w:szCs w:val="28"/>
+          <w:lang w:val="en-GB"/>
+        </w:rPr>
+        <w:t>lR</w:t>
+      </w:r>
+      <w:proofErr w:type="spellEnd"/>
+      <w:r>
+        <w:rPr>
+          <w:rFonts w:cs="Times New Roman"/>
+          <w:color w:val="000000" w:themeColor="text1"/>
+          <w:kern w:val="0"/>
+          <w:szCs w:val="28"/>
+          <w:lang w:val="en-GB"/>
+        </w:rPr>
+        <w:t xml:space="preserve"> lab0 2&gt;&gt;lab0/</w:t>
+      </w:r>
+      <w:proofErr w:type="spellStart"/>
+      <w:r>
+        <w:rPr>
+          <w:rFonts w:cs="Times New Roman"/>
+          <w:color w:val="000000" w:themeColor="text1"/>
+          <w:kern w:val="0"/>
+          <w:szCs w:val="28"/>
+          <w:lang w:val="en-GB"/>
+        </w:rPr>
+        <w:t>tmp</w:t>
+      </w:r>
+      <w:proofErr w:type="spellEnd"/>
+      <w:r>
+        <w:rPr>
+          <w:rFonts w:cs="Times New Roman"/>
+          <w:color w:val="000000" w:themeColor="text1"/>
+          <w:kern w:val="0"/>
+          <w:szCs w:val="28"/>
+          <w:lang w:val="en-GB"/>
+        </w:rPr>
+        <w:t>/log.txt | grep -v ":$"| grep "a$" | sort -k8r | tail -n 4</w:t>
+      </w:r>
+    </w:p>
+    <w:p>
+      <w:pPr>
+        <w:rPr>
+          <w:lang w:val="en-GB"/>
+        </w:rPr>
+      </w:pPr>
+    </w:p>
+    <w:p>
+      <w:r>
+        <w:t xml:space="preserve">В пункте </w:t>
+      </w:r>
+      <w:r>
+        <w:t xml:space="preserve">4.2 </w:t>
+      </w:r>
+      <w:r>
+        <w:t xml:space="preserve">были изменены права доступа к </w:t>
+      </w:r>
+      <w:r>
         <w:rPr>
           <w:lang w:val="en-US"/>
         </w:rPr>
-      </w:pPr>
-      <w:r>
-        <w:t xml:space="preserve">В пункте </w:t>
-      </w:r>
-      <w:r>
-        <w:t xml:space="preserve">4.2 </w:t>
-      </w:r>
-      <w:r>
-        <w:t xml:space="preserve">были изменены права доступа к </w:t>
-      </w:r>
+        <w:t>lab</w:t>
+      </w:r>
+      <w:r>
+        <w:t>0/</w:t>
+      </w:r>
+      <w:proofErr w:type="spellStart"/>
       <w:r>
         <w:rPr>
           <w:lang w:val="en-US"/>
         </w:rPr>
-        <w:t>lab</w:t>
-      </w:r>
-      <w:r>
-        <w:t>0/</w:t>
-      </w:r>
-      <w:r>
-        <w:rPr>
-          <w:lang w:val="en-US"/>
-        </w:rPr>
         <w:t>krabby</w:t>
       </w:r>
+      <w:proofErr w:type="spellEnd"/>
       <w:r>
         <w:t xml:space="preserve">9, </w:t>
       </w:r>
@@ -6857,15 +9463,27 @@
           <w:lang w:val="en-GB"/>
         </w:rPr>
       </w:pPr>
-      <w:r>
-        <w:rPr>
-          <w:rFonts w:cs="Times New Roman"/>
-          <w:color w:val="000000"/>
-          <w:kern w:val="0"/>
-          <w:szCs w:val="28"/>
-          <w:lang w:val="en-GB"/>
-        </w:rPr>
-        <w:t>wc: lab0/piloswine8: open: Permission denied</w:t>
+      <w:proofErr w:type="spellStart"/>
+      <w:r>
+        <w:rPr>
+          <w:rFonts w:cs="Times New Roman"/>
+          <w:color w:val="000000"/>
+          <w:kern w:val="0"/>
+          <w:szCs w:val="28"/>
+          <w:lang w:val="en-GB"/>
+        </w:rPr>
+        <w:t>wc</w:t>
+      </w:r>
+      <w:proofErr w:type="spellEnd"/>
+      <w:r>
+        <w:rPr>
+          <w:rFonts w:cs="Times New Roman"/>
+          <w:color w:val="000000"/>
+          <w:kern w:val="0"/>
+          <w:szCs w:val="28"/>
+          <w:lang w:val="en-GB"/>
+        </w:rPr>
+        <w:t>: lab0/piloswine8: open: Permission denied</w:t>
       </w:r>
     </w:p>
     <w:p>
@@ -7021,8 +9639,20 @@
           <w:szCs w:val="28"/>
           <w:lang w:val="en-GB"/>
         </w:rPr>
-        <w:t>-r--r-----  1 miwm64  staff  362 Oct  3 22:03 slowking</w:t>
-      </w:r>
+        <w:t xml:space="preserve">-r--r-----  1 miwm64  staff  362 Oct  3 22:03 </w:t>
+      </w:r>
+      <w:proofErr w:type="spellStart"/>
+      <w:r>
+        <w:rPr>
+          <w:rFonts w:cs="Times New Roman"/>
+          <w:color w:val="000000"/>
+          <w:kern w:val="0"/>
+          <w:szCs w:val="28"/>
+          <w:lang w:val="en-GB"/>
+        </w:rPr>
+        <w:t>slowking</w:t>
+      </w:r>
+      <w:proofErr w:type="spellEnd"/>
     </w:p>
     <w:p>
       <w:pPr>
@@ -7060,8 +9690,42 @@
           <w:szCs w:val="28"/>
           <w:lang w:val="en-GB"/>
         </w:rPr>
-        <w:t>-rw--w----  2 miwm64  staff   50 Oct  3 22:03 eeveesnivy</w:t>
-      </w:r>
+        <w:t>-</w:t>
+      </w:r>
+      <w:proofErr w:type="spellStart"/>
+      <w:r>
+        <w:rPr>
+          <w:rFonts w:cs="Times New Roman"/>
+          <w:color w:val="000000"/>
+          <w:kern w:val="0"/>
+          <w:szCs w:val="28"/>
+          <w:lang w:val="en-GB"/>
+        </w:rPr>
+        <w:t>rw</w:t>
+      </w:r>
+      <w:proofErr w:type="spellEnd"/>
+      <w:r>
+        <w:rPr>
+          <w:rFonts w:cs="Times New Roman"/>
+          <w:color w:val="000000"/>
+          <w:kern w:val="0"/>
+          <w:szCs w:val="28"/>
+          <w:lang w:val="en-GB"/>
+        </w:rPr>
+        <w:t xml:space="preserve">--w----  2 miwm64  staff   50 Oct  3 22:03 </w:t>
+      </w:r>
+      <w:proofErr w:type="spellStart"/>
+      <w:r>
+        <w:rPr>
+          <w:rFonts w:cs="Times New Roman"/>
+          <w:color w:val="000000"/>
+          <w:kern w:val="0"/>
+          <w:szCs w:val="28"/>
+          <w:lang w:val="en-GB"/>
+        </w:rPr>
+        <w:t>eeveesnivy</w:t>
+      </w:r>
+      <w:proofErr w:type="spellEnd"/>
     </w:p>
     <w:p>
       <w:pPr>
@@ -7099,8 +9763,20 @@
           <w:szCs w:val="28"/>
           <w:lang w:val="en-GB"/>
         </w:rPr>
-        <w:t>-r--r-----  1 miwm64  staff   29 Oct  3 22:03 eevee</w:t>
-      </w:r>
+        <w:t xml:space="preserve">-r--r-----  1 miwm64  staff   29 Oct  3 22:03 </w:t>
+      </w:r>
+      <w:proofErr w:type="spellStart"/>
+      <w:r>
+        <w:rPr>
+          <w:rFonts w:cs="Times New Roman"/>
+          <w:color w:val="000000"/>
+          <w:kern w:val="0"/>
+          <w:szCs w:val="28"/>
+          <w:lang w:val="en-GB"/>
+        </w:rPr>
+        <w:t>eevee</w:t>
+      </w:r>
+      <w:proofErr w:type="spellEnd"/>
     </w:p>
     <w:p>
       <w:pPr>
@@ -7209,15 +9885,27 @@
           <w:lang w:val="en-GB"/>
         </w:rPr>
       </w:pPr>
-      <w:r>
-        <w:rPr>
-          <w:rFonts w:cs="Times New Roman"/>
-          <w:color w:val="000000"/>
-          <w:kern w:val="0"/>
-          <w:szCs w:val="28"/>
-          <w:lang w:val="en-GB"/>
-        </w:rPr>
-        <w:t>способности  Contrary</w:t>
+      <w:proofErr w:type="spellStart"/>
+      <w:r>
+        <w:rPr>
+          <w:rFonts w:cs="Times New Roman"/>
+          <w:color w:val="000000"/>
+          <w:kern w:val="0"/>
+          <w:szCs w:val="28"/>
+          <w:lang w:val="en-GB"/>
+        </w:rPr>
+        <w:t>способности</w:t>
+      </w:r>
+      <w:proofErr w:type="spellEnd"/>
+      <w:r>
+        <w:rPr>
+          <w:rFonts w:cs="Times New Roman"/>
+          <w:color w:val="000000"/>
+          <w:kern w:val="0"/>
+          <w:szCs w:val="28"/>
+          <w:lang w:val="en-GB"/>
+        </w:rPr>
+        <w:t xml:space="preserve">  Contrary</w:t>
       </w:r>
     </w:p>
     <w:p>
@@ -7248,15 +9936,49 @@
           <w:lang w:val="en-GB"/>
         </w:rPr>
       </w:pPr>
-      <w:r>
-        <w:rPr>
-          <w:rFonts w:cs="Times New Roman"/>
-          <w:color w:val="000000"/>
-          <w:kern w:val="0"/>
-          <w:szCs w:val="28"/>
-          <w:lang w:val="en-GB"/>
-        </w:rPr>
-        <w:t>Тип диеты  Herbivore</w:t>
+      <w:proofErr w:type="spellStart"/>
+      <w:r>
+        <w:rPr>
+          <w:rFonts w:cs="Times New Roman"/>
+          <w:color w:val="000000"/>
+          <w:kern w:val="0"/>
+          <w:szCs w:val="28"/>
+          <w:lang w:val="en-GB"/>
+        </w:rPr>
+        <w:t>Тип</w:t>
+      </w:r>
+      <w:proofErr w:type="spellEnd"/>
+      <w:r>
+        <w:rPr>
+          <w:rFonts w:cs="Times New Roman"/>
+          <w:color w:val="000000"/>
+          <w:kern w:val="0"/>
+          <w:szCs w:val="28"/>
+          <w:lang w:val="en-GB"/>
+        </w:rPr>
+        <w:t xml:space="preserve"> </w:t>
+      </w:r>
+      <w:proofErr w:type="spellStart"/>
+      <w:r>
+        <w:rPr>
+          <w:rFonts w:cs="Times New Roman"/>
+          <w:color w:val="000000"/>
+          <w:kern w:val="0"/>
+          <w:szCs w:val="28"/>
+          <w:lang w:val="en-GB"/>
+        </w:rPr>
+        <w:t>диеты</w:t>
+      </w:r>
+      <w:proofErr w:type="spellEnd"/>
+      <w:r>
+        <w:rPr>
+          <w:rFonts w:cs="Times New Roman"/>
+          <w:color w:val="000000"/>
+          <w:kern w:val="0"/>
+          <w:szCs w:val="28"/>
+          <w:lang w:val="en-GB"/>
+        </w:rPr>
+        <w:t xml:space="preserve">  Herbivore</w:t>
       </w:r>
     </w:p>
     <w:p>
@@ -7287,6 +10009,7 @@
           <w:lang w:val="en-GB"/>
         </w:rPr>
       </w:pPr>
+      <w:proofErr w:type="spellStart"/>
       <w:r>
         <w:rPr>
           <w:rFonts w:cs="Times New Roman"/>
@@ -7297,6 +10020,7 @@
         </w:rPr>
         <w:t>Развитые</w:t>
       </w:r>
+      <w:proofErr w:type="spellEnd"/>
     </w:p>
     <w:p>
       <w:pPr>
@@ -7365,16 +10089,40 @@
           <w:lang w:val="en-GB"/>
         </w:rPr>
       </w:pPr>
-      <w:r>
-        <w:rPr>
-          <w:rFonts w:cs="Times New Roman"/>
-          <w:color w:val="000000"/>
-          <w:kern w:val="0"/>
-          <w:szCs w:val="28"/>
-          <w:lang w:val="en-GB"/>
-        </w:rPr>
-        <w:t>drwx-wx-wx  3 miwm64  staff   96 Oct  3 22:03 kadabra</w:t>
-      </w:r>
+      <w:proofErr w:type="spellStart"/>
+      <w:r>
+        <w:rPr>
+          <w:rFonts w:cs="Times New Roman"/>
+          <w:color w:val="000000"/>
+          <w:kern w:val="0"/>
+          <w:szCs w:val="28"/>
+          <w:lang w:val="en-GB"/>
+        </w:rPr>
+        <w:t>drwx-wx-wx</w:t>
+      </w:r>
+      <w:proofErr w:type="spellEnd"/>
+      <w:r>
+        <w:rPr>
+          <w:rFonts w:cs="Times New Roman"/>
+          <w:color w:val="000000"/>
+          <w:kern w:val="0"/>
+          <w:szCs w:val="28"/>
+          <w:lang w:val="en-GB"/>
+        </w:rPr>
+        <w:t xml:space="preserve">  3 miwm64  staff   96 Oct  3 22:03 </w:t>
+      </w:r>
+      <w:proofErr w:type="spellStart"/>
+      <w:r>
+        <w:rPr>
+          <w:rFonts w:cs="Times New Roman"/>
+          <w:color w:val="000000"/>
+          <w:kern w:val="0"/>
+          <w:szCs w:val="28"/>
+          <w:lang w:val="en-GB"/>
+        </w:rPr>
+        <w:t>kadabra</w:t>
+      </w:r>
+      <w:proofErr w:type="spellEnd"/>
     </w:p>
     <w:p>
       <w:pPr>
@@ -7404,16 +10152,40 @@
           <w:lang w:val="en-GB"/>
         </w:rPr>
       </w:pPr>
-      <w:r>
-        <w:rPr>
-          <w:rFonts w:cs="Times New Roman"/>
-          <w:color w:val="000000"/>
-          <w:kern w:val="0"/>
-          <w:szCs w:val="28"/>
-          <w:lang w:val="en-GB"/>
-        </w:rPr>
-        <w:t>drwx--x--x  2 miwm64  staff   64 Oct  3 22:03 kadabra</w:t>
-      </w:r>
+      <w:proofErr w:type="spellStart"/>
+      <w:r>
+        <w:rPr>
+          <w:rFonts w:cs="Times New Roman"/>
+          <w:color w:val="000000"/>
+          <w:kern w:val="0"/>
+          <w:szCs w:val="28"/>
+          <w:lang w:val="en-GB"/>
+        </w:rPr>
+        <w:t>drwx</w:t>
+      </w:r>
+      <w:proofErr w:type="spellEnd"/>
+      <w:r>
+        <w:rPr>
+          <w:rFonts w:cs="Times New Roman"/>
+          <w:color w:val="000000"/>
+          <w:kern w:val="0"/>
+          <w:szCs w:val="28"/>
+          <w:lang w:val="en-GB"/>
+        </w:rPr>
+        <w:t xml:space="preserve">--x--x  2 miwm64  staff   64 Oct  3 22:03 </w:t>
+      </w:r>
+      <w:proofErr w:type="spellStart"/>
+      <w:r>
+        <w:rPr>
+          <w:rFonts w:cs="Times New Roman"/>
+          <w:color w:val="000000"/>
+          <w:kern w:val="0"/>
+          <w:szCs w:val="28"/>
+          <w:lang w:val="en-GB"/>
+        </w:rPr>
+        <w:t>kadabra</w:t>
+      </w:r>
+      <w:proofErr w:type="spellEnd"/>
     </w:p>
     <w:p>
       <w:pPr>
@@ -7560,15 +10332,49 @@
           <w:lang w:val="en-GB"/>
         </w:rPr>
       </w:pPr>
-      <w:r>
-        <w:rPr>
-          <w:rFonts w:cs="Times New Roman"/>
-          <w:color w:val="000000"/>
-          <w:kern w:val="0"/>
-          <w:szCs w:val="28"/>
-          <w:lang w:val="en-GB"/>
-        </w:rPr>
-        <w:t>drwx--xr--  5 miwm64  staff  160 Oct  3 22:03 elgyem3</w:t>
+      <w:proofErr w:type="spellStart"/>
+      <w:r>
+        <w:rPr>
+          <w:rFonts w:cs="Times New Roman"/>
+          <w:color w:val="000000"/>
+          <w:kern w:val="0"/>
+          <w:szCs w:val="28"/>
+          <w:lang w:val="en-GB"/>
+        </w:rPr>
+        <w:t>drwx</w:t>
+      </w:r>
+      <w:proofErr w:type="spellEnd"/>
+      <w:r>
+        <w:rPr>
+          <w:rFonts w:cs="Times New Roman"/>
+          <w:color w:val="000000"/>
+          <w:kern w:val="0"/>
+          <w:szCs w:val="28"/>
+          <w:lang w:val="en-GB"/>
+        </w:rPr>
+        <w:t>--</w:t>
+      </w:r>
+      <w:proofErr w:type="spellStart"/>
+      <w:r>
+        <w:rPr>
+          <w:rFonts w:cs="Times New Roman"/>
+          <w:color w:val="000000"/>
+          <w:kern w:val="0"/>
+          <w:szCs w:val="28"/>
+          <w:lang w:val="en-GB"/>
+        </w:rPr>
+        <w:t>xr</w:t>
+      </w:r>
+      <w:proofErr w:type="spellEnd"/>
+      <w:r>
+        <w:rPr>
+          <w:rFonts w:cs="Times New Roman"/>
+          <w:color w:val="000000"/>
+          <w:kern w:val="0"/>
+          <w:szCs w:val="28"/>
+          <w:lang w:val="en-GB"/>
+        </w:rPr>
+        <w:t>--  5 miwm64  staff  160 Oct  3 22:03 elgyem3</w:t>
       </w:r>
     </w:p>
     <w:p>
@@ -7599,15 +10405,27 @@
           <w:lang w:val="en-GB"/>
         </w:rPr>
       </w:pPr>
-      <w:r>
-        <w:rPr>
-          <w:rFonts w:cs="Times New Roman"/>
-          <w:color w:val="000000"/>
-          <w:kern w:val="0"/>
-          <w:szCs w:val="28"/>
-          <w:lang w:val="en-GB"/>
-        </w:rPr>
-        <w:t>drwx-wxrw-  6 miwm64  staff  192 Oct  3 22:03 elgyem3</w:t>
+      <w:proofErr w:type="spellStart"/>
+      <w:r>
+        <w:rPr>
+          <w:rFonts w:cs="Times New Roman"/>
+          <w:color w:val="000000"/>
+          <w:kern w:val="0"/>
+          <w:szCs w:val="28"/>
+          <w:lang w:val="en-GB"/>
+        </w:rPr>
+        <w:t>drwx-wxrw</w:t>
+      </w:r>
+      <w:proofErr w:type="spellEnd"/>
+      <w:r>
+        <w:rPr>
+          <w:rFonts w:cs="Times New Roman"/>
+          <w:color w:val="000000"/>
+          <w:kern w:val="0"/>
+          <w:szCs w:val="28"/>
+          <w:lang w:val="en-GB"/>
+        </w:rPr>
+        <w:t>-  6 miwm64  staff  192 Oct  3 22:03 elgyem3</w:t>
       </w:r>
     </w:p>
     <w:p>
@@ -7677,16 +10495,40 @@
           <w:lang w:val="en-GB"/>
         </w:rPr>
       </w:pPr>
-      <w:r>
-        <w:rPr>
-          <w:rFonts w:cs="Times New Roman"/>
-          <w:color w:val="000000"/>
-          <w:kern w:val="0"/>
-          <w:szCs w:val="28"/>
-          <w:lang w:val="en-GB"/>
-        </w:rPr>
-        <w:t>drwx--x--x  2 miwm64  staff   64 Oct  3 22:03 kadabra</w:t>
-      </w:r>
+      <w:proofErr w:type="spellStart"/>
+      <w:r>
+        <w:rPr>
+          <w:rFonts w:cs="Times New Roman"/>
+          <w:color w:val="000000"/>
+          <w:kern w:val="0"/>
+          <w:szCs w:val="28"/>
+          <w:lang w:val="en-GB"/>
+        </w:rPr>
+        <w:t>drwx</w:t>
+      </w:r>
+      <w:proofErr w:type="spellEnd"/>
+      <w:r>
+        <w:rPr>
+          <w:rFonts w:cs="Times New Roman"/>
+          <w:color w:val="000000"/>
+          <w:kern w:val="0"/>
+          <w:szCs w:val="28"/>
+          <w:lang w:val="en-GB"/>
+        </w:rPr>
+        <w:t xml:space="preserve">--x--x  2 miwm64  staff   64 Oct  3 22:03 </w:t>
+      </w:r>
+      <w:proofErr w:type="spellStart"/>
+      <w:r>
+        <w:rPr>
+          <w:rFonts w:cs="Times New Roman"/>
+          <w:color w:val="000000"/>
+          <w:kern w:val="0"/>
+          <w:szCs w:val="28"/>
+          <w:lang w:val="en-GB"/>
+        </w:rPr>
+        <w:t>kadabra</w:t>
+      </w:r>
+      <w:proofErr w:type="spellEnd"/>
     </w:p>
     <w:p>
       <w:pPr>
@@ -7696,16 +10538,40 @@
           <w:lang w:val="en-US"/>
         </w:rPr>
       </w:pPr>
-      <w:r>
-        <w:rPr>
-          <w:rFonts w:cs="Times New Roman"/>
-          <w:color w:val="000000"/>
-          <w:kern w:val="0"/>
-          <w:szCs w:val="28"/>
-          <w:lang w:val="en-GB"/>
-        </w:rPr>
-        <w:t>drwx-wx-wx  3 miwm64  staff   96 Oct  3 22:03 kadabra</w:t>
-      </w:r>
+      <w:proofErr w:type="spellStart"/>
+      <w:r>
+        <w:rPr>
+          <w:rFonts w:cs="Times New Roman"/>
+          <w:color w:val="000000"/>
+          <w:kern w:val="0"/>
+          <w:szCs w:val="28"/>
+          <w:lang w:val="en-GB"/>
+        </w:rPr>
+        <w:t>drwx-wx-wx</w:t>
+      </w:r>
+      <w:proofErr w:type="spellEnd"/>
+      <w:r>
+        <w:rPr>
+          <w:rFonts w:cs="Times New Roman"/>
+          <w:color w:val="000000"/>
+          <w:kern w:val="0"/>
+          <w:szCs w:val="28"/>
+          <w:lang w:val="en-GB"/>
+        </w:rPr>
+        <w:t xml:space="preserve">  3 miwm64  staff   96 Oct  3 22:03 </w:t>
+      </w:r>
+      <w:proofErr w:type="spellStart"/>
+      <w:r>
+        <w:rPr>
+          <w:rFonts w:cs="Times New Roman"/>
+          <w:color w:val="000000"/>
+          <w:kern w:val="0"/>
+          <w:szCs w:val="28"/>
+          <w:lang w:val="en-GB"/>
+        </w:rPr>
+        <w:t>kadabra</w:t>
+      </w:r>
+      <w:proofErr w:type="spellEnd"/>
     </w:p>
     <w:p>
       <w:pPr>
@@ -7806,7 +10672,7 @@
           <w:lang w:val="en-US"/>
         </w:rPr>
       </w:pPr>
-      <w:bookmarkStart w:id="6" w:name="_Toc210422250"/>
+      <w:bookmarkStart w:id="6" w:name="_Toc210432326"/>
       <w:r>
         <w:lastRenderedPageBreak/>
         <w:t>Пункт</w:t>
@@ -7894,8 +10760,20 @@
           <w:szCs w:val="28"/>
           <w:lang w:val="en-GB"/>
         </w:rPr>
-        <w:t>rm -f lab0/elgyem3/mismagius</w:t>
-      </w:r>
+        <w:t>rm -f lab0/elgyem3/</w:t>
+      </w:r>
+      <w:proofErr w:type="spellStart"/>
+      <w:r>
+        <w:rPr>
+          <w:rFonts w:cs="Times New Roman"/>
+          <w:color w:val="000000" w:themeColor="text1"/>
+          <w:kern w:val="0"/>
+          <w:szCs w:val="28"/>
+          <w:lang w:val="en-GB"/>
+        </w:rPr>
+        <w:t>mismagius</w:t>
+      </w:r>
+      <w:proofErr w:type="spellEnd"/>
     </w:p>
     <w:p>
       <w:pPr>
@@ -7933,7 +10811,29 @@
           <w:szCs w:val="28"/>
           <w:lang w:val="en-GB"/>
         </w:rPr>
-        <w:t>rm lab0/elgyem3/feraligatrmoth*</w:t>
+        <w:t>rm lab0/elgyem3/</w:t>
+      </w:r>
+      <w:proofErr w:type="spellStart"/>
+      <w:r>
+        <w:rPr>
+          <w:rFonts w:cs="Times New Roman"/>
+          <w:color w:val="000000" w:themeColor="text1"/>
+          <w:kern w:val="0"/>
+          <w:szCs w:val="28"/>
+          <w:lang w:val="en-GB"/>
+        </w:rPr>
+        <w:t>feraligatrmoth</w:t>
+      </w:r>
+      <w:proofErr w:type="spellEnd"/>
+      <w:r>
+        <w:rPr>
+          <w:rFonts w:cs="Times New Roman"/>
+          <w:color w:val="000000" w:themeColor="text1"/>
+          <w:kern w:val="0"/>
+          <w:szCs w:val="28"/>
+          <w:lang w:val="en-GB"/>
+        </w:rPr>
+        <w:t>*</w:t>
       </w:r>
     </w:p>
     <w:p>
@@ -7964,15 +10864,27 @@
           <w:lang w:val="en-GB"/>
         </w:rPr>
       </w:pPr>
-      <w:r>
-        <w:rPr>
-          <w:rFonts w:cs="Times New Roman"/>
-          <w:color w:val="000000" w:themeColor="text1"/>
-          <w:kern w:val="0"/>
-          <w:szCs w:val="28"/>
-          <w:lang w:val="en-GB"/>
-        </w:rPr>
-        <w:t>rm lab0/krabby9/eeveesni*</w:t>
+      <w:proofErr w:type="spellStart"/>
+      <w:r>
+        <w:rPr>
+          <w:rFonts w:cs="Times New Roman"/>
+          <w:color w:val="000000" w:themeColor="text1"/>
+          <w:kern w:val="0"/>
+          <w:szCs w:val="28"/>
+          <w:lang w:val="en-GB"/>
+        </w:rPr>
+        <w:t>chmod</w:t>
+      </w:r>
+      <w:proofErr w:type="spellEnd"/>
+      <w:r>
+        <w:rPr>
+          <w:rFonts w:cs="Times New Roman"/>
+          <w:color w:val="000000" w:themeColor="text1"/>
+          <w:kern w:val="0"/>
+          <w:szCs w:val="28"/>
+          <w:lang w:val="en-GB"/>
+        </w:rPr>
+        <w:t xml:space="preserve"> 777 lab0/krabby9</w:t>
       </w:r>
     </w:p>
     <w:p>
@@ -8011,6 +10923,138 @@
           <w:szCs w:val="28"/>
           <w:lang w:val="en-GB"/>
         </w:rPr>
+        <w:t>rm lab0/krabby9/</w:t>
+      </w:r>
+      <w:proofErr w:type="spellStart"/>
+      <w:r>
+        <w:rPr>
+          <w:rFonts w:cs="Times New Roman"/>
+          <w:color w:val="000000" w:themeColor="text1"/>
+          <w:kern w:val="0"/>
+          <w:szCs w:val="28"/>
+          <w:lang w:val="en-GB"/>
+        </w:rPr>
+        <w:t>eeveesni</w:t>
+      </w:r>
+      <w:proofErr w:type="spellEnd"/>
+      <w:r>
+        <w:rPr>
+          <w:rFonts w:cs="Times New Roman"/>
+          <w:color w:val="000000" w:themeColor="text1"/>
+          <w:kern w:val="0"/>
+          <w:szCs w:val="28"/>
+          <w:lang w:val="en-GB"/>
+        </w:rPr>
+        <w:t>*</w:t>
+      </w:r>
+    </w:p>
+    <w:p>
+      <w:pPr>
+        <w:tabs>
+          <w:tab w:val="left" w:pos="560"/>
+          <w:tab w:val="left" w:pos="1120"/>
+          <w:tab w:val="left" w:pos="1680"/>
+          <w:tab w:val="left" w:pos="2240"/>
+          <w:tab w:val="left" w:pos="2800"/>
+          <w:tab w:val="left" w:pos="3360"/>
+          <w:tab w:val="left" w:pos="3920"/>
+          <w:tab w:val="left" w:pos="4480"/>
+          <w:tab w:val="left" w:pos="5040"/>
+          <w:tab w:val="left" w:pos="5600"/>
+          <w:tab w:val="left" w:pos="6160"/>
+          <w:tab w:val="left" w:pos="6720"/>
+        </w:tabs>
+        <w:autoSpaceDE w:val="0"/>
+        <w:autoSpaceDN w:val="0"/>
+        <w:adjustRightInd w:val="0"/>
+        <w:spacing w:after="0" w:line="240" w:lineRule="auto"/>
+        <w:rPr>
+          <w:rFonts w:cs="Times New Roman"/>
+          <w:color w:val="000000" w:themeColor="text1"/>
+          <w:kern w:val="0"/>
+          <w:szCs w:val="28"/>
+          <w:lang w:val="en-GB"/>
+        </w:rPr>
+      </w:pPr>
+      <w:proofErr w:type="spellStart"/>
+      <w:r>
+        <w:rPr>
+          <w:rFonts w:cs="Times New Roman"/>
+          <w:color w:val="000000" w:themeColor="text1"/>
+          <w:kern w:val="0"/>
+          <w:szCs w:val="28"/>
+          <w:lang w:val="en-GB"/>
+        </w:rPr>
+        <w:t>chmod</w:t>
+      </w:r>
+      <w:proofErr w:type="spellEnd"/>
+      <w:r>
+        <w:rPr>
+          <w:rFonts w:cs="Times New Roman"/>
+          <w:color w:val="000000" w:themeColor="text1"/>
+          <w:kern w:val="0"/>
+          <w:szCs w:val="28"/>
+          <w:lang w:val="en-GB"/>
+        </w:rPr>
+        <w:t xml:space="preserve"> </w:t>
+      </w:r>
+      <w:r>
+        <w:rPr>
+          <w:rFonts w:cs="Times New Roman"/>
+          <w:color w:val="000000" w:themeColor="text1"/>
+          <w:kern w:val="0"/>
+          <w:szCs w:val="28"/>
+          <w:lang w:val="en-GB"/>
+        </w:rPr>
+        <w:t>35</w:t>
+      </w:r>
+      <w:r>
+        <w:rPr>
+          <w:rFonts w:cs="Times New Roman"/>
+          <w:color w:val="000000" w:themeColor="text1"/>
+          <w:kern w:val="0"/>
+          <w:szCs w:val="28"/>
+          <w:lang w:val="en-GB"/>
+        </w:rPr>
+        <w:t>7 lab0/krabby9</w:t>
+      </w:r>
+    </w:p>
+    <w:p>
+      <w:pPr>
+        <w:tabs>
+          <w:tab w:val="left" w:pos="560"/>
+          <w:tab w:val="left" w:pos="1120"/>
+          <w:tab w:val="left" w:pos="1680"/>
+          <w:tab w:val="left" w:pos="2240"/>
+          <w:tab w:val="left" w:pos="2800"/>
+          <w:tab w:val="left" w:pos="3360"/>
+          <w:tab w:val="left" w:pos="3920"/>
+          <w:tab w:val="left" w:pos="4480"/>
+          <w:tab w:val="left" w:pos="5040"/>
+          <w:tab w:val="left" w:pos="5600"/>
+          <w:tab w:val="left" w:pos="6160"/>
+          <w:tab w:val="left" w:pos="6720"/>
+        </w:tabs>
+        <w:autoSpaceDE w:val="0"/>
+        <w:autoSpaceDN w:val="0"/>
+        <w:adjustRightInd w:val="0"/>
+        <w:spacing w:after="0" w:line="240" w:lineRule="auto"/>
+        <w:rPr>
+          <w:rFonts w:cs="Times New Roman"/>
+          <w:color w:val="000000" w:themeColor="text1"/>
+          <w:kern w:val="0"/>
+          <w:szCs w:val="28"/>
+          <w:lang w:val="en-GB"/>
+        </w:rPr>
+      </w:pPr>
+      <w:r>
+        <w:rPr>
+          <w:rFonts w:cs="Times New Roman"/>
+          <w:color w:val="000000" w:themeColor="text1"/>
+          <w:kern w:val="0"/>
+          <w:szCs w:val="28"/>
+          <w:lang w:val="en-GB"/>
+        </w:rPr>
         <w:t>rm -rf lab0/elgyem3</w:t>
       </w:r>
     </w:p>
@@ -8023,15 +11067,122 @@
           <w:lang w:val="en-US"/>
         </w:rPr>
       </w:pPr>
-      <w:r>
-        <w:rPr>
-          <w:rFonts w:cs="Times New Roman"/>
-          <w:color w:val="000000" w:themeColor="text1"/>
-          <w:kern w:val="0"/>
-          <w:szCs w:val="28"/>
-          <w:lang w:val="en-GB"/>
-        </w:rPr>
-        <w:t>rmdir lab0/krabby9/nidoranM</w:t>
+      <w:proofErr w:type="spellStart"/>
+      <w:r>
+        <w:rPr>
+          <w:rFonts w:cs="Times New Roman"/>
+          <w:color w:val="000000" w:themeColor="text1"/>
+          <w:kern w:val="0"/>
+          <w:szCs w:val="28"/>
+          <w:lang w:val="en-GB"/>
+        </w:rPr>
+        <w:t>rmdir</w:t>
+      </w:r>
+      <w:proofErr w:type="spellEnd"/>
+      <w:r>
+        <w:rPr>
+          <w:rFonts w:cs="Times New Roman"/>
+          <w:color w:val="000000" w:themeColor="text1"/>
+          <w:kern w:val="0"/>
+          <w:szCs w:val="28"/>
+          <w:lang w:val="en-GB"/>
+        </w:rPr>
+        <w:t xml:space="preserve"> lab0/krabby9/</w:t>
+      </w:r>
+      <w:proofErr w:type="spellStart"/>
+      <w:r>
+        <w:rPr>
+          <w:rFonts w:cs="Times New Roman"/>
+          <w:color w:val="000000" w:themeColor="text1"/>
+          <w:kern w:val="0"/>
+          <w:szCs w:val="28"/>
+          <w:lang w:val="en-GB"/>
+        </w:rPr>
+        <w:t>nidoranM</w:t>
+      </w:r>
+      <w:proofErr w:type="spellEnd"/>
+    </w:p>
+    <w:p>
+      <w:r>
+        <w:t>Временно были</w:t>
+      </w:r>
+      <w:r>
+        <w:t xml:space="preserve"> изменены права доступа к </w:t>
+      </w:r>
+      <w:r>
+        <w:rPr>
+          <w:lang w:val="en-US"/>
+        </w:rPr>
+        <w:t>lab</w:t>
+      </w:r>
+      <w:r>
+        <w:t>0/</w:t>
+      </w:r>
+      <w:proofErr w:type="spellStart"/>
+      <w:r>
+        <w:rPr>
+          <w:lang w:val="en-US"/>
+        </w:rPr>
+        <w:t>krabby</w:t>
+      </w:r>
+      <w:proofErr w:type="spellEnd"/>
+      <w:r>
+        <w:t xml:space="preserve">9, </w:t>
+      </w:r>
+      <w:r>
+        <w:t xml:space="preserve">иначе </w:t>
+      </w:r>
+      <w:r>
+        <w:t>маска не сработала бы</w:t>
+      </w:r>
+      <w:r>
+        <w:t>:</w:t>
+      </w:r>
+      <w:r>
+        <w:rPr>
+          <w:noProof/>
+        </w:rPr>
+        <w:drawing>
+          <wp:inline distT="0" distB="0" distL="0" distR="0" wp14:anchorId="52F7568F" wp14:editId="06D22BE8">
+            <wp:extent cx="5939790" cy="250825"/>
+            <wp:effectExtent l="0" t="0" r="3810" b="3175"/>
+            <wp:docPr id="394956405" name="Picture 1"/>
+            <wp:cNvGraphicFramePr>
+              <a:graphicFrameLocks xmlns:a="http://schemas.openxmlformats.org/drawingml/2006/main" noChangeAspect="1"/>
+            </wp:cNvGraphicFramePr>
+            <a:graphic xmlns:a="http://schemas.openxmlformats.org/drawingml/2006/main">
+              <a:graphicData uri="http://schemas.openxmlformats.org/drawingml/2006/picture">
+                <pic:pic xmlns:pic="http://schemas.openxmlformats.org/drawingml/2006/picture">
+                  <pic:nvPicPr>
+                    <pic:cNvPr id="394956405" name="Picture 394956405"/>
+                    <pic:cNvPicPr/>
+                  </pic:nvPicPr>
+                  <pic:blipFill>
+                    <a:blip r:embed="rId13">
+                      <a:extLst>
+                        <a:ext uri="{28A0092B-C50C-407E-A947-70E740481C1C}">
+                          <a14:useLocalDpi xmlns:a14="http://schemas.microsoft.com/office/drawing/2010/main" val="0"/>
+                        </a:ext>
+                      </a:extLst>
+                    </a:blip>
+                    <a:stretch>
+                      <a:fillRect/>
+                    </a:stretch>
+                  </pic:blipFill>
+                  <pic:spPr>
+                    <a:xfrm>
+                      <a:off x="0" y="0"/>
+                      <a:ext cx="5939790" cy="250825"/>
+                    </a:xfrm>
+                    <a:prstGeom prst="rect">
+                      <a:avLst/>
+                    </a:prstGeom>
+                  </pic:spPr>
+                </pic:pic>
+              </a:graphicData>
+            </a:graphic>
+          </wp:inline>
+        </w:drawing>
       </w:r>
     </w:p>
     <w:p>
@@ -8102,49 +11253,62 @@
     </w:p>
     <w:p>
       <w:pPr>
+        <w:rPr>
+          <w:lang w:val="en-US"/>
+        </w:rPr>
+      </w:pPr>
+    </w:p>
+    <w:p>
+      <w:pPr>
+        <w:rPr>
+          <w:lang w:val="en-US"/>
+        </w:rPr>
+      </w:pPr>
+    </w:p>
+    <w:p>
+      <w:pPr>
         <w:pStyle w:val="Heading2"/>
         <w:jc w:val="center"/>
-      </w:pPr>
-    </w:p>
-    <w:p>
-      <w:pPr>
-        <w:pStyle w:val="Heading2"/>
-        <w:jc w:val="center"/>
-      </w:pPr>
-    </w:p>
-    <w:p>
-      <w:pPr>
-        <w:pStyle w:val="Heading2"/>
-        <w:jc w:val="center"/>
-      </w:pPr>
-    </w:p>
-    <w:p>
-      <w:pPr>
-        <w:pStyle w:val="Heading2"/>
-      </w:pPr>
-    </w:p>
-    <w:p/>
-    <w:p>
-      <w:pPr>
-        <w:pStyle w:val="Heading2"/>
-        <w:jc w:val="center"/>
-      </w:pPr>
-      <w:bookmarkStart w:id="7" w:name="_Toc210422251"/>
+        <w:rPr>
+          <w:lang w:val="en-GB"/>
+        </w:rPr>
+      </w:pPr>
+      <w:bookmarkStart w:id="7" w:name="_Toc210432327"/>
       <w:r>
         <w:lastRenderedPageBreak/>
-        <w:t>Итоговый скрипт</w:t>
+        <w:t>Итоговый</w:t>
+      </w:r>
+      <w:r>
+        <w:rPr>
+          <w:lang w:val="en-GB"/>
+        </w:rPr>
+        <w:t xml:space="preserve"> </w:t>
+      </w:r>
+      <w:r>
+        <w:t>скрипт</w:t>
       </w:r>
       <w:bookmarkEnd w:id="7"/>
     </w:p>
-    <w:p/>
+    <w:p>
+      <w:pPr>
+        <w:rPr>
+          <w:lang w:val="en-GB"/>
+        </w:rPr>
+      </w:pPr>
+    </w:p>
     <w:p>
       <w:pPr>
         <w:ind w:firstLine="709"/>
         <w:jc w:val="both"/>
       </w:pPr>
       <w:r>
-        <w:t>Исходный код можно просмотреть на Git</w:t>
-      </w:r>
+        <w:t xml:space="preserve">Исходный код можно просмотреть на </w:t>
+      </w:r>
+      <w:proofErr w:type="spellStart"/>
+      <w:r>
+        <w:t>Git</w:t>
+      </w:r>
+      <w:proofErr w:type="spellEnd"/>
       <w:r>
         <w:rPr>
           <w:lang w:val="en-US"/>
@@ -8157,13 +11321,14 @@
       <w:r>
         <w:t xml:space="preserve"> </w:t>
       </w:r>
-      <w:hyperlink r:id="rId13" w:history="1">
+      <w:hyperlink r:id="rId14" w:history="1">
         <w:r>
           <w:rPr>
             <w:rStyle w:val="Hyperlink"/>
           </w:rPr>
           <w:t>https://github.com/Miwm64/itmo_cse/tree/master/</w:t>
         </w:r>
+        <w:proofErr w:type="spellStart"/>
         <w:r>
           <w:rPr>
             <w:rStyle w:val="Hyperlink"/>
@@ -8171,23 +11336,12 @@
           </w:rPr>
           <w:t>fopa</w:t>
         </w:r>
+        <w:proofErr w:type="spellEnd"/>
         <w:r>
           <w:rPr>
             <w:rStyle w:val="Hyperlink"/>
           </w:rPr>
-          <w:t>/lab</w:t>
-        </w:r>
-        <w:r>
-          <w:rPr>
-            <w:rStyle w:val="Hyperlink"/>
-          </w:rPr>
-          <w:t>1</w:t>
-        </w:r>
-        <w:r>
-          <w:rPr>
-            <w:rStyle w:val="Hyperlink"/>
-          </w:rPr>
-          <w:t>/</w:t>
+          <w:t>/lab1/</w:t>
         </w:r>
         <w:r>
           <w:rPr>
@@ -8215,6 +11369,7 @@
           </w:rPr>
           <w:t>.</w:t>
         </w:r>
+        <w:proofErr w:type="spellStart"/>
         <w:r>
           <w:rPr>
             <w:rStyle w:val="Hyperlink"/>
@@ -8222,6 +11377,7 @@
           </w:rPr>
           <w:t>sh</w:t>
         </w:r>
+        <w:proofErr w:type="spellEnd"/>
       </w:hyperlink>
       <w:r>
         <w:t>,</w:t>
@@ -8312,38 +11468,13 @@
         <w:rPr>
           <w:b/>
           <w:bCs/>
-          <w:lang w:val="en-US"/>
-        </w:rPr>
-      </w:pPr>
-    </w:p>
-    <w:p>
-      <w:pPr>
-        <w:rPr>
-          <w:lang w:val="en-US"/>
-        </w:rPr>
-      </w:pPr>
-    </w:p>
-    <w:p>
-      <w:pPr>
-        <w:rPr>
-          <w:lang w:val="en-US"/>
-        </w:rPr>
-      </w:pPr>
-    </w:p>
-    <w:p>
-      <w:pPr>
-        <w:rPr>
-          <w:lang w:val="en-US"/>
-        </w:rPr>
-      </w:pPr>
-    </w:p>
-    <w:p>
-      <w:pPr>
-        <w:rPr>
-          <w:lang w:val="en-US"/>
-        </w:rPr>
-      </w:pPr>
-    </w:p>
+        </w:rPr>
+      </w:pPr>
+    </w:p>
+    <w:p/>
+    <w:p/>
+    <w:p/>
+    <w:p/>
     <w:p>
       <w:pPr>
         <w:pStyle w:val="Heading1"/>
@@ -8353,7 +11484,7 @@
           <w:bCs/>
         </w:rPr>
       </w:pPr>
-      <w:bookmarkStart w:id="8" w:name="_Toc210422252"/>
+      <w:bookmarkStart w:id="8" w:name="_Toc210432328"/>
       <w:r>
         <w:rPr>
           <w:b/>
@@ -8440,7 +11571,7 @@
           <w:bCs/>
         </w:rPr>
       </w:pPr>
-      <w:bookmarkStart w:id="9" w:name="_Toc210422253"/>
+      <w:bookmarkStart w:id="9" w:name="_Toc210432329"/>
       <w:r>
         <w:rPr>
           <w:b/>
@@ -8487,73 +11618,6 @@
           <w:lang w:val="en-RU"/>
         </w:rPr>
         <w:t xml:space="preserve">Методические указания к лабораторным работам по курсу «Основы профессиональной деятельности» / В. В. Кириллов, А. А. Приблуда, С. В. Клименков, Д. Б. Афанасьев. — Санкт-Петербург, 2019. — Версия 1.41. — Электронный ресурс. — Режим доступа: </w:t>
-      </w:r>
-      <w:hyperlink r:id="rId14" w:history="1">
-        <w:r>
-          <w:rPr>
-            <w:rStyle w:val="Hyperlink"/>
-            <w:lang w:val="en-RU"/>
-          </w:rPr>
-          <w:t>https://se.ifmo.ru/documents/10180/38002/%D0%9C%D0%B5%D1%82%D0%BE%D0%B4%D0%B8%D1%87%D0%B5%D1%81%D0%BA%D0%B8%D0%B5+%D1%83%D0%BA%D0%B0%D0%B7%D0%B0%D0%BD%D0%B8%D1%8F+%D0%BA+%D0%B2%D1%8B%D0%BF%D0%BE%D0%BB%D0%BD%D0%B5%D0%BD%D0%B8%D1%8E+%D0%B</w:t>
-        </w:r>
-        <w:r>
-          <w:rPr>
-            <w:rStyle w:val="Hyperlink"/>
-            <w:lang w:val="en-RU"/>
-          </w:rPr>
-          <w:t>B</w:t>
-        </w:r>
-        <w:r>
-          <w:rPr>
-            <w:rStyle w:val="Hyperlink"/>
-            <w:lang w:val="en-RU"/>
-          </w:rPr>
-          <w:t>%D0%B0%D0%B1%D0%BE</w:t>
-        </w:r>
-      </w:hyperlink>
-      <w:r>
-        <w:rPr>
-          <w:lang w:val="en-RU"/>
-        </w:rPr>
-        <w:t>(дата обращения: 04.10.2025).</w:t>
-      </w:r>
-    </w:p>
-    <w:p>
-      <w:pPr>
-        <w:rPr>
-          <w:lang w:val="en-RU"/>
-        </w:rPr>
-      </w:pPr>
-    </w:p>
-    <w:p>
-      <w:pPr>
-        <w:pStyle w:val="ListParagraph"/>
-        <w:numPr>
-          <w:ilvl w:val="0"/>
-          <w:numId w:val="5"/>
-        </w:numPr>
-        <w:rPr>
-          <w:lang w:val="en-RU"/>
-        </w:rPr>
-      </w:pPr>
-      <w:r>
-        <w:rPr>
-          <w:lang w:val="en-RU"/>
-        </w:rPr>
-        <w:t>Клименков С. В.</w:t>
-      </w:r>
-    </w:p>
-    <w:p>
-      <w:pPr>
-        <w:rPr>
-          <w:lang w:val="en-RU"/>
-        </w:rPr>
-      </w:pPr>
-      <w:r>
-        <w:rPr>
-          <w:lang w:val="en-RU"/>
-        </w:rPr>
-        <w:t xml:space="preserve">Основы профессиональной деятельности. Часть первая. Презентация. — 2018–2019 уч. год. — v. 1.45.09 от 31.05.2022. — Электронный ресурс. — 98 с. — Режим доступа: </w:t>
       </w:r>
       <w:hyperlink r:id="rId15" w:history="1">
         <w:r>
@@ -8561,21 +11625,60 @@
             <w:rStyle w:val="Hyperlink"/>
             <w:lang w:val="en-RU"/>
           </w:rPr>
-          <w:t>https://se.ifmo.ru/documents/10180/640663/%D0%9F%D1%80%D0%B5%D0%B7%D0%B5%D0%BD%D1%82%D0%B0%D1%86%D0%B8%D1%8F+%D0%BB%D0%B5%D0%BA%D1%86%D0%B8%D0%B9+2019+%D1%87%D0%B0%D1%81%D1%82%D1%8C+1.pdf/78199c82-17be-49a</w:t>
+          <w:t>https://se.ifmo.ru/documents/10180/38002/%D0%9C%D0%B5%D1%82%D0%BE%D0%B4%D0%B8%D1%87%D0%B5%D1%81%D0%BA%D0%B8%D0%B5+%D1%83%D0%BA%D0%B0%D0%B7%D0%B0%D0%BD%D0%B8%D1%8F+%D0%BA+%D0%B2%D1%8B%D0%BF%D0%BE%D0%BB%D0%BD%D0%B5%D0%BD%D0%B8%D1%8E+%D0%BB%D0%B0%D0%B1%D0%BE</w:t>
         </w:r>
+      </w:hyperlink>
+      <w:r>
+        <w:rPr>
+          <w:lang w:val="en-RU"/>
+        </w:rPr>
+        <w:t>(дата обращения: 04.10.2025).</w:t>
+      </w:r>
+    </w:p>
+    <w:p>
+      <w:pPr>
+        <w:rPr>
+          <w:lang w:val="en-RU"/>
+        </w:rPr>
+      </w:pPr>
+    </w:p>
+    <w:p>
+      <w:pPr>
+        <w:pStyle w:val="ListParagraph"/>
+        <w:numPr>
+          <w:ilvl w:val="0"/>
+          <w:numId w:val="5"/>
+        </w:numPr>
+        <w:rPr>
+          <w:lang w:val="en-RU"/>
+        </w:rPr>
+      </w:pPr>
+      <w:r>
+        <w:rPr>
+          <w:lang w:val="en-RU"/>
+        </w:rPr>
+        <w:t>Клименков С. В.</w:t>
+      </w:r>
+    </w:p>
+    <w:p>
+      <w:pPr>
+        <w:rPr>
+          <w:lang w:val="en-RU"/>
+        </w:rPr>
+      </w:pPr>
+      <w:r>
+        <w:rPr>
+          <w:lang w:val="en-RU"/>
+        </w:rPr>
+        <w:t xml:space="preserve">Основы профессиональной деятельности. Часть первая. Презентация. — 2018–2019 уч. год. — v. 1.45.09 от 31.05.2022. — Электронный ресурс. — 98 с. — Режим доступа: </w:t>
+      </w:r>
+      <w:hyperlink r:id="rId16" w:history="1">
         <w:r>
           <w:rPr>
             <w:rStyle w:val="Hyperlink"/>
             <w:lang w:val="en-RU"/>
           </w:rPr>
-          <w:t>1</w:t>
-        </w:r>
-        <w:r>
-          <w:rPr>
-            <w:rStyle w:val="Hyperlink"/>
-            <w:lang w:val="en-RU"/>
-          </w:rPr>
-          <w:t>-970d-f81f69fa983e</w:t>
+          <w:t>https://se.ifmo.ru/documents/10180/640663/%D0%9F%D1%80%D0%B5%D0%B7%D0%B5%D0%BD%D1%82%D0%B0%D1%86%D0%B8%D1%8F+%D0%BB%D0%B5%D0%BA%D1%86%D0%B8%D0%B9+2019+%D1%87%D0%B0%D1%81%D1%82%D1%8C+1.pdf/78199c82-17be-49a1-970d-f81f69fa983e</w:t>
         </w:r>
       </w:hyperlink>
       <w:r>
@@ -8593,7 +11696,7 @@
       </w:pPr>
     </w:p>
     <w:sectPr>
-      <w:footerReference w:type="default" r:id="rId16"/>
+      <w:footerReference w:type="default" r:id="rId17"/>
       <w:pgSz w:w="11906" w:h="16838" w:code="9"/>
       <w:pgMar w:top="1134" w:right="851" w:bottom="1134" w:left="1701" w:header="709" w:footer="709" w:gutter="0"/>
       <w:cols w:space="708"/>

--- a/fopa/lab1/report.docx
+++ b/fopa/lab1/report.docx
@@ -312,7 +312,7 @@
           <w:r>
             <w:fldChar w:fldCharType="separate"/>
           </w:r>
-          <w:hyperlink w:anchor="_Toc210432320" w:history="1">
+          <w:hyperlink w:anchor="_Toc210477875" w:history="1">
             <w:r>
               <w:rPr>
                 <w:rStyle w:val="Hyperlink"/>
@@ -341,7 +341,7 @@
                 <w:noProof/>
                 <w:webHidden/>
               </w:rPr>
-              <w:instrText xml:space="preserve"> PAGEREF _Toc210432320 \h </w:instrText>
+              <w:instrText xml:space="preserve"> PAGEREF _Toc210477875 \h </w:instrText>
             </w:r>
             <w:r>
               <w:rPr>
@@ -385,7 +385,7 @@
               <w:lang w:val="en-RU" w:eastAsia="en-GB"/>
             </w:rPr>
           </w:pPr>
-          <w:hyperlink w:anchor="_Toc210432321" w:history="1">
+          <w:hyperlink w:anchor="_Toc210477876" w:history="1">
             <w:r>
               <w:rPr>
                 <w:rStyle w:val="Hyperlink"/>
@@ -414,7 +414,7 @@
                 <w:noProof/>
                 <w:webHidden/>
               </w:rPr>
-              <w:instrText xml:space="preserve"> PAGEREF _Toc210432321 \h </w:instrText>
+              <w:instrText xml:space="preserve"> PAGEREF _Toc210477876 \h </w:instrText>
             </w:r>
             <w:r>
               <w:rPr>
@@ -458,7 +458,7 @@
               <w:lang w:val="en-RU" w:eastAsia="en-GB"/>
             </w:rPr>
           </w:pPr>
-          <w:hyperlink w:anchor="_Toc210432322" w:history="1">
+          <w:hyperlink w:anchor="_Toc210477877" w:history="1">
             <w:r>
               <w:rPr>
                 <w:rStyle w:val="Hyperlink"/>
@@ -485,7 +485,7 @@
                 <w:noProof/>
                 <w:webHidden/>
               </w:rPr>
-              <w:instrText xml:space="preserve"> PAGEREF _Toc210432322 \h </w:instrText>
+              <w:instrText xml:space="preserve"> PAGEREF _Toc210477877 \h </w:instrText>
             </w:r>
             <w:r>
               <w:rPr>
@@ -529,7 +529,7 @@
               <w:lang w:val="en-RU" w:eastAsia="en-GB"/>
             </w:rPr>
           </w:pPr>
-          <w:hyperlink w:anchor="_Toc210432323" w:history="1">
+          <w:hyperlink w:anchor="_Toc210477878" w:history="1">
             <w:r>
               <w:rPr>
                 <w:rStyle w:val="Hyperlink"/>
@@ -564,7 +564,7 @@
                 <w:noProof/>
                 <w:webHidden/>
               </w:rPr>
-              <w:instrText xml:space="preserve"> PAGEREF _Toc210432323 \h </w:instrText>
+              <w:instrText xml:space="preserve"> PAGEREF _Toc210477878 \h </w:instrText>
             </w:r>
             <w:r>
               <w:rPr>
@@ -608,7 +608,7 @@
               <w:lang w:val="en-RU" w:eastAsia="en-GB"/>
             </w:rPr>
           </w:pPr>
-          <w:hyperlink w:anchor="_Toc210432324" w:history="1">
+          <w:hyperlink w:anchor="_Toc210477879" w:history="1">
             <w:r>
               <w:rPr>
                 <w:rStyle w:val="Hyperlink"/>
@@ -643,7 +643,7 @@
                 <w:noProof/>
                 <w:webHidden/>
               </w:rPr>
-              <w:instrText xml:space="preserve"> PAGEREF _Toc210432324 \h </w:instrText>
+              <w:instrText xml:space="preserve"> PAGEREF _Toc210477879 \h </w:instrText>
             </w:r>
             <w:r>
               <w:rPr>
@@ -687,13 +687,27 @@
               <w:lang w:val="en-RU" w:eastAsia="en-GB"/>
             </w:rPr>
           </w:pPr>
-          <w:hyperlink w:anchor="_Toc210432325" w:history="1">
+          <w:hyperlink w:anchor="_Toc210477880" w:history="1">
             <w:r>
               <w:rPr>
                 <w:rStyle w:val="Hyperlink"/>
                 <w:noProof/>
               </w:rPr>
-              <w:t>Пункт</w:t>
+              <w:t>Пун</w:t>
+            </w:r>
+            <w:r>
+              <w:rPr>
+                <w:rStyle w:val="Hyperlink"/>
+                <w:noProof/>
+              </w:rPr>
+              <w:t>к</w:t>
+            </w:r>
+            <w:r>
+              <w:rPr>
+                <w:rStyle w:val="Hyperlink"/>
+                <w:noProof/>
+              </w:rPr>
+              <w:t>т</w:t>
             </w:r>
             <w:r>
               <w:rPr>
@@ -722,7 +736,7 @@
                 <w:noProof/>
                 <w:webHidden/>
               </w:rPr>
-              <w:instrText xml:space="preserve"> PAGEREF _Toc210432325 \h </w:instrText>
+              <w:instrText xml:space="preserve"> PAGEREF _Toc210477880 \h </w:instrText>
             </w:r>
             <w:r>
               <w:rPr>
@@ -766,7 +780,7 @@
               <w:lang w:val="en-RU" w:eastAsia="en-GB"/>
             </w:rPr>
           </w:pPr>
-          <w:hyperlink w:anchor="_Toc210432326" w:history="1">
+          <w:hyperlink w:anchor="_Toc210477881" w:history="1">
             <w:r>
               <w:rPr>
                 <w:rStyle w:val="Hyperlink"/>
@@ -801,7 +815,7 @@
                 <w:noProof/>
                 <w:webHidden/>
               </w:rPr>
-              <w:instrText xml:space="preserve"> PAGEREF _Toc210432326 \h </w:instrText>
+              <w:instrText xml:space="preserve"> PAGEREF _Toc210477881 \h </w:instrText>
             </w:r>
             <w:r>
               <w:rPr>
@@ -845,7 +859,7 @@
               <w:lang w:val="en-RU" w:eastAsia="en-GB"/>
             </w:rPr>
           </w:pPr>
-          <w:hyperlink w:anchor="_Toc210432327" w:history="1">
+          <w:hyperlink w:anchor="_Toc210477882" w:history="1">
             <w:r>
               <w:rPr>
                 <w:rStyle w:val="Hyperlink"/>
@@ -887,7 +901,7 @@
                 <w:noProof/>
                 <w:webHidden/>
               </w:rPr>
-              <w:instrText xml:space="preserve"> PAGEREF _Toc210432327 \h </w:instrText>
+              <w:instrText xml:space="preserve"> PAGEREF _Toc210477882 \h </w:instrText>
             </w:r>
             <w:r>
               <w:rPr>
@@ -931,7 +945,7 @@
               <w:lang w:val="en-RU" w:eastAsia="en-GB"/>
             </w:rPr>
           </w:pPr>
-          <w:hyperlink w:anchor="_Toc210432328" w:history="1">
+          <w:hyperlink w:anchor="_Toc210477883" w:history="1">
             <w:r>
               <w:rPr>
                 <w:rStyle w:val="Hyperlink"/>
@@ -960,7 +974,7 @@
                 <w:noProof/>
                 <w:webHidden/>
               </w:rPr>
-              <w:instrText xml:space="preserve"> PAGEREF _Toc210432328 \h </w:instrText>
+              <w:instrText xml:space="preserve"> PAGEREF _Toc210477883 \h </w:instrText>
             </w:r>
             <w:r>
               <w:rPr>
@@ -1004,7 +1018,7 @@
               <w:lang w:val="en-RU" w:eastAsia="en-GB"/>
             </w:rPr>
           </w:pPr>
-          <w:hyperlink w:anchor="_Toc210432329" w:history="1">
+          <w:hyperlink w:anchor="_Toc210477884" w:history="1">
             <w:r>
               <w:rPr>
                 <w:rStyle w:val="Hyperlink"/>
@@ -1033,7 +1047,7 @@
                 <w:noProof/>
                 <w:webHidden/>
               </w:rPr>
-              <w:instrText xml:space="preserve"> PAGEREF _Toc210432329 \h </w:instrText>
+              <w:instrText xml:space="preserve"> PAGEREF _Toc210477884 \h </w:instrText>
             </w:r>
             <w:r>
               <w:rPr>
@@ -1105,7 +1119,7 @@
           <w:bCs/>
         </w:rPr>
       </w:pPr>
-      <w:bookmarkStart w:id="0" w:name="_Toc210432320"/>
+      <w:bookmarkStart w:id="0" w:name="_Toc210477875"/>
       <w:r>
         <w:rPr>
           <w:b/>
@@ -1486,7 +1500,7 @@
           <w:bCs/>
         </w:rPr>
       </w:pPr>
-      <w:bookmarkStart w:id="1" w:name="_Toc210432321"/>
+      <w:bookmarkStart w:id="1" w:name="_Toc210477876"/>
       <w:r>
         <w:rPr>
           <w:b/>
@@ -1509,7 +1523,7 @@
         <w:pStyle w:val="Heading2"/>
         <w:jc w:val="center"/>
       </w:pPr>
-      <w:bookmarkStart w:id="2" w:name="_Toc210432322"/>
+      <w:bookmarkStart w:id="2" w:name="_Toc210477877"/>
       <w:r>
         <w:t>Пункт 1</w:t>
       </w:r>
@@ -2643,7 +2657,7 @@
           <w:lang w:val="en-US"/>
         </w:rPr>
       </w:pPr>
-      <w:bookmarkStart w:id="3" w:name="_Toc210432323"/>
+      <w:bookmarkStart w:id="3" w:name="_Toc210477878"/>
       <w:r>
         <w:lastRenderedPageBreak/>
         <w:t>Пункт</w:t>
@@ -3589,7 +3603,7 @@
           <w:lang w:val="en-US"/>
         </w:rPr>
       </w:pPr>
-      <w:bookmarkStart w:id="4" w:name="_Toc210432324"/>
+      <w:bookmarkStart w:id="4" w:name="_Toc210477879"/>
       <w:r>
         <w:lastRenderedPageBreak/>
         <w:t>Пункт</w:t>
@@ -8032,7 +8046,7 @@
           <w:lang w:val="en-US"/>
         </w:rPr>
       </w:pPr>
-      <w:bookmarkStart w:id="5" w:name="_Toc210432325"/>
+      <w:bookmarkStart w:id="5" w:name="_Toc210477880"/>
       <w:r>
         <w:lastRenderedPageBreak/>
         <w:t>Пункт</w:t>
@@ -8171,7 +8185,7 @@
           <w:szCs w:val="28"/>
           <w:lang w:val="en-GB"/>
         </w:rPr>
-        <w:t xml:space="preserve"> -l lab0/*[8] 2&gt;&amp;1</w:t>
+        <w:t xml:space="preserve"> -l lab0/*[8] 2&gt;&amp;1 | sort -k1nr</w:t>
       </w:r>
     </w:p>
     <w:p>
@@ -8946,7 +8960,27 @@
           <w:szCs w:val="28"/>
           <w:lang w:val="en-GB"/>
         </w:rPr>
-        <w:t xml:space="preserve"> lab0 2&gt;/dev/null | grep "ka" | grep -v ":$" | head -n 2</w:t>
+        <w:t xml:space="preserve"> lab0 2&gt;/dev/null | grep "ka" | grep -v ":$" | sort -k5 |</w:t>
+      </w:r>
+      <w:r>
+        <w:rPr>
+          <w:rFonts w:cs="Times New Roman"/>
+          <w:color w:val="000000" w:themeColor="text1"/>
+          <w:kern w:val="0"/>
+          <w:szCs w:val="28"/>
+          <w:lang w:val="en-GB"/>
+        </w:rPr>
+        <w:t xml:space="preserve"> </w:t>
+      </w:r>
+      <w:r>
+        <w:rPr>
+          <w:rFonts w:cs="Times New Roman"/>
+          <w:color w:val="000000" w:themeColor="text1"/>
+          <w:kern w:val="0"/>
+          <w:szCs w:val="28"/>
+          <w:lang w:val="en-GB"/>
+        </w:rPr>
+        <w:t>head -n 2</w:t>
       </w:r>
     </w:p>
     <w:p>
@@ -9168,29 +9202,7 @@
     </w:p>
     <w:p>
       <w:pPr>
-        <w:tabs>
-          <w:tab w:val="left" w:pos="560"/>
-          <w:tab w:val="left" w:pos="1120"/>
-          <w:tab w:val="left" w:pos="1680"/>
-          <w:tab w:val="left" w:pos="2240"/>
-          <w:tab w:val="left" w:pos="2800"/>
-          <w:tab w:val="left" w:pos="3360"/>
-          <w:tab w:val="left" w:pos="3920"/>
-          <w:tab w:val="left" w:pos="4480"/>
-          <w:tab w:val="left" w:pos="5040"/>
-          <w:tab w:val="left" w:pos="5600"/>
-          <w:tab w:val="left" w:pos="6160"/>
-          <w:tab w:val="left" w:pos="6720"/>
-        </w:tabs>
-        <w:autoSpaceDE w:val="0"/>
-        <w:autoSpaceDN w:val="0"/>
-        <w:adjustRightInd w:val="0"/>
-        <w:spacing w:after="0" w:line="240" w:lineRule="auto"/>
-        <w:rPr>
-          <w:rFonts w:cs="Times New Roman"/>
-          <w:color w:val="000000" w:themeColor="text1"/>
-          <w:kern w:val="0"/>
-          <w:szCs w:val="28"/>
+        <w:rPr>
           <w:lang w:val="en-GB"/>
         </w:rPr>
       </w:pPr>
@@ -9246,15 +9258,28 @@
           <w:szCs w:val="28"/>
           <w:lang w:val="en-GB"/>
         </w:rPr>
-        <w:t>/log.txt | grep -v ":$"| grep "a$" | sort -k8r | tail -n 4</w:t>
-      </w:r>
-    </w:p>
-    <w:p>
-      <w:pPr>
-        <w:rPr>
-          <w:lang w:val="en-GB"/>
-        </w:rPr>
-      </w:pPr>
+        <w:t>/log.txt | grep -v / | grep -v ":$"| grep "a$" | sort -k8r | tail -n</w:t>
+      </w:r>
+      <w:r>
+        <w:rPr>
+          <w:rFonts w:cs="Times New Roman"/>
+          <w:color w:val="000000" w:themeColor="text1"/>
+          <w:kern w:val="0"/>
+          <w:szCs w:val="28"/>
+          <w:lang w:val="en-GB"/>
+        </w:rPr>
+        <w:t xml:space="preserve"> </w:t>
+      </w:r>
+      <w:r>
+        <w:rPr>
+          <w:rFonts w:cs="Times New Roman"/>
+          <w:color w:val="000000" w:themeColor="text1"/>
+          <w:kern w:val="0"/>
+          <w:szCs w:val="28"/>
+          <w:lang w:val="en-GB"/>
+        </w:rPr>
+        <w:t>4</w:t>
+      </w:r>
     </w:p>
     <w:p>
       <w:r>
@@ -9432,7 +9457,7 @@
           <w:szCs w:val="28"/>
           <w:lang w:val="en-GB"/>
         </w:rPr>
-        <w:t xml:space="preserve">       2 lab0/mothim8</w:t>
+        <w:t xml:space="preserve">      10 total</w:t>
       </w:r>
     </w:p>
     <w:p>
@@ -9463,27 +9488,15 @@
           <w:lang w:val="en-GB"/>
         </w:rPr>
       </w:pPr>
-      <w:proofErr w:type="spellStart"/>
-      <w:r>
-        <w:rPr>
-          <w:rFonts w:cs="Times New Roman"/>
-          <w:color w:val="000000"/>
-          <w:kern w:val="0"/>
-          <w:szCs w:val="28"/>
-          <w:lang w:val="en-GB"/>
-        </w:rPr>
-        <w:t>wc</w:t>
-      </w:r>
-      <w:proofErr w:type="spellEnd"/>
-      <w:r>
-        <w:rPr>
-          <w:rFonts w:cs="Times New Roman"/>
-          <w:color w:val="000000"/>
-          <w:kern w:val="0"/>
-          <w:szCs w:val="28"/>
-          <w:lang w:val="en-GB"/>
-        </w:rPr>
-        <w:t>: lab0/piloswine8: open: Permission denied</w:t>
+      <w:r>
+        <w:rPr>
+          <w:rFonts w:cs="Times New Roman"/>
+          <w:color w:val="000000"/>
+          <w:kern w:val="0"/>
+          <w:szCs w:val="28"/>
+          <w:lang w:val="en-GB"/>
+        </w:rPr>
+        <w:t xml:space="preserve">       8 lab0/snivy9_48</w:t>
       </w:r>
     </w:p>
     <w:p>
@@ -9522,7 +9535,7 @@
           <w:szCs w:val="28"/>
           <w:lang w:val="en-GB"/>
         </w:rPr>
-        <w:t xml:space="preserve">       8 lab0/snivy9_48</w:t>
+        <w:t xml:space="preserve">       2 lab0/mothim8</w:t>
       </w:r>
     </w:p>
     <w:p>
@@ -9553,15 +9566,27 @@
           <w:lang w:val="en-GB"/>
         </w:rPr>
       </w:pPr>
-      <w:r>
-        <w:rPr>
-          <w:rFonts w:cs="Times New Roman"/>
-          <w:color w:val="000000"/>
-          <w:kern w:val="0"/>
-          <w:szCs w:val="28"/>
-          <w:lang w:val="en-GB"/>
-        </w:rPr>
-        <w:t xml:space="preserve">      10 total</w:t>
+      <w:proofErr w:type="spellStart"/>
+      <w:r>
+        <w:rPr>
+          <w:rFonts w:cs="Times New Roman"/>
+          <w:color w:val="000000"/>
+          <w:kern w:val="0"/>
+          <w:szCs w:val="28"/>
+          <w:lang w:val="en-GB"/>
+        </w:rPr>
+        <w:t>wc</w:t>
+      </w:r>
+      <w:proofErr w:type="spellEnd"/>
+      <w:r>
+        <w:rPr>
+          <w:rFonts w:cs="Times New Roman"/>
+          <w:color w:val="000000"/>
+          <w:kern w:val="0"/>
+          <w:szCs w:val="28"/>
+          <w:lang w:val="en-GB"/>
+        </w:rPr>
+        <w:t>: lab0/piloswine8: open: Permission denied</w:t>
       </w:r>
     </w:p>
     <w:p>
@@ -9763,6 +9788,7 @@
           <w:szCs w:val="28"/>
           <w:lang w:val="en-GB"/>
         </w:rPr>
+        <w:lastRenderedPageBreak/>
         <w:t xml:space="preserve">-r--r-----  1 miwm64  staff   29 Oct  3 22:03 </w:t>
       </w:r>
       <w:proofErr w:type="spellStart"/>
@@ -9814,7 +9840,6 @@
           <w:szCs w:val="28"/>
           <w:lang w:val="en-GB"/>
         </w:rPr>
-        <w:lastRenderedPageBreak/>
         <w:t>total 24</w:t>
       </w:r>
     </w:p>
@@ -10098,18 +10123,18 @@
           <w:szCs w:val="28"/>
           <w:lang w:val="en-GB"/>
         </w:rPr>
-        <w:t>drwx-wx-wx</w:t>
-      </w:r>
-      <w:proofErr w:type="spellEnd"/>
-      <w:r>
-        <w:rPr>
-          <w:rFonts w:cs="Times New Roman"/>
-          <w:color w:val="000000"/>
-          <w:kern w:val="0"/>
-          <w:szCs w:val="28"/>
-          <w:lang w:val="en-GB"/>
-        </w:rPr>
-        <w:t xml:space="preserve">  3 miwm64  staff   96 Oct  3 22:03 </w:t>
+        <w:t>drwx</w:t>
+      </w:r>
+      <w:proofErr w:type="spellEnd"/>
+      <w:r>
+        <w:rPr>
+          <w:rFonts w:cs="Times New Roman"/>
+          <w:color w:val="000000"/>
+          <w:kern w:val="0"/>
+          <w:szCs w:val="28"/>
+          <w:lang w:val="en-GB"/>
+        </w:rPr>
+        <w:t xml:space="preserve">--x--x  2 miwm64  staff   64 Oct  4 14:12 </w:t>
       </w:r>
       <w:proofErr w:type="spellStart"/>
       <w:r>
@@ -10161,18 +10186,18 @@
           <w:szCs w:val="28"/>
           <w:lang w:val="en-GB"/>
         </w:rPr>
-        <w:t>drwx</w:t>
-      </w:r>
-      <w:proofErr w:type="spellEnd"/>
-      <w:r>
-        <w:rPr>
-          <w:rFonts w:cs="Times New Roman"/>
-          <w:color w:val="000000"/>
-          <w:kern w:val="0"/>
-          <w:szCs w:val="28"/>
-          <w:lang w:val="en-GB"/>
-        </w:rPr>
-        <w:t xml:space="preserve">--x--x  2 miwm64  staff   64 Oct  3 22:03 </w:t>
+        <w:t>drwx-wx-wx</w:t>
+      </w:r>
+      <w:proofErr w:type="spellEnd"/>
+      <w:r>
+        <w:rPr>
+          <w:rFonts w:cs="Times New Roman"/>
+          <w:color w:val="000000"/>
+          <w:kern w:val="0"/>
+          <w:szCs w:val="28"/>
+          <w:lang w:val="en-GB"/>
+        </w:rPr>
+        <w:t xml:space="preserve">  3 miwm64  staff   96 Oct  4 14:12 </w:t>
       </w:r>
       <w:proofErr w:type="spellStart"/>
       <w:r>
@@ -10469,6 +10494,201 @@
     </w:p>
     <w:p>
       <w:pPr>
+        <w:rPr>
+          <w:rFonts w:cs="Times New Roman"/>
+          <w:color w:val="000000"/>
+          <w:kern w:val="0"/>
+          <w:szCs w:val="28"/>
+          <w:lang w:val="en-GB"/>
+        </w:rPr>
+      </w:pPr>
+      <w:proofErr w:type="spellStart"/>
+      <w:r>
+        <w:rPr>
+          <w:rFonts w:cs="Times New Roman"/>
+          <w:color w:val="000000"/>
+          <w:kern w:val="0"/>
+          <w:szCs w:val="28"/>
+          <w:lang w:val="en-GB"/>
+        </w:rPr>
+        <w:t>drwx</w:t>
+      </w:r>
+      <w:proofErr w:type="spellEnd"/>
+      <w:r>
+        <w:rPr>
+          <w:rFonts w:cs="Times New Roman"/>
+          <w:color w:val="000000"/>
+          <w:kern w:val="0"/>
+          <w:szCs w:val="28"/>
+          <w:lang w:val="en-GB"/>
+        </w:rPr>
+        <w:t xml:space="preserve">--x--x  2 miwm64  staff   64 Oct  4 14:12 </w:t>
+      </w:r>
+      <w:proofErr w:type="spellStart"/>
+      <w:r>
+        <w:rPr>
+          <w:rFonts w:cs="Times New Roman"/>
+          <w:color w:val="000000"/>
+          <w:kern w:val="0"/>
+          <w:szCs w:val="28"/>
+          <w:lang w:val="en-GB"/>
+        </w:rPr>
+        <w:t>kadabra</w:t>
+      </w:r>
+      <w:proofErr w:type="spellEnd"/>
+    </w:p>
+    <w:p>
+      <w:pPr>
+        <w:rPr>
+          <w:rFonts w:cs="Times New Roman"/>
+          <w:color w:val="000000"/>
+          <w:kern w:val="0"/>
+          <w:szCs w:val="28"/>
+          <w:lang w:val="en-GB"/>
+        </w:rPr>
+      </w:pPr>
+      <w:proofErr w:type="spellStart"/>
+      <w:r>
+        <w:rPr>
+          <w:rFonts w:cs="Times New Roman"/>
+          <w:color w:val="000000"/>
+          <w:kern w:val="0"/>
+          <w:szCs w:val="28"/>
+          <w:lang w:val="en-GB"/>
+        </w:rPr>
+        <w:t>drwx-wx-wx</w:t>
+      </w:r>
+      <w:proofErr w:type="spellEnd"/>
+      <w:r>
+        <w:rPr>
+          <w:rFonts w:cs="Times New Roman"/>
+          <w:color w:val="000000"/>
+          <w:kern w:val="0"/>
+          <w:szCs w:val="28"/>
+          <w:lang w:val="en-GB"/>
+        </w:rPr>
+        <w:t xml:space="preserve">  3 miwm64  staff   96 Oct  4 14:12 </w:t>
+      </w:r>
+      <w:proofErr w:type="spellStart"/>
+      <w:r>
+        <w:rPr>
+          <w:rFonts w:cs="Times New Roman"/>
+          <w:color w:val="000000"/>
+          <w:kern w:val="0"/>
+          <w:szCs w:val="28"/>
+          <w:lang w:val="en-GB"/>
+        </w:rPr>
+        <w:t>kadabra</w:t>
+      </w:r>
+      <w:proofErr w:type="spellEnd"/>
+    </w:p>
+    <w:p>
+      <w:pPr>
+        <w:rPr>
+          <w:lang w:val="en-US"/>
+        </w:rPr>
+      </w:pPr>
+    </w:p>
+    <w:p>
+      <w:pPr>
+        <w:rPr>
+          <w:lang w:val="en-US"/>
+        </w:rPr>
+      </w:pPr>
+    </w:p>
+    <w:p>
+      <w:pPr>
+        <w:rPr>
+          <w:lang w:val="en-US"/>
+        </w:rPr>
+      </w:pPr>
+    </w:p>
+    <w:p>
+      <w:pPr>
+        <w:rPr>
+          <w:lang w:val="en-US"/>
+        </w:rPr>
+      </w:pPr>
+    </w:p>
+    <w:p>
+      <w:pPr>
+        <w:rPr>
+          <w:lang w:val="en-US"/>
+        </w:rPr>
+      </w:pPr>
+    </w:p>
+    <w:p>
+      <w:pPr>
+        <w:rPr>
+          <w:lang w:val="en-US"/>
+        </w:rPr>
+      </w:pPr>
+    </w:p>
+    <w:p>
+      <w:pPr>
+        <w:rPr>
+          <w:lang w:val="en-US"/>
+        </w:rPr>
+      </w:pPr>
+    </w:p>
+    <w:p>
+      <w:pPr>
+        <w:rPr>
+          <w:lang w:val="en-US"/>
+        </w:rPr>
+      </w:pPr>
+    </w:p>
+    <w:p>
+      <w:pPr>
+        <w:rPr>
+          <w:lang w:val="en-US"/>
+        </w:rPr>
+      </w:pPr>
+    </w:p>
+    <w:p>
+      <w:pPr>
+        <w:rPr>
+          <w:lang w:val="en-US"/>
+        </w:rPr>
+      </w:pPr>
+    </w:p>
+    <w:p>
+      <w:pPr>
+        <w:rPr>
+          <w:lang w:val="en-US"/>
+        </w:rPr>
+      </w:pPr>
+    </w:p>
+    <w:p>
+      <w:pPr>
+        <w:rPr>
+          <w:lang w:val="en-US"/>
+        </w:rPr>
+      </w:pPr>
+    </w:p>
+    <w:p>
+      <w:pPr>
+        <w:pStyle w:val="Heading2"/>
+        <w:jc w:val="center"/>
+        <w:rPr>
+          <w:lang w:val="en-US"/>
+        </w:rPr>
+      </w:pPr>
+      <w:bookmarkStart w:id="6" w:name="_Toc210477881"/>
+      <w:r>
+        <w:lastRenderedPageBreak/>
+        <w:t>Пункт</w:t>
+      </w:r>
+      <w:r>
+        <w:rPr>
+          <w:lang w:val="en-US"/>
+        </w:rPr>
+        <w:t xml:space="preserve"> 5</w:t>
+      </w:r>
+      <w:bookmarkEnd w:id="6"/>
+    </w:p>
+    <w:p>
+      <w:pPr>
         <w:tabs>
           <w:tab w:val="left" w:pos="560"/>
           <w:tab w:val="left" w:pos="1120"/>
@@ -10489,201 +10709,22 @@
         <w:spacing w:after="0" w:line="240" w:lineRule="auto"/>
         <w:rPr>
           <w:rFonts w:cs="Times New Roman"/>
-          <w:color w:val="000000"/>
-          <w:kern w:val="0"/>
-          <w:szCs w:val="28"/>
-          <w:lang w:val="en-GB"/>
-        </w:rPr>
-      </w:pPr>
-      <w:proofErr w:type="spellStart"/>
-      <w:r>
-        <w:rPr>
-          <w:rFonts w:cs="Times New Roman"/>
-          <w:color w:val="000000"/>
-          <w:kern w:val="0"/>
-          <w:szCs w:val="28"/>
-          <w:lang w:val="en-GB"/>
-        </w:rPr>
-        <w:t>drwx</w:t>
-      </w:r>
-      <w:proofErr w:type="spellEnd"/>
-      <w:r>
-        <w:rPr>
-          <w:rFonts w:cs="Times New Roman"/>
-          <w:color w:val="000000"/>
-          <w:kern w:val="0"/>
-          <w:szCs w:val="28"/>
-          <w:lang w:val="en-GB"/>
-        </w:rPr>
-        <w:t xml:space="preserve">--x--x  2 miwm64  staff   64 Oct  3 22:03 </w:t>
-      </w:r>
-      <w:proofErr w:type="spellStart"/>
-      <w:r>
-        <w:rPr>
-          <w:rFonts w:cs="Times New Roman"/>
-          <w:color w:val="000000"/>
-          <w:kern w:val="0"/>
-          <w:szCs w:val="28"/>
-          <w:lang w:val="en-GB"/>
-        </w:rPr>
-        <w:t>kadabra</w:t>
-      </w:r>
-      <w:proofErr w:type="spellEnd"/>
-    </w:p>
-    <w:p>
-      <w:pPr>
-        <w:rPr>
-          <w:rFonts w:cs="Times New Roman"/>
-          <w:szCs w:val="28"/>
-          <w:lang w:val="en-US"/>
-        </w:rPr>
-      </w:pPr>
-      <w:proofErr w:type="spellStart"/>
-      <w:r>
-        <w:rPr>
-          <w:rFonts w:cs="Times New Roman"/>
-          <w:color w:val="000000"/>
-          <w:kern w:val="0"/>
-          <w:szCs w:val="28"/>
-          <w:lang w:val="en-GB"/>
-        </w:rPr>
-        <w:t>drwx-wx-wx</w:t>
-      </w:r>
-      <w:proofErr w:type="spellEnd"/>
-      <w:r>
-        <w:rPr>
-          <w:rFonts w:cs="Times New Roman"/>
-          <w:color w:val="000000"/>
-          <w:kern w:val="0"/>
-          <w:szCs w:val="28"/>
-          <w:lang w:val="en-GB"/>
-        </w:rPr>
-        <w:t xml:space="preserve">  3 miwm64  staff   96 Oct  3 22:03 </w:t>
-      </w:r>
-      <w:proofErr w:type="spellStart"/>
-      <w:r>
-        <w:rPr>
-          <w:rFonts w:cs="Times New Roman"/>
-          <w:color w:val="000000"/>
-          <w:kern w:val="0"/>
-          <w:szCs w:val="28"/>
-          <w:lang w:val="en-GB"/>
-        </w:rPr>
-        <w:t>kadabra</w:t>
-      </w:r>
-      <w:proofErr w:type="spellEnd"/>
-    </w:p>
-    <w:p>
-      <w:pPr>
-        <w:rPr>
-          <w:lang w:val="en-US"/>
-        </w:rPr>
-      </w:pPr>
-    </w:p>
-    <w:p>
-      <w:pPr>
-        <w:rPr>
-          <w:lang w:val="en-US"/>
-        </w:rPr>
-      </w:pPr>
-    </w:p>
-    <w:p>
-      <w:pPr>
-        <w:rPr>
-          <w:lang w:val="en-US"/>
-        </w:rPr>
-      </w:pPr>
-    </w:p>
-    <w:p>
-      <w:pPr>
-        <w:rPr>
-          <w:lang w:val="en-US"/>
-        </w:rPr>
-      </w:pPr>
-    </w:p>
-    <w:p>
-      <w:pPr>
-        <w:rPr>
-          <w:lang w:val="en-US"/>
-        </w:rPr>
-      </w:pPr>
-    </w:p>
-    <w:p>
-      <w:pPr>
-        <w:rPr>
-          <w:lang w:val="en-US"/>
-        </w:rPr>
-      </w:pPr>
-    </w:p>
-    <w:p>
-      <w:pPr>
-        <w:rPr>
-          <w:lang w:val="en-US"/>
-        </w:rPr>
-      </w:pPr>
-    </w:p>
-    <w:p>
-      <w:pPr>
-        <w:rPr>
-          <w:lang w:val="en-US"/>
-        </w:rPr>
-      </w:pPr>
-    </w:p>
-    <w:p>
-      <w:pPr>
-        <w:rPr>
-          <w:lang w:val="en-US"/>
-        </w:rPr>
-      </w:pPr>
-    </w:p>
-    <w:p>
-      <w:pPr>
-        <w:rPr>
-          <w:lang w:val="en-US"/>
-        </w:rPr>
-      </w:pPr>
-    </w:p>
-    <w:p>
-      <w:pPr>
-        <w:rPr>
-          <w:lang w:val="en-US"/>
-        </w:rPr>
-      </w:pPr>
-    </w:p>
-    <w:p>
-      <w:pPr>
-        <w:rPr>
-          <w:lang w:val="en-US"/>
-        </w:rPr>
-      </w:pPr>
-    </w:p>
-    <w:p>
-      <w:pPr>
-        <w:rPr>
-          <w:lang w:val="en-US"/>
-        </w:rPr>
-      </w:pPr>
-    </w:p>
-    <w:p>
-      <w:pPr>
-        <w:pStyle w:val="Heading2"/>
-        <w:jc w:val="center"/>
-        <w:rPr>
-          <w:lang w:val="en-US"/>
-        </w:rPr>
-      </w:pPr>
-      <w:bookmarkStart w:id="6" w:name="_Toc210432326"/>
-      <w:r>
-        <w:lastRenderedPageBreak/>
-        <w:t>Пункт</w:t>
-      </w:r>
-      <w:r>
-        <w:rPr>
-          <w:lang w:val="en-US"/>
-        </w:rPr>
-        <w:t xml:space="preserve"> 5</w:t>
-      </w:r>
-      <w:bookmarkEnd w:id="6"/>
+          <w:color w:val="000000" w:themeColor="text1"/>
+          <w:kern w:val="0"/>
+          <w:szCs w:val="28"/>
+          <w:lang w:val="en-GB"/>
+        </w:rPr>
+      </w:pPr>
+      <w:r>
+        <w:rPr>
+          <w:rFonts w:cs="Times New Roman"/>
+          <w:color w:val="000000" w:themeColor="text1"/>
+          <w:kern w:val="0"/>
+          <w:szCs w:val="28"/>
+          <w:lang w:val="en-GB"/>
+        </w:rPr>
+        <w:t>rm lab0/snivy9</w:t>
+      </w:r>
     </w:p>
     <w:p>
       <w:pPr>
@@ -10721,8 +10762,20 @@
           <w:szCs w:val="28"/>
           <w:lang w:val="en-GB"/>
         </w:rPr>
-        <w:t>rm lab0/snivy9</w:t>
-      </w:r>
+        <w:t>rm -f lab0/elgyem3/</w:t>
+      </w:r>
+      <w:proofErr w:type="spellStart"/>
+      <w:r>
+        <w:rPr>
+          <w:rFonts w:cs="Times New Roman"/>
+          <w:color w:val="000000" w:themeColor="text1"/>
+          <w:kern w:val="0"/>
+          <w:szCs w:val="28"/>
+          <w:lang w:val="en-GB"/>
+        </w:rPr>
+        <w:t>mismagius</w:t>
+      </w:r>
+      <w:proofErr w:type="spellEnd"/>
     </w:p>
     <w:p>
       <w:pPr>
@@ -10760,20 +10813,30 @@
           <w:szCs w:val="28"/>
           <w:lang w:val="en-GB"/>
         </w:rPr>
-        <w:t>rm -f lab0/elgyem3/</w:t>
-      </w:r>
-      <w:proofErr w:type="spellStart"/>
-      <w:r>
-        <w:rPr>
-          <w:rFonts w:cs="Times New Roman"/>
-          <w:color w:val="000000" w:themeColor="text1"/>
-          <w:kern w:val="0"/>
-          <w:szCs w:val="28"/>
-          <w:lang w:val="en-GB"/>
-        </w:rPr>
-        <w:t>mismagius</w:t>
-      </w:r>
-      <w:proofErr w:type="spellEnd"/>
+        <w:t>rm lab0/elgyem3/</w:t>
+      </w:r>
+      <w:proofErr w:type="spellStart"/>
+      <w:r>
+        <w:rPr>
+          <w:rFonts w:cs="Times New Roman"/>
+          <w:color w:val="000000" w:themeColor="text1"/>
+          <w:kern w:val="0"/>
+          <w:szCs w:val="28"/>
+          <w:lang w:val="en-GB"/>
+        </w:rPr>
+        <w:t>feraligatrmoth</w:t>
+      </w:r>
+      <w:proofErr w:type="spellEnd"/>
+      <w:r>
+        <w:rPr>
+          <w:rFonts w:cs="Times New Roman"/>
+          <w:color w:val="000000" w:themeColor="text1"/>
+          <w:kern w:val="0"/>
+          <w:szCs w:val="28"/>
+          <w:lang w:val="en-GB"/>
+        </w:rPr>
+        <w:t>*</w:t>
+      </w:r>
     </w:p>
     <w:p>
       <w:pPr>
@@ -10803,37 +10866,27 @@
           <w:lang w:val="en-GB"/>
         </w:rPr>
       </w:pPr>
-      <w:r>
-        <w:rPr>
-          <w:rFonts w:cs="Times New Roman"/>
-          <w:color w:val="000000" w:themeColor="text1"/>
-          <w:kern w:val="0"/>
-          <w:szCs w:val="28"/>
-          <w:lang w:val="en-GB"/>
-        </w:rPr>
-        <w:t>rm lab0/elgyem3/</w:t>
-      </w:r>
-      <w:proofErr w:type="spellStart"/>
-      <w:r>
-        <w:rPr>
-          <w:rFonts w:cs="Times New Roman"/>
-          <w:color w:val="000000" w:themeColor="text1"/>
-          <w:kern w:val="0"/>
-          <w:szCs w:val="28"/>
-          <w:lang w:val="en-GB"/>
-        </w:rPr>
-        <w:t>feraligatrmoth</w:t>
-      </w:r>
-      <w:proofErr w:type="spellEnd"/>
-      <w:r>
-        <w:rPr>
-          <w:rFonts w:cs="Times New Roman"/>
-          <w:color w:val="000000" w:themeColor="text1"/>
-          <w:kern w:val="0"/>
-          <w:szCs w:val="28"/>
-          <w:lang w:val="en-GB"/>
-        </w:rPr>
-        <w:t>*</w:t>
+      <w:proofErr w:type="spellStart"/>
+      <w:r>
+        <w:rPr>
+          <w:rFonts w:cs="Times New Roman"/>
+          <w:color w:val="000000" w:themeColor="text1"/>
+          <w:kern w:val="0"/>
+          <w:szCs w:val="28"/>
+          <w:lang w:val="en-GB"/>
+        </w:rPr>
+        <w:t>chmod</w:t>
+      </w:r>
+      <w:proofErr w:type="spellEnd"/>
+      <w:r>
+        <w:rPr>
+          <w:rFonts w:cs="Times New Roman"/>
+          <w:color w:val="000000" w:themeColor="text1"/>
+          <w:kern w:val="0"/>
+          <w:szCs w:val="28"/>
+          <w:lang w:val="en-GB"/>
+        </w:rPr>
+        <w:t xml:space="preserve"> 777 lab0/krabby9</w:t>
       </w:r>
     </w:p>
     <w:p>
@@ -10864,27 +10917,37 @@
           <w:lang w:val="en-GB"/>
         </w:rPr>
       </w:pPr>
-      <w:proofErr w:type="spellStart"/>
-      <w:r>
-        <w:rPr>
-          <w:rFonts w:cs="Times New Roman"/>
-          <w:color w:val="000000" w:themeColor="text1"/>
-          <w:kern w:val="0"/>
-          <w:szCs w:val="28"/>
-          <w:lang w:val="en-GB"/>
-        </w:rPr>
-        <w:t>chmod</w:t>
-      </w:r>
-      <w:proofErr w:type="spellEnd"/>
-      <w:r>
-        <w:rPr>
-          <w:rFonts w:cs="Times New Roman"/>
-          <w:color w:val="000000" w:themeColor="text1"/>
-          <w:kern w:val="0"/>
-          <w:szCs w:val="28"/>
-          <w:lang w:val="en-GB"/>
-        </w:rPr>
-        <w:t xml:space="preserve"> 777 lab0/krabby9</w:t>
+      <w:r>
+        <w:rPr>
+          <w:rFonts w:cs="Times New Roman"/>
+          <w:color w:val="000000" w:themeColor="text1"/>
+          <w:kern w:val="0"/>
+          <w:szCs w:val="28"/>
+          <w:lang w:val="en-GB"/>
+        </w:rPr>
+        <w:t>rm lab0/krabby9/</w:t>
+      </w:r>
+      <w:proofErr w:type="spellStart"/>
+      <w:r>
+        <w:rPr>
+          <w:rFonts w:cs="Times New Roman"/>
+          <w:color w:val="000000" w:themeColor="text1"/>
+          <w:kern w:val="0"/>
+          <w:szCs w:val="28"/>
+          <w:lang w:val="en-GB"/>
+        </w:rPr>
+        <w:t>eeveesni</w:t>
+      </w:r>
+      <w:proofErr w:type="spellEnd"/>
+      <w:r>
+        <w:rPr>
+          <w:rFonts w:cs="Times New Roman"/>
+          <w:color w:val="000000" w:themeColor="text1"/>
+          <w:kern w:val="0"/>
+          <w:szCs w:val="28"/>
+          <w:lang w:val="en-GB"/>
+        </w:rPr>
+        <w:t>*</w:t>
       </w:r>
     </w:p>
     <w:p>
@@ -10915,37 +10978,47 @@
           <w:lang w:val="en-GB"/>
         </w:rPr>
       </w:pPr>
-      <w:r>
-        <w:rPr>
-          <w:rFonts w:cs="Times New Roman"/>
-          <w:color w:val="000000" w:themeColor="text1"/>
-          <w:kern w:val="0"/>
-          <w:szCs w:val="28"/>
-          <w:lang w:val="en-GB"/>
-        </w:rPr>
-        <w:t>rm lab0/krabby9/</w:t>
-      </w:r>
-      <w:proofErr w:type="spellStart"/>
-      <w:r>
-        <w:rPr>
-          <w:rFonts w:cs="Times New Roman"/>
-          <w:color w:val="000000" w:themeColor="text1"/>
-          <w:kern w:val="0"/>
-          <w:szCs w:val="28"/>
-          <w:lang w:val="en-GB"/>
-        </w:rPr>
-        <w:t>eeveesni</w:t>
-      </w:r>
-      <w:proofErr w:type="spellEnd"/>
-      <w:r>
-        <w:rPr>
-          <w:rFonts w:cs="Times New Roman"/>
-          <w:color w:val="000000" w:themeColor="text1"/>
-          <w:kern w:val="0"/>
-          <w:szCs w:val="28"/>
-          <w:lang w:val="en-GB"/>
-        </w:rPr>
-        <w:t>*</w:t>
+      <w:proofErr w:type="spellStart"/>
+      <w:r>
+        <w:rPr>
+          <w:rFonts w:cs="Times New Roman"/>
+          <w:color w:val="000000" w:themeColor="text1"/>
+          <w:kern w:val="0"/>
+          <w:szCs w:val="28"/>
+          <w:lang w:val="en-GB"/>
+        </w:rPr>
+        <w:t>chmod</w:t>
+      </w:r>
+      <w:proofErr w:type="spellEnd"/>
+      <w:r>
+        <w:rPr>
+          <w:rFonts w:cs="Times New Roman"/>
+          <w:color w:val="000000" w:themeColor="text1"/>
+          <w:kern w:val="0"/>
+          <w:szCs w:val="28"/>
+          <w:lang w:val="en-GB"/>
+        </w:rPr>
+        <w:t xml:space="preserve"> </w:t>
+      </w:r>
+      <w:r>
+        <w:rPr>
+          <w:rFonts w:cs="Times New Roman"/>
+          <w:color w:val="000000" w:themeColor="text1"/>
+          <w:kern w:val="0"/>
+          <w:szCs w:val="28"/>
+          <w:lang w:val="en-GB"/>
+        </w:rPr>
+        <w:t>35</w:t>
+      </w:r>
+      <w:r>
+        <w:rPr>
+          <w:rFonts w:cs="Times New Roman"/>
+          <w:color w:val="000000" w:themeColor="text1"/>
+          <w:kern w:val="0"/>
+          <w:szCs w:val="28"/>
+          <w:lang w:val="en-GB"/>
+        </w:rPr>
+        <w:t>7 lab0/krabby9</w:t>
       </w:r>
     </w:p>
     <w:p>
@@ -10976,77 +11049,6 @@
           <w:lang w:val="en-GB"/>
         </w:rPr>
       </w:pPr>
-      <w:proofErr w:type="spellStart"/>
-      <w:r>
-        <w:rPr>
-          <w:rFonts w:cs="Times New Roman"/>
-          <w:color w:val="000000" w:themeColor="text1"/>
-          <w:kern w:val="0"/>
-          <w:szCs w:val="28"/>
-          <w:lang w:val="en-GB"/>
-        </w:rPr>
-        <w:t>chmod</w:t>
-      </w:r>
-      <w:proofErr w:type="spellEnd"/>
-      <w:r>
-        <w:rPr>
-          <w:rFonts w:cs="Times New Roman"/>
-          <w:color w:val="000000" w:themeColor="text1"/>
-          <w:kern w:val="0"/>
-          <w:szCs w:val="28"/>
-          <w:lang w:val="en-GB"/>
-        </w:rPr>
-        <w:t xml:space="preserve"> </w:t>
-      </w:r>
-      <w:r>
-        <w:rPr>
-          <w:rFonts w:cs="Times New Roman"/>
-          <w:color w:val="000000" w:themeColor="text1"/>
-          <w:kern w:val="0"/>
-          <w:szCs w:val="28"/>
-          <w:lang w:val="en-GB"/>
-        </w:rPr>
-        <w:t>35</w:t>
-      </w:r>
-      <w:r>
-        <w:rPr>
-          <w:rFonts w:cs="Times New Roman"/>
-          <w:color w:val="000000" w:themeColor="text1"/>
-          <w:kern w:val="0"/>
-          <w:szCs w:val="28"/>
-          <w:lang w:val="en-GB"/>
-        </w:rPr>
-        <w:t>7 lab0/krabby9</w:t>
-      </w:r>
-    </w:p>
-    <w:p>
-      <w:pPr>
-        <w:tabs>
-          <w:tab w:val="left" w:pos="560"/>
-          <w:tab w:val="left" w:pos="1120"/>
-          <w:tab w:val="left" w:pos="1680"/>
-          <w:tab w:val="left" w:pos="2240"/>
-          <w:tab w:val="left" w:pos="2800"/>
-          <w:tab w:val="left" w:pos="3360"/>
-          <w:tab w:val="left" w:pos="3920"/>
-          <w:tab w:val="left" w:pos="4480"/>
-          <w:tab w:val="left" w:pos="5040"/>
-          <w:tab w:val="left" w:pos="5600"/>
-          <w:tab w:val="left" w:pos="6160"/>
-          <w:tab w:val="left" w:pos="6720"/>
-        </w:tabs>
-        <w:autoSpaceDE w:val="0"/>
-        <w:autoSpaceDN w:val="0"/>
-        <w:adjustRightInd w:val="0"/>
-        <w:spacing w:after="0" w:line="240" w:lineRule="auto"/>
-        <w:rPr>
-          <w:rFonts w:cs="Times New Roman"/>
-          <w:color w:val="000000" w:themeColor="text1"/>
-          <w:kern w:val="0"/>
-          <w:szCs w:val="28"/>
-          <w:lang w:val="en-GB"/>
-        </w:rPr>
-      </w:pPr>
       <w:r>
         <w:rPr>
           <w:rFonts w:cs="Times New Roman"/>
@@ -11104,10 +11106,7 @@
     </w:p>
     <w:p>
       <w:r>
-        <w:t>Временно были</w:t>
-      </w:r>
-      <w:r>
-        <w:t xml:space="preserve"> изменены права доступа к </w:t>
+        <w:t xml:space="preserve">Временно были изменены права доступа к </w:t>
       </w:r>
       <w:r>
         <w:rPr>
@@ -11130,10 +11129,7 @@
         <w:t xml:space="preserve">9, </w:t>
       </w:r>
       <w:r>
-        <w:t xml:space="preserve">иначе </w:t>
-      </w:r>
-      <w:r>
-        <w:t>маска не сработала бы</w:t>
+        <w:t>иначе маска не сработала бы</w:t>
       </w:r>
       <w:r>
         <w:t>:</w:t>
@@ -11251,37 +11247,19 @@
         <w:jc w:val="center"/>
       </w:pPr>
     </w:p>
-    <w:p>
-      <w:pPr>
-        <w:rPr>
-          <w:lang w:val="en-US"/>
-        </w:rPr>
-      </w:pPr>
-    </w:p>
-    <w:p>
-      <w:pPr>
-        <w:rPr>
-          <w:lang w:val="en-US"/>
-        </w:rPr>
-      </w:pPr>
-    </w:p>
+    <w:p/>
+    <w:p/>
     <w:p>
       <w:pPr>
         <w:pStyle w:val="Heading2"/>
         <w:jc w:val="center"/>
-        <w:rPr>
-          <w:lang w:val="en-GB"/>
-        </w:rPr>
-      </w:pPr>
-      <w:bookmarkStart w:id="7" w:name="_Toc210432327"/>
+      </w:pPr>
+      <w:bookmarkStart w:id="7" w:name="_Toc210477882"/>
       <w:r>
         <w:lastRenderedPageBreak/>
         <w:t>Итоговый</w:t>
       </w:r>
       <w:r>
-        <w:rPr>
-          <w:lang w:val="en-GB"/>
-        </w:rPr>
         <w:t xml:space="preserve"> </w:t>
       </w:r>
       <w:r>
@@ -11289,13 +11267,7 @@
       </w:r>
       <w:bookmarkEnd w:id="7"/>
     </w:p>
-    <w:p>
-      <w:pPr>
-        <w:rPr>
-          <w:lang w:val="en-GB"/>
-        </w:rPr>
-      </w:pPr>
-    </w:p>
+    <w:p/>
     <w:p>
       <w:pPr>
         <w:ind w:firstLine="709"/>
@@ -11326,7 +11298,19 @@
           <w:rPr>
             <w:rStyle w:val="Hyperlink"/>
           </w:rPr>
-          <w:t>https://github.com/Miwm64/itmo_cse/tree/master/</w:t>
+          <w:t>https://github.com/Miwm64/itmo_cse/tr</w:t>
+        </w:r>
+        <w:r>
+          <w:rPr>
+            <w:rStyle w:val="Hyperlink"/>
+          </w:rPr>
+          <w:t>e</w:t>
+        </w:r>
+        <w:r>
+          <w:rPr>
+            <w:rStyle w:val="Hyperlink"/>
+          </w:rPr>
+          <w:t>e/master/</w:t>
         </w:r>
         <w:proofErr w:type="spellStart"/>
         <w:r>
@@ -11484,7 +11468,7 @@
           <w:bCs/>
         </w:rPr>
       </w:pPr>
-      <w:bookmarkStart w:id="8" w:name="_Toc210432328"/>
+      <w:bookmarkStart w:id="8" w:name="_Toc210477883"/>
       <w:r>
         <w:rPr>
           <w:b/>
@@ -11571,7 +11555,7 @@
           <w:bCs/>
         </w:rPr>
       </w:pPr>
-      <w:bookmarkStart w:id="9" w:name="_Toc210432329"/>
+      <w:bookmarkStart w:id="9" w:name="_Toc210477884"/>
       <w:r>
         <w:rPr>
           <w:b/>

--- a/fopa/lab1/report.docx
+++ b/fopa/lab1/report.docx
@@ -9225,7 +9225,27 @@
           <w:szCs w:val="28"/>
           <w:lang w:val="en-GB"/>
         </w:rPr>
-        <w:t>lR</w:t>
+        <w:t>l</w:t>
+      </w:r>
+      <w:r>
+        <w:rPr>
+          <w:rFonts w:cs="Times New Roman"/>
+          <w:color w:val="000000" w:themeColor="text1"/>
+          <w:kern w:val="0"/>
+          <w:szCs w:val="28"/>
+          <w:lang w:val="en-GB"/>
+        </w:rPr>
+        <w:t>p</w:t>
+      </w:r>
+      <w:r>
+        <w:rPr>
+          <w:rFonts w:cs="Times New Roman"/>
+          <w:color w:val="000000" w:themeColor="text1"/>
+          <w:kern w:val="0"/>
+          <w:szCs w:val="28"/>
+          <w:lang w:val="en-GB"/>
+        </w:rPr>
+        <w:t>R</w:t>
       </w:r>
       <w:proofErr w:type="spellEnd"/>
       <w:r>
